--- a/internal_doc/05.测试设计/story/lob/Story-LobRandomWrite测试设计.docx
+++ b/internal_doc/05.测试设计/story/lob/Story-LobRandomWrite测试设计.docx
@@ -5455,7 +5455,7 @@
       <w:pPr>
         <w:spacing w:line="276" w:lineRule="auto"/>
         <w:rPr>
-          <w:rFonts w:ascii="Arial" w:hAnsi="Arial" w:cs="Arial" w:hint="eastAsia"/>
+          <w:rFonts w:ascii="Arial" w:hAnsi="Arial" w:cs="Arial"/>
         </w:rPr>
       </w:pPr>
       <w:r>
@@ -5587,10 +5587,10 @@
             <v:path o:extrusionok="f" gradientshapeok="t" o:connecttype="rect"/>
             <o:lock v:ext="edit" aspectratio="t"/>
           </v:shapetype>
-          <v:shape id="_x0000_i1025" type="#_x0000_t75" style="width:308pt;height:534pt" o:ole="">
+          <v:shape id="_x0000_i1025" type="#_x0000_t75" style="width:308.25pt;height:534pt" o:ole="">
             <v:imagedata r:id="rId11" o:title=""/>
           </v:shape>
-          <o:OLEObject Type="Embed" ProgID="Visio.Drawing.11" ShapeID="_x0000_i1025" DrawAspect="Content" ObjectID="_1570961078" r:id="rId12"/>
+          <o:OLEObject Type="Embed" ProgID="Visio.Drawing.11" ShapeID="_x0000_i1025" DrawAspect="Content" ObjectID="_1570978807" r:id="rId12"/>
         </w:object>
       </w:r>
     </w:p>
@@ -5665,10 +5665,10 @@
       </w:pPr>
       <w:r>
         <w:object w:dxaOrig="7426" w:dyaOrig="7538">
-          <v:shape id="_x0000_i1026" type="#_x0000_t75" style="width:371.35pt;height:376.65pt" o:ole="">
+          <v:shape id="_x0000_i1026" type="#_x0000_t75" style="width:371.25pt;height:376.5pt" o:ole="">
             <v:imagedata r:id="rId13" o:title=""/>
           </v:shape>
-          <o:OLEObject Type="Embed" ProgID="Visio.Drawing.11" ShapeID="_x0000_i1026" DrawAspect="Content" ObjectID="_1570961079" r:id="rId14"/>
+          <o:OLEObject Type="Embed" ProgID="Visio.Drawing.11" ShapeID="_x0000_i1026" DrawAspect="Content" ObjectID="_1570978808" r:id="rId14"/>
         </w:object>
       </w:r>
     </w:p>
@@ -5771,10 +5771,10 @@
       </w:pPr>
       <w:r>
         <w:object w:dxaOrig="9693" w:dyaOrig="14059">
-          <v:shape id="_x0000_i1027" type="#_x0000_t75" style="width:420pt;height:608.65pt" o:ole="">
+          <v:shape id="_x0000_i1027" type="#_x0000_t75" style="width:420pt;height:609pt" o:ole="">
             <v:imagedata r:id="rId15" o:title=""/>
           </v:shape>
-          <o:OLEObject Type="Embed" ProgID="Visio.Drawing.11" ShapeID="_x0000_i1027" DrawAspect="Content" ObjectID="_1570961080" r:id="rId16"/>
+          <o:OLEObject Type="Embed" ProgID="Visio.Drawing.11" ShapeID="_x0000_i1027" DrawAspect="Content" ObjectID="_1570978809" r:id="rId16"/>
         </w:object>
       </w:r>
       <w:r>
@@ -5810,10 +5810,10 @@
       </w:pPr>
       <w:r>
         <w:object w:dxaOrig="7537" w:dyaOrig="15759">
-          <v:shape id="_x0000_i1028" type="#_x0000_t75" style="width:296.65pt;height:619.35pt" o:ole="">
+          <v:shape id="_x0000_i1028" type="#_x0000_t75" style="width:296.25pt;height:619.5pt" o:ole="">
             <v:imagedata r:id="rId17" o:title=""/>
           </v:shape>
-          <o:OLEObject Type="Embed" ProgID="Visio.Drawing.11" ShapeID="_x0000_i1028" DrawAspect="Content" ObjectID="_1570961081" r:id="rId18"/>
+          <o:OLEObject Type="Embed" ProgID="Visio.Drawing.11" ShapeID="_x0000_i1028" DrawAspect="Content" ObjectID="_1570978810" r:id="rId18"/>
         </w:object>
       </w:r>
     </w:p>
@@ -5900,10 +5900,10 @@
       </w:pPr>
       <w:r>
         <w:object w:dxaOrig="9693" w:dyaOrig="14625">
-          <v:shape id="_x0000_i1029" type="#_x0000_t75" style="width:388pt;height:585.35pt" o:ole="">
+          <v:shape id="_x0000_i1029" type="#_x0000_t75" style="width:387.75pt;height:585pt" o:ole="">
             <v:imagedata r:id="rId19" o:title=""/>
           </v:shape>
-          <o:OLEObject Type="Embed" ProgID="Visio.Drawing.11" ShapeID="_x0000_i1029" DrawAspect="Content" ObjectID="_1570961082" r:id="rId20"/>
+          <o:OLEObject Type="Embed" ProgID="Visio.Drawing.11" ShapeID="_x0000_i1029" DrawAspect="Content" ObjectID="_1570978811" r:id="rId20"/>
         </w:object>
       </w:r>
     </w:p>
@@ -5961,10 +5961,10 @@
       </w:pPr>
       <w:r>
         <w:object w:dxaOrig="9693" w:dyaOrig="12783">
-          <v:shape id="_x0000_i1030" type="#_x0000_t75" style="width:420pt;height:553.35pt" o:ole="">
+          <v:shape id="_x0000_i1030" type="#_x0000_t75" style="width:420pt;height:553.5pt" o:ole="">
             <v:imagedata r:id="rId21" o:title=""/>
           </v:shape>
-          <o:OLEObject Type="Embed" ProgID="Visio.Drawing.11" ShapeID="_x0000_i1030" DrawAspect="Content" ObjectID="_1570961083" r:id="rId22"/>
+          <o:OLEObject Type="Embed" ProgID="Visio.Drawing.11" ShapeID="_x0000_i1030" DrawAspect="Content" ObjectID="_1570978812" r:id="rId22"/>
         </w:object>
       </w:r>
     </w:p>
@@ -6155,16 +6155,19 @@
         <w:ind w:firstLineChars="0"/>
       </w:pPr>
       <w:r>
-        <w:rPr>
-          <w:rFonts w:hint="eastAsia"/>
-        </w:rPr>
-        <w:t>排他模式读写</w:t>
-      </w:r>
-      <w:r>
-        <w:rPr>
-          <w:rFonts w:hint="eastAsia"/>
-        </w:rPr>
-        <w:t>lob</w:t>
+        <w:t>L</w:t>
+      </w:r>
+      <w:r>
+        <w:rPr>
+          <w:rFonts w:hint="eastAsia"/>
+        </w:rPr>
+        <w:t>ob</w:t>
+      </w:r>
+      <w:r>
+        <w:rPr>
+          <w:rFonts w:hint="eastAsia"/>
+        </w:rPr>
+        <w:t>读写删操作基本功能</w:t>
       </w:r>
     </w:p>
     <w:p>
@@ -6347,6 +6350,7 @@
         </w:rPr>
       </w:pPr>
       <w:bookmarkStart w:id="14" w:name="_Toc430105225"/>
+      <w:commentRangeStart w:id="15"/>
       <w:r>
         <w:rPr>
           <w:rFonts w:ascii="Arial" w:cs="Arial"/>
@@ -6358,6 +6362,16 @@
           <w:rFonts w:ascii="Arial" w:cs="Arial"/>
         </w:rPr>
         <w:t>分析和设计</w:t>
+      </w:r>
+      <w:commentRangeEnd w:id="15"/>
+      <w:r>
+        <w:rPr>
+          <w:rStyle w:val="CommentReference"/>
+          <w:rFonts w:asciiTheme="minorHAnsi" w:eastAsiaTheme="minorEastAsia" w:hAnsiTheme="minorHAnsi" w:cstheme="minorBidi"/>
+          <w:bCs w:val="0"/>
+          <w:snapToGrid/>
+        </w:rPr>
+        <w:commentReference w:id="15"/>
       </w:r>
       <w:r>
         <w:rPr>
@@ -6748,6 +6762,9 @@
         </w:numPr>
         <w:spacing w:line="276" w:lineRule="auto"/>
         <w:ind w:firstLineChars="0"/>
+        <w:rPr>
+          <w:rFonts w:hint="eastAsia"/>
+        </w:rPr>
       </w:pPr>
       <w:r>
         <w:rPr>
@@ -6766,6 +6783,56 @@
           <w:rFonts w:hint="eastAsia"/>
         </w:rPr>
         <w:t>时并发读</w:t>
+      </w:r>
+    </w:p>
+    <w:p>
+      <w:pPr>
+        <w:pStyle w:val="ListParagraph"/>
+        <w:numPr>
+          <w:ilvl w:val="0"/>
+          <w:numId w:val="36"/>
+        </w:numPr>
+        <w:spacing w:line="276" w:lineRule="auto"/>
+        <w:ind w:firstLineChars="0"/>
+      </w:pPr>
+      <w:r>
+        <w:t>S</w:t>
+      </w:r>
+      <w:r>
+        <w:rPr>
+          <w:rFonts w:hint="eastAsia"/>
+        </w:rPr>
+        <w:t>eek</w:t>
+      </w:r>
+      <w:r>
+        <w:rPr>
+          <w:rFonts w:hint="eastAsia"/>
+        </w:rPr>
+        <w:t>写入</w:t>
+      </w:r>
+      <w:r>
+        <w:rPr>
+          <w:rFonts w:hint="eastAsia"/>
+        </w:rPr>
+        <w:t>lob</w:t>
+      </w:r>
+      <w:r>
+        <w:rPr>
+          <w:rFonts w:hint="eastAsia"/>
+        </w:rPr>
+        <w:t>（</w:t>
+      </w:r>
+      <w:r>
+        <w:rPr>
+          <w:rFonts w:hint="eastAsia"/>
+        </w:rPr>
+        <w:t>seek</w:t>
+      </w:r>
+      <w:r>
+        <w:rPr>
+          <w:rFonts w:hint="eastAsia"/>
+        </w:rPr>
+        <w:t>起始值、中间值）</w:t>
       </w:r>
     </w:p>
     <w:p>
@@ -6850,29 +6917,11 @@
         </w:rPr>
         <w:t>lob</w:t>
       </w:r>
-    </w:p>
-    <w:p>
-      <w:pPr>
-        <w:pStyle w:val="ListParagraph"/>
-        <w:widowControl/>
-        <w:numPr>
-          <w:ilvl w:val="0"/>
-          <w:numId w:val="36"/>
-        </w:numPr>
-        <w:spacing w:line="276" w:lineRule="auto"/>
-        <w:ind w:left="840" w:firstLineChars="0" w:firstLine="0"/>
-      </w:pPr>
-      <w:r>
-        <w:rPr>
-          <w:rFonts w:hint="eastAsia"/>
-        </w:rPr>
-        <w:t>删除失败回滚</w:t>
-      </w:r>
-      <w:r>
-        <w:rPr>
-          <w:rFonts w:hint="eastAsia"/>
-        </w:rPr>
-        <w:t>lob</w:t>
+      <w:r>
+        <w:rPr>
+          <w:rFonts w:hint="eastAsia"/>
+        </w:rPr>
+        <w:t>（删除失败不可用）</w:t>
       </w:r>
     </w:p>
     <w:p>
@@ -6949,7 +6998,19 @@
         <w:rPr>
           <w:rFonts w:hint="eastAsia"/>
         </w:rPr>
-        <w:t>对象在关闭后，可再次打开写入数据，可指定锁定数据段范围写入、覆盖写入；加锁写入数据位置包括起始位置、中间位置、结束位置；写入数据序列包括连续数据、不连续数据端；写操作时可</w:t>
+        <w:t>对象在关闭后，可再次打开写入数据，可指定锁定数据段范围写入、覆盖写入；加锁写入数据位置包括起始</w:t>
+      </w:r>
+      <w:r>
+        <w:rPr>
+          <w:rFonts w:hint="eastAsia"/>
+        </w:rPr>
+        <w:t>位置、中间位置、结束位置；写入数据序列包括连续数据、不连续数据块</w:t>
+      </w:r>
+      <w:r>
+        <w:rPr>
+          <w:rFonts w:hint="eastAsia"/>
+        </w:rPr>
+        <w:t>；写操作时可</w:t>
       </w:r>
       <w:r>
         <w:rPr>
@@ -7719,35 +7780,111 @@
     </w:p>
     <w:p>
       <w:pPr>
+        <w:pStyle w:val="ListParagraph"/>
+        <w:numPr>
+          <w:ilvl w:val="0"/>
+          <w:numId w:val="37"/>
+        </w:numPr>
         <w:spacing w:line="276" w:lineRule="auto"/>
-      </w:pPr>
-      <w:r>
-        <w:rPr>
-          <w:rFonts w:hint="eastAsia"/>
-        </w:rPr>
-        <w:t xml:space="preserve">    4</w:t>
-      </w:r>
-      <w:r>
-        <w:rPr>
-          <w:rFonts w:hint="eastAsia"/>
-        </w:rPr>
-        <w:t>、</w:t>
-      </w:r>
-      <w:r>
-        <w:rPr>
-          <w:rFonts w:hint="eastAsia"/>
-        </w:rPr>
-        <w:t>lob</w:t>
-      </w:r>
-      <w:r>
-        <w:rPr>
-          <w:rFonts w:hint="eastAsia"/>
-        </w:rPr>
-        <w:t>基本</w:t>
+        <w:ind w:firstLineChars="0"/>
+        <w:rPr>
+          <w:rFonts w:hint="eastAsia"/>
+        </w:rPr>
+      </w:pPr>
+      <w:r>
+        <w:rPr>
+          <w:rFonts w:hint="eastAsia"/>
+        </w:rPr>
+        <w:t>锁多次写入</w:t>
       </w:r>
     </w:p>
     <w:p>
       <w:pPr>
+        <w:pStyle w:val="ListParagraph"/>
+        <w:spacing w:line="276" w:lineRule="auto"/>
+        <w:ind w:left="780" w:firstLineChars="0" w:firstLine="0"/>
+        <w:rPr>
+          <w:rFonts w:hint="eastAsia"/>
+        </w:rPr>
+      </w:pPr>
+      <w:r>
+        <w:rPr>
+          <w:rFonts w:hint="eastAsia"/>
+        </w:rPr>
+        <w:t>锁多个数据范围，再执行</w:t>
+      </w:r>
+      <w:r>
+        <w:rPr>
+          <w:rFonts w:hint="eastAsia"/>
+        </w:rPr>
+        <w:t>write</w:t>
+      </w:r>
+      <w:r>
+        <w:rPr>
+          <w:rFonts w:hint="eastAsia"/>
+        </w:rPr>
+        <w:t>，覆盖锁连续数据块、不连续数据块</w:t>
+      </w:r>
+    </w:p>
+    <w:p>
+      <w:pPr>
+        <w:pStyle w:val="ListParagraph"/>
+        <w:numPr>
+          <w:ilvl w:val="0"/>
+          <w:numId w:val="37"/>
+        </w:numPr>
+        <w:spacing w:line="276" w:lineRule="auto"/>
+        <w:ind w:firstLineChars="0"/>
+        <w:rPr>
+          <w:rFonts w:hint="eastAsia"/>
+        </w:rPr>
+      </w:pPr>
+      <w:r>
+        <w:rPr>
+          <w:rFonts w:hint="eastAsia"/>
+        </w:rPr>
+        <w:t>锁范围有交集</w:t>
+      </w:r>
+    </w:p>
+    <w:p>
+      <w:pPr>
+        <w:pStyle w:val="ListParagraph"/>
+        <w:spacing w:line="276" w:lineRule="auto"/>
+        <w:ind w:left="780" w:firstLineChars="0" w:firstLine="0"/>
+      </w:pPr>
+      <w:r>
+        <w:rPr>
+          <w:rFonts w:hint="eastAsia"/>
+        </w:rPr>
+        <w:t>分别验证锁多次写入、重复多次</w:t>
+      </w:r>
+      <w:r>
+        <w:rPr>
+          <w:rFonts w:hint="eastAsia"/>
+        </w:rPr>
+        <w:t>lock</w:t>
+      </w:r>
+      <w:r>
+        <w:rPr>
+          <w:rFonts w:hint="eastAsia"/>
+        </w:rPr>
+        <w:t>后</w:t>
+      </w:r>
+      <w:r>
+        <w:rPr>
+          <w:rFonts w:hint="eastAsia"/>
+        </w:rPr>
+        <w:t>write</w:t>
+      </w:r>
+      <w:r>
+        <w:rPr>
+          <w:rFonts w:hint="eastAsia"/>
+        </w:rPr>
+        <w:t>操作</w:t>
+      </w:r>
+    </w:p>
+    <w:p>
+      <w:pPr>
         <w:spacing w:line="276" w:lineRule="auto"/>
         <w:ind w:firstLine="420"/>
       </w:pPr>
@@ -7860,7 +7997,45 @@
         <w:rPr>
           <w:rFonts w:hint="eastAsia"/>
         </w:rPr>
-        <w:t>、读取空切片数据（全部为空切片、包含空切片），结合</w:t>
+        <w:t>、</w:t>
+      </w:r>
+      <w:commentRangeStart w:id="16"/>
+      <w:r>
+        <w:rPr>
+          <w:rFonts w:hint="eastAsia"/>
+        </w:rPr>
+        <w:t>读取一段数据</w:t>
+      </w:r>
+      <w:commentRangeEnd w:id="16"/>
+      <w:r>
+        <w:rPr>
+          <w:rStyle w:val="CommentReference"/>
+        </w:rPr>
+        <w:commentReference w:id="16"/>
+      </w:r>
+      <w:r>
+        <w:rPr>
+          <w:rFonts w:hint="eastAsia"/>
+        </w:rPr>
+        <w:t>（全部是</w:t>
+      </w:r>
+      <w:r>
+        <w:rPr>
+          <w:rFonts w:hint="eastAsia"/>
+        </w:rPr>
+        <w:t>空切片、包含</w:t>
+      </w:r>
+      <w:r>
+        <w:rPr>
+          <w:rFonts w:hint="eastAsia"/>
+        </w:rPr>
+        <w:t>部分</w:t>
+      </w:r>
+      <w:r>
+        <w:rPr>
+          <w:rFonts w:hint="eastAsia"/>
+        </w:rPr>
+        <w:t>空切片），结合</w:t>
       </w:r>
       <w:r>
         <w:rPr>
@@ -7902,6 +8077,7 @@
         <w:rPr>
           <w:rFonts w:hint="eastAsia"/>
         </w:rPr>
+        <w:lastRenderedPageBreak/>
         <w:t>4</w:t>
       </w:r>
       <w:r>
@@ -8036,7 +8212,6 @@
         <w:rPr>
           <w:rFonts w:hint="eastAsia"/>
         </w:rPr>
-        <w:lastRenderedPageBreak/>
         <w:t>并发读写</w:t>
       </w:r>
       <w:r>
@@ -8139,7 +8314,13 @@
         <w:rPr>
           <w:rFonts w:hint="eastAsia"/>
         </w:rPr>
-        <w:t>对象的数据端，锁数据段方式包括两种：使用</w:t>
+        <w:t>对象的数据块</w:t>
+      </w:r>
+      <w:r>
+        <w:rPr>
+          <w:rFonts w:hint="eastAsia"/>
+        </w:rPr>
+        <w:t>，锁数据段方式包括两种：使用</w:t>
       </w:r>
       <w:r>
         <w:rPr>
@@ -8701,7 +8882,7 @@
         <w:rPr>
           <w:rFonts w:hint="eastAsia"/>
         </w:rPr>
-        <w:t>对象中新建</w:t>
+        <w:t>对象中重现打开</w:t>
       </w:r>
       <w:r>
         <w:rPr>
@@ -8713,7 +8894,7 @@
         <w:rPr>
           <w:rFonts w:hint="eastAsia"/>
         </w:rPr>
-        <w:t>全量覆盖所有场景，重现打开</w:t>
+        <w:t>全量覆盖所有场景，新建</w:t>
       </w:r>
       <w:r>
         <w:rPr>
@@ -9038,6 +9219,7 @@
         <w:rPr>
           <w:rFonts w:hint="eastAsia"/>
         </w:rPr>
+        <w:lastRenderedPageBreak/>
         <w:t>覆盖写</w:t>
       </w:r>
       <w:r>
@@ -9121,7 +9303,6 @@
         <w:rPr>
           <w:rFonts w:hint="eastAsia"/>
         </w:rPr>
-        <w:lastRenderedPageBreak/>
         <w:t>并发读操作时异常</w:t>
       </w:r>
     </w:p>
@@ -9180,7 +9361,7 @@
           <w:rFonts w:ascii="Arial" w:hAnsi="Arial" w:cs="Arial"/>
         </w:rPr>
       </w:pPr>
-      <w:bookmarkStart w:id="15" w:name="_Toc430105226"/>
+      <w:bookmarkStart w:id="17" w:name="_Toc430105226"/>
       <w:r>
         <w:rPr>
           <w:rFonts w:ascii="Arial" w:hAnsi="Arial" w:cs="Arial"/>
@@ -9193,7 +9374,7 @@
         </w:rPr>
         <w:t>分析和设计</w:t>
       </w:r>
-      <w:bookmarkEnd w:id="15"/>
+      <w:bookmarkEnd w:id="17"/>
     </w:p>
     <w:p>
       <w:pPr>
@@ -9227,14 +9408,14 @@
           <w:rFonts w:ascii="Arial" w:hAnsi="Arial" w:cs="Arial"/>
         </w:rPr>
       </w:pPr>
-      <w:bookmarkStart w:id="16" w:name="_Toc430105227"/>
+      <w:bookmarkStart w:id="18" w:name="_Toc430105227"/>
       <w:r>
         <w:rPr>
           <w:rFonts w:ascii="Arial" w:hAnsi="Arial" w:cs="Arial"/>
         </w:rPr>
         <w:t>兼容性分析和设计</w:t>
       </w:r>
-      <w:bookmarkEnd w:id="16"/>
+      <w:bookmarkEnd w:id="18"/>
     </w:p>
     <w:p>
       <w:pPr>
@@ -9318,13 +9499,31 @@
     </w:p>
     <w:p>
       <w:pPr>
+        <w:pStyle w:val="ListParagraph"/>
+        <w:ind w:left="1080" w:firstLineChars="0" w:firstLine="0"/>
+      </w:pPr>
+      <w:r>
+        <w:rPr>
+          <w:rFonts w:hint="eastAsia"/>
+        </w:rPr>
+        <w:t>升级版本考虑</w:t>
+      </w:r>
+      <w:r>
+        <w:rPr>
+          <w:rFonts w:hint="eastAsia"/>
+        </w:rPr>
+        <w:t>1.12.6/2.6.4/2.8.3</w:t>
+      </w:r>
+    </w:p>
+    <w:p>
+      <w:pPr>
         <w:pStyle w:val="Heading3"/>
         <w:spacing w:line="276" w:lineRule="auto"/>
         <w:rPr>
           <w:rFonts w:ascii="Arial" w:hAnsi="Arial" w:cs="Arial"/>
         </w:rPr>
       </w:pPr>
-      <w:bookmarkStart w:id="17" w:name="_Toc430105228"/>
+      <w:bookmarkStart w:id="19" w:name="_Toc430105228"/>
       <w:r>
         <w:rPr>
           <w:rFonts w:ascii="Arial" w:hAnsi="Arial" w:cs="Arial"/>
@@ -9343,7 +9542,7 @@
         </w:rPr>
         <w:t>和特性交互分析和设计</w:t>
       </w:r>
-      <w:bookmarkEnd w:id="17"/>
+      <w:bookmarkEnd w:id="19"/>
     </w:p>
     <w:p>
       <w:pPr>
@@ -9389,20 +9588,56 @@
     </w:p>
     <w:p>
       <w:pPr>
+        <w:spacing w:line="276" w:lineRule="auto"/>
+        <w:ind w:firstLine="420"/>
+      </w:pPr>
+      <w:r>
+        <w:rPr>
+          <w:rFonts w:hint="eastAsia"/>
+        </w:rPr>
+        <w:t>本次优化</w:t>
+      </w:r>
+      <w:r>
+        <w:rPr>
+          <w:rFonts w:hint="eastAsia"/>
+        </w:rPr>
+        <w:t>lob</w:t>
+      </w:r>
+      <w:r>
+        <w:rPr>
+          <w:rFonts w:hint="eastAsia"/>
+        </w:rPr>
+        <w:t>同步日志功能，可结合日志导出工具验证</w:t>
+      </w:r>
+      <w:r>
+        <w:rPr>
+          <w:rFonts w:hint="eastAsia"/>
+        </w:rPr>
+        <w:t>lob</w:t>
+      </w:r>
+      <w:r>
+        <w:rPr>
+          <w:rFonts w:hint="eastAsia"/>
+        </w:rPr>
+        <w:t>日志信息。</w:t>
+      </w:r>
+    </w:p>
+    <w:p>
+      <w:pPr>
         <w:pStyle w:val="Heading2"/>
         <w:spacing w:line="276" w:lineRule="auto"/>
         <w:rPr>
           <w:rFonts w:cs="Arial"/>
         </w:rPr>
       </w:pPr>
-      <w:bookmarkStart w:id="18" w:name="_Toc430105229"/>
+      <w:bookmarkStart w:id="20" w:name="_Toc430105229"/>
       <w:r>
         <w:rPr>
           <w:rFonts w:cs="Arial"/>
         </w:rPr>
         <w:t>可测试性分析</w:t>
       </w:r>
-      <w:bookmarkEnd w:id="18"/>
+      <w:bookmarkEnd w:id="20"/>
     </w:p>
     <w:p>
       <w:pPr>
@@ -9412,14 +9647,14 @@
           <w:rFonts w:cs="Arial"/>
         </w:rPr>
       </w:pPr>
-      <w:bookmarkStart w:id="19" w:name="_Toc430105230"/>
+      <w:bookmarkStart w:id="21" w:name="_Toc430105230"/>
       <w:r>
         <w:rPr>
           <w:rFonts w:cs="Arial"/>
         </w:rPr>
         <w:t>自动化分析和设计</w:t>
       </w:r>
-      <w:bookmarkEnd w:id="19"/>
+      <w:bookmarkEnd w:id="21"/>
     </w:p>
     <w:p>
       <w:pPr>
@@ -9471,14 +9706,15 @@
           <w:rFonts w:cs="Arial"/>
         </w:rPr>
       </w:pPr>
-      <w:bookmarkStart w:id="20" w:name="_Toc430105231"/>
+      <w:bookmarkStart w:id="22" w:name="_Toc430105231"/>
       <w:r>
         <w:rPr>
           <w:rFonts w:cs="Arial"/>
         </w:rPr>
+        <w:lastRenderedPageBreak/>
         <w:t>详细测试方法</w:t>
       </w:r>
-      <w:bookmarkEnd w:id="20"/>
+      <w:bookmarkEnd w:id="22"/>
     </w:p>
     <w:p>
       <w:pPr>
@@ -9488,14 +9724,14 @@
           <w:rFonts w:ascii="Arial" w:hAnsi="Arial" w:cs="Arial"/>
         </w:rPr>
       </w:pPr>
-      <w:bookmarkStart w:id="21" w:name="_Toc430105232"/>
+      <w:bookmarkStart w:id="23" w:name="_Toc430105232"/>
       <w:r>
         <w:rPr>
           <w:rFonts w:ascii="Arial" w:hAnsi="Arial" w:cs="Arial"/>
         </w:rPr>
         <w:t>详细设计</w:t>
       </w:r>
-      <w:bookmarkEnd w:id="21"/>
+      <w:bookmarkEnd w:id="23"/>
     </w:p>
     <w:p>
       <w:pPr>
@@ -9529,8 +9765,8 @@
       <w:tblGrid>
         <w:gridCol w:w="1330"/>
         <w:gridCol w:w="2615"/>
-        <w:gridCol w:w="2540"/>
-        <w:gridCol w:w="1617"/>
+        <w:gridCol w:w="1980"/>
+        <w:gridCol w:w="2177"/>
       </w:tblGrid>
       <w:tr>
         <w:tc>
@@ -9609,7 +9845,7 @@
         </w:tc>
         <w:tc>
           <w:tcPr>
-            <w:tcW w:w="2540" w:type="dxa"/>
+            <w:tcW w:w="1980" w:type="dxa"/>
             <w:shd w:val="clear" w:color="auto" w:fill="B3B3B3"/>
           </w:tcPr>
           <w:p>
@@ -9646,7 +9882,7 @@
         </w:tc>
         <w:tc>
           <w:tcPr>
-            <w:tcW w:w="1617" w:type="dxa"/>
+            <w:tcW w:w="2177" w:type="dxa"/>
             <w:shd w:val="clear" w:color="auto" w:fill="B3B3B3"/>
           </w:tcPr>
           <w:p>
@@ -9690,7 +9926,6 @@
                 <w:noProof/>
                 <w:color w:val="auto"/>
               </w:rPr>
-              <w:lastRenderedPageBreak/>
               <w:t>Remark</w:t>
             </w:r>
           </w:p>
@@ -9715,6 +9950,24 @@
                 <w:color w:val="auto"/>
               </w:rPr>
             </w:pPr>
+            <w:r>
+              <w:rPr>
+                <w:rFonts w:cs="Times New Roman" w:hint="eastAsia"/>
+                <w:i w:val="0"/>
+                <w:noProof/>
+                <w:color w:val="auto"/>
+              </w:rPr>
+              <w:t>排它模式读写删</w:t>
+            </w:r>
+            <w:r>
+              <w:rPr>
+                <w:rFonts w:cs="Times New Roman" w:hint="eastAsia"/>
+                <w:i w:val="0"/>
+                <w:noProof/>
+                <w:color w:val="auto"/>
+              </w:rPr>
+              <w:t>lob</w:t>
+            </w:r>
           </w:p>
         </w:tc>
         <w:tc>
@@ -9733,11 +9986,47 @@
                 <w:color w:val="auto"/>
               </w:rPr>
             </w:pPr>
-          </w:p>
-        </w:tc>
-        <w:tc>
-          <w:tcPr>
-            <w:tcW w:w="2540" w:type="dxa"/>
+            <w:r>
+              <w:rPr>
+                <w:rFonts w:cs="Times New Roman" w:hint="eastAsia"/>
+                <w:i w:val="0"/>
+                <w:noProof/>
+                <w:color w:val="auto"/>
+              </w:rPr>
+              <w:t>写</w:t>
+            </w:r>
+            <w:r>
+              <w:rPr>
+                <w:rFonts w:cs="Times New Roman" w:hint="eastAsia"/>
+                <w:i w:val="0"/>
+                <w:noProof/>
+                <w:color w:val="auto"/>
+              </w:rPr>
+              <w:t>lob</w:t>
+            </w:r>
+            <w:r>
+              <w:rPr>
+                <w:rFonts w:cs="Times New Roman" w:hint="eastAsia"/>
+                <w:i w:val="0"/>
+                <w:noProof/>
+                <w:color w:val="auto"/>
+              </w:rPr>
+              <w:t>时并发读</w:t>
+            </w:r>
+            <w:r>
+              <w:rPr>
+                <w:rFonts w:cs="Times New Roman" w:hint="eastAsia"/>
+                <w:i w:val="0"/>
+                <w:noProof/>
+                <w:color w:val="auto"/>
+              </w:rPr>
+              <w:t>lob</w:t>
+            </w:r>
+          </w:p>
+        </w:tc>
+        <w:tc>
+          <w:tcPr>
+            <w:tcW w:w="1980" w:type="dxa"/>
           </w:tcPr>
           <w:p>
             <w:pPr>
@@ -9751,11 +10040,38 @@
                 <w:color w:val="auto"/>
               </w:rPr>
             </w:pPr>
-          </w:p>
-        </w:tc>
-        <w:tc>
-          <w:tcPr>
-            <w:tcW w:w="1617" w:type="dxa"/>
+            <w:r>
+              <w:rPr>
+                <w:rFonts w:cs="Times New Roman" w:hint="eastAsia"/>
+                <w:i w:val="0"/>
+                <w:noProof/>
+                <w:color w:val="auto"/>
+              </w:rPr>
+              <w:t>读</w:t>
+            </w:r>
+            <w:r>
+              <w:rPr>
+                <w:rFonts w:cs="Times New Roman" w:hint="eastAsia"/>
+                <w:i w:val="0"/>
+                <w:noProof/>
+                <w:color w:val="auto"/>
+              </w:rPr>
+              <w:t>lob</w:t>
+            </w:r>
+            <w:r>
+              <w:rPr>
+                <w:rFonts w:cs="Times New Roman" w:hint="eastAsia"/>
+                <w:i w:val="0"/>
+                <w:noProof/>
+                <w:color w:val="auto"/>
+              </w:rPr>
+              <w:t>失败</w:t>
+            </w:r>
+          </w:p>
+        </w:tc>
+        <w:tc>
+          <w:tcPr>
+            <w:tcW w:w="2177" w:type="dxa"/>
           </w:tcPr>
           <w:p>
             <w:pPr>
@@ -9809,11 +10125,29 @@
                 <w:color w:val="auto"/>
               </w:rPr>
             </w:pPr>
-          </w:p>
-        </w:tc>
-        <w:tc>
-          <w:tcPr>
-            <w:tcW w:w="2540" w:type="dxa"/>
+            <w:r>
+              <w:rPr>
+                <w:rFonts w:cs="Times New Roman" w:hint="eastAsia"/>
+                <w:i w:val="0"/>
+                <w:noProof/>
+                <w:color w:val="auto"/>
+              </w:rPr>
+              <w:t>加锁写入</w:t>
+            </w:r>
+            <w:r>
+              <w:rPr>
+                <w:rFonts w:cs="Times New Roman" w:hint="eastAsia"/>
+                <w:i w:val="0"/>
+                <w:noProof/>
+                <w:color w:val="auto"/>
+              </w:rPr>
+              <w:t>lob</w:t>
+            </w:r>
+          </w:p>
+        </w:tc>
+        <w:tc>
+          <w:tcPr>
+            <w:tcW w:w="1980" w:type="dxa"/>
           </w:tcPr>
           <w:p>
             <w:pPr>
@@ -9827,11 +10161,20 @@
                 <w:color w:val="auto"/>
               </w:rPr>
             </w:pPr>
-          </w:p>
-        </w:tc>
-        <w:tc>
-          <w:tcPr>
-            <w:tcW w:w="1617" w:type="dxa"/>
+            <w:r>
+              <w:rPr>
+                <w:rFonts w:cs="Times New Roman" w:hint="eastAsia"/>
+                <w:i w:val="0"/>
+                <w:noProof/>
+                <w:color w:val="auto"/>
+              </w:rPr>
+              <w:t>写入成功，加锁不影响写入</w:t>
+            </w:r>
+          </w:p>
+        </w:tc>
+        <w:tc>
+          <w:tcPr>
+            <w:tcW w:w="2177" w:type="dxa"/>
           </w:tcPr>
           <w:p>
             <w:pPr>
@@ -9845,6 +10188,15 @@
                 <w:color w:val="365F91"/>
               </w:rPr>
             </w:pPr>
+            <w:r>
+              <w:rPr>
+                <w:rFonts w:cs="Times New Roman" w:hint="eastAsia"/>
+                <w:i w:val="0"/>
+                <w:noProof/>
+                <w:color w:val="365F91"/>
+              </w:rPr>
+              <w:t>该模式下加锁失效</w:t>
+            </w:r>
           </w:p>
         </w:tc>
       </w:tr>
@@ -9879,17 +10231,53 @@
               <w:spacing w:line="240" w:lineRule="auto"/>
               <w:ind w:firstLine="0"/>
               <w:rPr>
+                <w:rFonts w:cs="Times New Roman" w:hint="eastAsia"/>
+                <w:i w:val="0"/>
+                <w:noProof/>
+                <w:color w:val="auto"/>
+              </w:rPr>
+            </w:pPr>
+            <w:r>
+              <w:rPr>
                 <w:rFonts w:cs="Times New Roman"/>
                 <w:i w:val="0"/>
                 <w:noProof/>
                 <w:color w:val="auto"/>
               </w:rPr>
-            </w:pPr>
-          </w:p>
-        </w:tc>
-        <w:tc>
-          <w:tcPr>
-            <w:tcW w:w="2540" w:type="dxa"/>
+              <w:t>S</w:t>
+            </w:r>
+            <w:r>
+              <w:rPr>
+                <w:rFonts w:cs="Times New Roman" w:hint="eastAsia"/>
+                <w:i w:val="0"/>
+                <w:noProof/>
+                <w:color w:val="auto"/>
+              </w:rPr>
+              <w:t>eek</w:t>
+            </w:r>
+            <w:r>
+              <w:rPr>
+                <w:rFonts w:cs="Times New Roman" w:hint="eastAsia"/>
+                <w:i w:val="0"/>
+                <w:noProof/>
+                <w:color w:val="auto"/>
+              </w:rPr>
+              <w:t>指定偏移写</w:t>
+            </w:r>
+            <w:r>
+              <w:rPr>
+                <w:rFonts w:cs="Times New Roman" w:hint="eastAsia"/>
+                <w:i w:val="0"/>
+                <w:noProof/>
+                <w:color w:val="auto"/>
+              </w:rPr>
+              <w:t>lob</w:t>
+            </w:r>
+          </w:p>
+        </w:tc>
+        <w:tc>
+          <w:tcPr>
+            <w:tcW w:w="1980" w:type="dxa"/>
           </w:tcPr>
           <w:p>
             <w:pPr>
@@ -9897,17 +10285,44 @@
               <w:spacing w:line="240" w:lineRule="auto"/>
               <w:ind w:firstLine="0"/>
               <w:rPr>
-                <w:rFonts w:cs="Times New Roman"/>
-                <w:i w:val="0"/>
-                <w:noProof/>
-                <w:color w:val="auto"/>
-              </w:rPr>
-            </w:pPr>
-          </w:p>
-        </w:tc>
-        <w:tc>
-          <w:tcPr>
-            <w:tcW w:w="1617" w:type="dxa"/>
+                <w:rFonts w:cs="Times New Roman" w:hint="eastAsia"/>
+                <w:i w:val="0"/>
+                <w:noProof/>
+                <w:color w:val="auto"/>
+              </w:rPr>
+            </w:pPr>
+            <w:r>
+              <w:rPr>
+                <w:rFonts w:cs="Times New Roman" w:hint="eastAsia"/>
+                <w:i w:val="0"/>
+                <w:noProof/>
+                <w:color w:val="auto"/>
+              </w:rPr>
+              <w:t>写</w:t>
+            </w:r>
+            <w:r>
+              <w:rPr>
+                <w:rFonts w:cs="Times New Roman" w:hint="eastAsia"/>
+                <w:i w:val="0"/>
+                <w:noProof/>
+                <w:color w:val="auto"/>
+              </w:rPr>
+              <w:t>lob</w:t>
+            </w:r>
+            <w:r>
+              <w:rPr>
+                <w:rFonts w:cs="Times New Roman" w:hint="eastAsia"/>
+                <w:i w:val="0"/>
+                <w:noProof/>
+                <w:color w:val="auto"/>
+              </w:rPr>
+              <w:t>成功</w:t>
+            </w:r>
+          </w:p>
+        </w:tc>
+        <w:tc>
+          <w:tcPr>
+            <w:tcW w:w="2177" w:type="dxa"/>
           </w:tcPr>
           <w:p>
             <w:pPr>
@@ -9915,7 +10330,7 @@
               <w:spacing w:line="240" w:lineRule="auto"/>
               <w:ind w:firstLine="0"/>
               <w:rPr>
-                <w:rFonts w:cs="Times New Roman"/>
+                <w:rFonts w:cs="Times New Roman" w:hint="eastAsia"/>
                 <w:i w:val="0"/>
                 <w:noProof/>
                 <w:color w:val="365F91"/>
@@ -9961,11 +10376,38 @@
                 <w:color w:val="auto"/>
               </w:rPr>
             </w:pPr>
-          </w:p>
-        </w:tc>
-        <w:tc>
-          <w:tcPr>
-            <w:tcW w:w="2540" w:type="dxa"/>
+            <w:r>
+              <w:rPr>
+                <w:rFonts w:cs="Times New Roman" w:hint="eastAsia"/>
+                <w:i w:val="0"/>
+                <w:noProof/>
+                <w:color w:val="auto"/>
+              </w:rPr>
+              <w:t>删除</w:t>
+            </w:r>
+            <w:r>
+              <w:rPr>
+                <w:rFonts w:cs="Times New Roman" w:hint="eastAsia"/>
+                <w:i w:val="0"/>
+                <w:noProof/>
+                <w:color w:val="auto"/>
+              </w:rPr>
+              <w:t>lob</w:t>
+            </w:r>
+            <w:r>
+              <w:rPr>
+                <w:rFonts w:cs="Times New Roman" w:hint="eastAsia"/>
+                <w:i w:val="0"/>
+                <w:noProof/>
+                <w:color w:val="auto"/>
+              </w:rPr>
+              <w:t>时执行查询操作</w:t>
+            </w:r>
+          </w:p>
+        </w:tc>
+        <w:tc>
+          <w:tcPr>
+            <w:tcW w:w="1980" w:type="dxa"/>
           </w:tcPr>
           <w:p>
             <w:pPr>
@@ -9979,11 +10421,20 @@
                 <w:color w:val="auto"/>
               </w:rPr>
             </w:pPr>
-          </w:p>
-        </w:tc>
-        <w:tc>
-          <w:tcPr>
-            <w:tcW w:w="1617" w:type="dxa"/>
+            <w:r>
+              <w:rPr>
+                <w:rFonts w:cs="Times New Roman" w:hint="eastAsia"/>
+                <w:i w:val="0"/>
+                <w:noProof/>
+                <w:color w:val="auto"/>
+              </w:rPr>
+              <w:t>删除成功，查询失败</w:t>
+            </w:r>
+          </w:p>
+        </w:tc>
+        <w:tc>
+          <w:tcPr>
+            <w:tcW w:w="2177" w:type="dxa"/>
           </w:tcPr>
           <w:p>
             <w:pPr>
@@ -9994,13 +10445,16 @@
                 <w:rFonts w:cs="Times New Roman"/>
                 <w:i w:val="0"/>
                 <w:noProof/>
-                <w:color w:val="auto"/>
+                <w:color w:val="365F91"/>
               </w:rPr>
             </w:pPr>
           </w:p>
         </w:tc>
       </w:tr>
       <w:tr>
+        <w:trPr>
+          <w:trHeight w:val="228"/>
+        </w:trPr>
         <w:tc>
           <w:tcPr>
             <w:tcW w:w="1330" w:type="dxa"/>
@@ -10037,11 +10491,38 @@
                 <w:color w:val="auto"/>
               </w:rPr>
             </w:pPr>
-          </w:p>
-        </w:tc>
-        <w:tc>
-          <w:tcPr>
-            <w:tcW w:w="2540" w:type="dxa"/>
+            <w:r>
+              <w:rPr>
+                <w:rFonts w:cs="Times New Roman" w:hint="eastAsia"/>
+                <w:i w:val="0"/>
+                <w:noProof/>
+                <w:color w:val="auto"/>
+              </w:rPr>
+              <w:t>删除</w:t>
+            </w:r>
+            <w:r>
+              <w:rPr>
+                <w:rFonts w:cs="Times New Roman" w:hint="eastAsia"/>
+                <w:i w:val="0"/>
+                <w:noProof/>
+                <w:color w:val="auto"/>
+              </w:rPr>
+              <w:t>lob</w:t>
+            </w:r>
+            <w:r>
+              <w:rPr>
+                <w:rFonts w:cs="Times New Roman" w:hint="eastAsia"/>
+                <w:i w:val="0"/>
+                <w:noProof/>
+                <w:color w:val="auto"/>
+              </w:rPr>
+              <w:t>时执行写入操作</w:t>
+            </w:r>
+          </w:p>
+        </w:tc>
+        <w:tc>
+          <w:tcPr>
+            <w:tcW w:w="1980" w:type="dxa"/>
           </w:tcPr>
           <w:p>
             <w:pPr>
@@ -10055,11 +10536,20 @@
                 <w:color w:val="auto"/>
               </w:rPr>
             </w:pPr>
-          </w:p>
-        </w:tc>
-        <w:tc>
-          <w:tcPr>
-            <w:tcW w:w="1617" w:type="dxa"/>
+            <w:r>
+              <w:rPr>
+                <w:rFonts w:cs="Times New Roman" w:hint="eastAsia"/>
+                <w:i w:val="0"/>
+                <w:noProof/>
+                <w:color w:val="auto"/>
+              </w:rPr>
+              <w:t>删除成功，写入失败</w:t>
+            </w:r>
+          </w:p>
+        </w:tc>
+        <w:tc>
+          <w:tcPr>
+            <w:tcW w:w="2177" w:type="dxa"/>
           </w:tcPr>
           <w:p>
             <w:pPr>
@@ -10070,7 +10560,7 @@
                 <w:rFonts w:cs="Times New Roman"/>
                 <w:i w:val="0"/>
                 <w:noProof/>
-                <w:color w:val="365F91"/>
+                <w:color w:val="auto"/>
               </w:rPr>
             </w:pPr>
           </w:p>
@@ -10110,14 +10600,32 @@
                 <w:rFonts w:cs="Times New Roman"/>
                 <w:i w:val="0"/>
                 <w:noProof/>
-                <w:color w:val="365F91" w:themeColor="accent1" w:themeShade="BF"/>
-              </w:rPr>
-            </w:pPr>
-          </w:p>
-        </w:tc>
-        <w:tc>
-          <w:tcPr>
-            <w:tcW w:w="2540" w:type="dxa"/>
+                <w:color w:val="auto"/>
+              </w:rPr>
+            </w:pPr>
+            <w:r>
+              <w:rPr>
+                <w:rFonts w:cs="Times New Roman" w:hint="eastAsia"/>
+                <w:i w:val="0"/>
+                <w:noProof/>
+                <w:color w:val="auto"/>
+              </w:rPr>
+              <w:t>删除不可用</w:t>
+            </w:r>
+            <w:r>
+              <w:rPr>
+                <w:rFonts w:cs="Times New Roman" w:hint="eastAsia"/>
+                <w:i w:val="0"/>
+                <w:noProof/>
+                <w:color w:val="auto"/>
+              </w:rPr>
+              <w:t>lob</w:t>
+            </w:r>
+          </w:p>
+        </w:tc>
+        <w:tc>
+          <w:tcPr>
+            <w:tcW w:w="1980" w:type="dxa"/>
           </w:tcPr>
           <w:p>
             <w:pPr>
@@ -10128,14 +10636,23 @@
                 <w:rFonts w:cs="Times New Roman"/>
                 <w:i w:val="0"/>
                 <w:noProof/>
-                <w:color w:val="365F91" w:themeColor="accent1" w:themeShade="BF"/>
-              </w:rPr>
-            </w:pPr>
-          </w:p>
-        </w:tc>
-        <w:tc>
-          <w:tcPr>
-            <w:tcW w:w="1617" w:type="dxa"/>
+                <w:color w:val="auto"/>
+              </w:rPr>
+            </w:pPr>
+            <w:r>
+              <w:rPr>
+                <w:rFonts w:cs="Times New Roman" w:hint="eastAsia"/>
+                <w:i w:val="0"/>
+                <w:noProof/>
+                <w:color w:val="auto"/>
+              </w:rPr>
+              <w:t>删除成功</w:t>
+            </w:r>
+          </w:p>
+        </w:tc>
+        <w:tc>
+          <w:tcPr>
+            <w:tcW w:w="2177" w:type="dxa"/>
           </w:tcPr>
           <w:p>
             <w:pPr>
@@ -10146,9 +10663,36 @@
                 <w:rFonts w:cs="Times New Roman"/>
                 <w:i w:val="0"/>
                 <w:noProof/>
-                <w:color w:val="365F91" w:themeColor="accent1" w:themeShade="BF"/>
-              </w:rPr>
-            </w:pPr>
+                <w:color w:val="365F91"/>
+              </w:rPr>
+            </w:pPr>
+            <w:r>
+              <w:rPr>
+                <w:rFonts w:cs="Times New Roman" w:hint="eastAsia"/>
+                <w:i w:val="0"/>
+                <w:noProof/>
+                <w:color w:val="365F91"/>
+              </w:rPr>
+              <w:t>lob</w:t>
+            </w:r>
+            <w:r>
+              <w:rPr>
+                <w:rFonts w:cs="Times New Roman" w:hint="eastAsia"/>
+                <w:i w:val="0"/>
+                <w:noProof/>
+                <w:color w:val="365F91"/>
+              </w:rPr>
+              <w:t>状态为</w:t>
+            </w:r>
+            <w:r>
+              <w:rPr>
+                <w:rFonts w:cs="Times New Roman" w:hint="eastAsia"/>
+                <w:i w:val="0"/>
+                <w:noProof/>
+                <w:color w:val="365F91"/>
+              </w:rPr>
+              <w:t>false</w:t>
+            </w:r>
           </w:p>
         </w:tc>
       </w:tr>
@@ -10189,11 +10733,29 @@
                 <w:color w:val="auto"/>
               </w:rPr>
             </w:pPr>
-          </w:p>
-        </w:tc>
-        <w:tc>
-          <w:tcPr>
-            <w:tcW w:w="2540" w:type="dxa"/>
+            <w:r>
+              <w:rPr>
+                <w:rFonts w:cs="Times New Roman" w:hint="eastAsia"/>
+                <w:i w:val="0"/>
+                <w:noProof/>
+                <w:color w:val="auto"/>
+              </w:rPr>
+              <w:t>删除失败回滚</w:t>
+            </w:r>
+            <w:r>
+              <w:rPr>
+                <w:rFonts w:cs="Times New Roman" w:hint="eastAsia"/>
+                <w:i w:val="0"/>
+                <w:noProof/>
+                <w:color w:val="auto"/>
+              </w:rPr>
+              <w:t>lob</w:t>
+            </w:r>
+          </w:p>
+        </w:tc>
+        <w:tc>
+          <w:tcPr>
+            <w:tcW w:w="1980" w:type="dxa"/>
           </w:tcPr>
           <w:p>
             <w:pPr>
@@ -10207,11 +10769,20 @@
                 <w:color w:val="auto"/>
               </w:rPr>
             </w:pPr>
-          </w:p>
-        </w:tc>
-        <w:tc>
-          <w:tcPr>
-            <w:tcW w:w="1617" w:type="dxa"/>
+            <w:r>
+              <w:rPr>
+                <w:rFonts w:cs="Times New Roman" w:hint="eastAsia"/>
+                <w:i w:val="0"/>
+                <w:noProof/>
+                <w:color w:val="auto"/>
+              </w:rPr>
+              <w:t>删除失败后执行回滚操作</w:t>
+            </w:r>
+          </w:p>
+        </w:tc>
+        <w:tc>
+          <w:tcPr>
+            <w:tcW w:w="2177" w:type="dxa"/>
           </w:tcPr>
           <w:p>
             <w:pPr>
@@ -10225,6 +10796,199 @@
                 <w:color w:val="365F91" w:themeColor="accent1" w:themeShade="BF"/>
               </w:rPr>
             </w:pPr>
+            <w:r>
+              <w:rPr>
+                <w:rFonts w:cs="Times New Roman" w:hint="eastAsia"/>
+                <w:i w:val="0"/>
+                <w:noProof/>
+                <w:color w:val="365F91" w:themeColor="accent1" w:themeShade="BF"/>
+              </w:rPr>
+              <w:t>补充验证回滚</w:t>
+            </w:r>
+          </w:p>
+        </w:tc>
+      </w:tr>
+      <w:tr>
+        <w:tc>
+          <w:tcPr>
+            <w:tcW w:w="1330" w:type="dxa"/>
+            <w:vMerge w:val="restart"/>
+            <w:shd w:val="clear" w:color="auto" w:fill="auto"/>
+          </w:tcPr>
+          <w:p>
+            <w:pPr>
+              <w:pStyle w:val="aa"/>
+              <w:spacing w:line="240" w:lineRule="auto"/>
+              <w:ind w:firstLine="0"/>
+              <w:rPr>
+                <w:rFonts w:cs="Times New Roman"/>
+                <w:i w:val="0"/>
+                <w:noProof/>
+                <w:color w:val="auto"/>
+              </w:rPr>
+            </w:pPr>
+            <w:r>
+              <w:rPr>
+                <w:rFonts w:cs="Times New Roman" w:hint="eastAsia"/>
+                <w:i w:val="0"/>
+                <w:noProof/>
+                <w:color w:val="auto"/>
+              </w:rPr>
+              <w:t>重新打开</w:t>
+            </w:r>
+            <w:r>
+              <w:rPr>
+                <w:rFonts w:cs="Times New Roman" w:hint="eastAsia"/>
+                <w:i w:val="0"/>
+                <w:noProof/>
+                <w:color w:val="auto"/>
+              </w:rPr>
+              <w:t>lob</w:t>
+            </w:r>
+            <w:r>
+              <w:rPr>
+                <w:rFonts w:cs="Times New Roman" w:hint="eastAsia"/>
+                <w:i w:val="0"/>
+                <w:noProof/>
+                <w:color w:val="auto"/>
+              </w:rPr>
+              <w:t>读写</w:t>
+            </w:r>
+          </w:p>
+        </w:tc>
+        <w:tc>
+          <w:tcPr>
+            <w:tcW w:w="2615" w:type="dxa"/>
+          </w:tcPr>
+          <w:p>
+            <w:pPr>
+              <w:pStyle w:val="aa"/>
+              <w:spacing w:line="240" w:lineRule="auto"/>
+              <w:ind w:firstLine="0"/>
+              <w:rPr>
+                <w:rFonts w:cs="Times New Roman"/>
+                <w:i w:val="0"/>
+                <w:noProof/>
+                <w:color w:val="auto"/>
+              </w:rPr>
+            </w:pPr>
+            <w:r>
+              <w:rPr>
+                <w:rFonts w:cs="Times New Roman" w:hint="eastAsia"/>
+                <w:i w:val="0"/>
+                <w:noProof/>
+                <w:color w:val="auto"/>
+              </w:rPr>
+              <w:t>不加锁写入</w:t>
+            </w:r>
+          </w:p>
+        </w:tc>
+        <w:tc>
+          <w:tcPr>
+            <w:tcW w:w="1980" w:type="dxa"/>
+          </w:tcPr>
+          <w:p>
+            <w:pPr>
+              <w:pStyle w:val="aa"/>
+              <w:spacing w:line="240" w:lineRule="auto"/>
+              <w:ind w:firstLine="0"/>
+              <w:rPr>
+                <w:rFonts w:cs="Times New Roman"/>
+                <w:i w:val="0"/>
+                <w:noProof/>
+                <w:color w:val="auto"/>
+              </w:rPr>
+            </w:pPr>
+            <w:r>
+              <w:rPr>
+                <w:rFonts w:cs="Times New Roman" w:hint="eastAsia"/>
+                <w:i w:val="0"/>
+                <w:noProof/>
+                <w:color w:val="auto"/>
+              </w:rPr>
+              <w:t>默认写整个</w:t>
+            </w:r>
+            <w:r>
+              <w:rPr>
+                <w:rFonts w:cs="Times New Roman" w:hint="eastAsia"/>
+                <w:i w:val="0"/>
+                <w:noProof/>
+                <w:color w:val="auto"/>
+              </w:rPr>
+              <w:t>lob</w:t>
+            </w:r>
+            <w:r>
+              <w:rPr>
+                <w:rFonts w:cs="Times New Roman" w:hint="eastAsia"/>
+                <w:i w:val="0"/>
+                <w:noProof/>
+                <w:color w:val="auto"/>
+              </w:rPr>
+              <w:t>文件</w:t>
+            </w:r>
+          </w:p>
+        </w:tc>
+        <w:tc>
+          <w:tcPr>
+            <w:tcW w:w="2177" w:type="dxa"/>
+          </w:tcPr>
+          <w:p>
+            <w:pPr>
+              <w:pStyle w:val="aa"/>
+              <w:spacing w:line="240" w:lineRule="auto"/>
+              <w:ind w:firstLine="0"/>
+              <w:rPr>
+                <w:rFonts w:cs="Times New Roman"/>
+                <w:i w:val="0"/>
+                <w:noProof/>
+                <w:color w:val="auto"/>
+              </w:rPr>
+            </w:pPr>
+            <w:r>
+              <w:rPr>
+                <w:rFonts w:cs="Times New Roman"/>
+                <w:i w:val="0"/>
+                <w:noProof/>
+                <w:color w:val="auto"/>
+              </w:rPr>
+              <w:t>L</w:t>
+            </w:r>
+            <w:r>
+              <w:rPr>
+                <w:rFonts w:cs="Times New Roman" w:hint="eastAsia"/>
+                <w:i w:val="0"/>
+                <w:noProof/>
+                <w:color w:val="auto"/>
+              </w:rPr>
+              <w:t>ob</w:t>
+            </w:r>
+            <w:r>
+              <w:rPr>
+                <w:rFonts w:cs="Times New Roman" w:hint="eastAsia"/>
+                <w:i w:val="0"/>
+                <w:noProof/>
+                <w:color w:val="auto"/>
+              </w:rPr>
+              <w:t>范围覆盖部分数据、全部</w:t>
+            </w:r>
+            <w:r>
+              <w:rPr>
+                <w:rFonts w:cs="Times New Roman" w:hint="eastAsia"/>
+                <w:i w:val="0"/>
+                <w:noProof/>
+                <w:color w:val="auto"/>
+              </w:rPr>
+              <w:t>lob</w:t>
+            </w:r>
+            <w:r>
+              <w:rPr>
+                <w:rFonts w:cs="Times New Roman" w:hint="eastAsia"/>
+                <w:i w:val="0"/>
+                <w:noProof/>
+                <w:color w:val="auto"/>
+              </w:rPr>
+              <w:t>数据</w:t>
+            </w:r>
           </w:p>
         </w:tc>
       </w:tr>
@@ -10265,11 +11029,20 @@
                 <w:color w:val="auto"/>
               </w:rPr>
             </w:pPr>
-          </w:p>
-        </w:tc>
-        <w:tc>
-          <w:tcPr>
-            <w:tcW w:w="2540" w:type="dxa"/>
+            <w:r>
+              <w:rPr>
+                <w:rFonts w:cs="Times New Roman" w:hint="eastAsia"/>
+                <w:i w:val="0"/>
+                <w:noProof/>
+                <w:color w:val="auto"/>
+              </w:rPr>
+              <w:t>空文件写入</w:t>
+            </w:r>
+          </w:p>
+        </w:tc>
+        <w:tc>
+          <w:tcPr>
+            <w:tcW w:w="1980" w:type="dxa"/>
           </w:tcPr>
           <w:p>
             <w:pPr>
@@ -10283,11 +11056,20 @@
                 <w:color w:val="auto"/>
               </w:rPr>
             </w:pPr>
-          </w:p>
-        </w:tc>
-        <w:tc>
-          <w:tcPr>
-            <w:tcW w:w="1617" w:type="dxa"/>
+            <w:r>
+              <w:rPr>
+                <w:rFonts w:cs="Times New Roman" w:hint="eastAsia"/>
+                <w:i w:val="0"/>
+                <w:noProof/>
+                <w:color w:val="auto"/>
+              </w:rPr>
+              <w:t>写入成功</w:t>
+            </w:r>
+          </w:p>
+        </w:tc>
+        <w:tc>
+          <w:tcPr>
+            <w:tcW w:w="2177" w:type="dxa"/>
           </w:tcPr>
           <w:p>
             <w:pPr>
@@ -10298,9 +11080,45 @@
                 <w:rFonts w:cs="Times New Roman"/>
                 <w:i w:val="0"/>
                 <w:noProof/>
-                <w:color w:val="365F91"/>
-              </w:rPr>
-            </w:pPr>
+                <w:color w:val="auto"/>
+              </w:rPr>
+            </w:pPr>
+            <w:r>
+              <w:rPr>
+                <w:rFonts w:cs="Times New Roman" w:hint="eastAsia"/>
+                <w:i w:val="0"/>
+                <w:noProof/>
+                <w:color w:val="auto"/>
+              </w:rPr>
+              <w:t>原始</w:t>
+            </w:r>
+            <w:r>
+              <w:rPr>
+                <w:rFonts w:cs="Times New Roman" w:hint="eastAsia"/>
+                <w:i w:val="0"/>
+                <w:noProof/>
+                <w:color w:val="auto"/>
+              </w:rPr>
+              <w:t>lob</w:t>
+            </w:r>
+            <w:r>
+              <w:rPr>
+                <w:rFonts w:cs="Times New Roman" w:hint="eastAsia"/>
+                <w:i w:val="0"/>
+                <w:noProof/>
+                <w:color w:val="auto"/>
+              </w:rPr>
+              <w:t>为空</w:t>
+            </w:r>
+            <w:r>
+              <w:rPr>
+                <w:rFonts w:cs="Times New Roman" w:hint="eastAsia"/>
+                <w:i w:val="0"/>
+                <w:noProof/>
+                <w:color w:val="auto"/>
+              </w:rPr>
+              <w:t>lob</w:t>
+            </w:r>
           </w:p>
         </w:tc>
       </w:tr>
@@ -10338,14 +11156,23 @@
                 <w:rFonts w:cs="Times New Roman"/>
                 <w:i w:val="0"/>
                 <w:noProof/>
-                <w:color w:val="365F91"/>
-              </w:rPr>
-            </w:pPr>
-          </w:p>
-        </w:tc>
-        <w:tc>
-          <w:tcPr>
-            <w:tcW w:w="2540" w:type="dxa"/>
+                <w:color w:val="auto"/>
+              </w:rPr>
+            </w:pPr>
+            <w:r>
+              <w:rPr>
+                <w:rFonts w:cs="Times New Roman" w:hint="eastAsia"/>
+                <w:i w:val="0"/>
+                <w:noProof/>
+                <w:color w:val="auto"/>
+              </w:rPr>
+              <w:t>加锁覆盖写入（偏移位置包括起始、中间、结束）</w:t>
+            </w:r>
+          </w:p>
+        </w:tc>
+        <w:tc>
+          <w:tcPr>
+            <w:tcW w:w="1980" w:type="dxa"/>
           </w:tcPr>
           <w:p>
             <w:pPr>
@@ -10359,11 +11186,20 @@
                 <w:color w:val="auto"/>
               </w:rPr>
             </w:pPr>
-          </w:p>
-        </w:tc>
-        <w:tc>
-          <w:tcPr>
-            <w:tcW w:w="1617" w:type="dxa"/>
+            <w:r>
+              <w:rPr>
+                <w:rFonts w:cs="Times New Roman" w:hint="eastAsia"/>
+                <w:i w:val="0"/>
+                <w:noProof/>
+                <w:color w:val="auto"/>
+              </w:rPr>
+              <w:t>写入正确</w:t>
+            </w:r>
+          </w:p>
+        </w:tc>
+        <w:tc>
+          <w:tcPr>
+            <w:tcW w:w="2177" w:type="dxa"/>
           </w:tcPr>
           <w:p>
             <w:pPr>
@@ -10384,7 +11220,7 @@
         <w:tc>
           <w:tcPr>
             <w:tcW w:w="1330" w:type="dxa"/>
-            <w:vMerge w:val="restart"/>
+            <w:vMerge/>
             <w:shd w:val="clear" w:color="auto" w:fill="auto"/>
           </w:tcPr>
           <w:p>
@@ -10414,14 +11250,23 @@
                 <w:rFonts w:cs="Times New Roman"/>
                 <w:i w:val="0"/>
                 <w:noProof/>
-                <w:color w:val="365F91"/>
-              </w:rPr>
-            </w:pPr>
-          </w:p>
-        </w:tc>
-        <w:tc>
-          <w:tcPr>
-            <w:tcW w:w="2540" w:type="dxa"/>
+                <w:color w:val="auto"/>
+              </w:rPr>
+            </w:pPr>
+            <w:r>
+              <w:rPr>
+                <w:rFonts w:cs="Times New Roman" w:hint="eastAsia"/>
+                <w:i w:val="0"/>
+                <w:noProof/>
+                <w:color w:val="auto"/>
+              </w:rPr>
+              <w:t>写入数据块范围连续</w:t>
+            </w:r>
+          </w:p>
+        </w:tc>
+        <w:tc>
+          <w:tcPr>
+            <w:tcW w:w="1980" w:type="dxa"/>
           </w:tcPr>
           <w:p>
             <w:pPr>
@@ -10435,11 +11280,20 @@
                 <w:color w:val="auto"/>
               </w:rPr>
             </w:pPr>
-          </w:p>
-        </w:tc>
-        <w:tc>
-          <w:tcPr>
-            <w:tcW w:w="1617" w:type="dxa"/>
+            <w:r>
+              <w:rPr>
+                <w:rFonts w:cs="Times New Roman" w:hint="eastAsia"/>
+                <w:i w:val="0"/>
+                <w:noProof/>
+                <w:color w:val="auto"/>
+              </w:rPr>
+              <w:t>写入正确</w:t>
+            </w:r>
+          </w:p>
+        </w:tc>
+        <w:tc>
+          <w:tcPr>
+            <w:tcW w:w="2177" w:type="dxa"/>
           </w:tcPr>
           <w:p>
             <w:pPr>
@@ -10490,14 +11344,23 @@
                 <w:rFonts w:cs="Times New Roman"/>
                 <w:i w:val="0"/>
                 <w:noProof/>
-                <w:color w:val="365F91" w:themeColor="accent1" w:themeShade="BF"/>
-              </w:rPr>
-            </w:pPr>
-          </w:p>
-        </w:tc>
-        <w:tc>
-          <w:tcPr>
-            <w:tcW w:w="2540" w:type="dxa"/>
+                <w:color w:val="auto"/>
+              </w:rPr>
+            </w:pPr>
+            <w:r>
+              <w:rPr>
+                <w:rFonts w:cs="Times New Roman" w:hint="eastAsia"/>
+                <w:i w:val="0"/>
+                <w:noProof/>
+                <w:color w:val="auto"/>
+              </w:rPr>
+              <w:t>写入数据块范围不连续</w:t>
+            </w:r>
+          </w:p>
+        </w:tc>
+        <w:tc>
+          <w:tcPr>
+            <w:tcW w:w="1980" w:type="dxa"/>
           </w:tcPr>
           <w:p>
             <w:pPr>
@@ -10511,11 +11374,20 @@
                 <w:color w:val="auto"/>
               </w:rPr>
             </w:pPr>
-          </w:p>
-        </w:tc>
-        <w:tc>
-          <w:tcPr>
-            <w:tcW w:w="1617" w:type="dxa"/>
+            <w:r>
+              <w:rPr>
+                <w:rFonts w:cs="Times New Roman" w:hint="eastAsia"/>
+                <w:i w:val="0"/>
+                <w:noProof/>
+                <w:color w:val="auto"/>
+              </w:rPr>
+              <w:t>写入正确</w:t>
+            </w:r>
+          </w:p>
+        </w:tc>
+        <w:tc>
+          <w:tcPr>
+            <w:tcW w:w="2177" w:type="dxa"/>
           </w:tcPr>
           <w:p>
             <w:pPr>
@@ -10569,11 +11441,38 @@
                 <w:color w:val="auto"/>
               </w:rPr>
             </w:pPr>
-          </w:p>
-        </w:tc>
-        <w:tc>
-          <w:tcPr>
-            <w:tcW w:w="2540" w:type="dxa"/>
+            <w:r>
+              <w:rPr>
+                <w:rFonts w:cs="Times New Roman"/>
+                <w:i w:val="0"/>
+                <w:noProof/>
+                <w:color w:val="auto"/>
+              </w:rPr>
+              <w:t>L</w:t>
+            </w:r>
+            <w:r>
+              <w:rPr>
+                <w:rFonts w:cs="Times New Roman" w:hint="eastAsia"/>
+                <w:i w:val="0"/>
+                <w:noProof/>
+                <w:color w:val="auto"/>
+              </w:rPr>
+              <w:t>ockAndSeek</w:t>
+            </w:r>
+            <w:r>
+              <w:rPr>
+                <w:rFonts w:cs="Times New Roman" w:hint="eastAsia"/>
+                <w:i w:val="0"/>
+                <w:noProof/>
+                <w:color w:val="auto"/>
+              </w:rPr>
+              <w:t>方式写入</w:t>
+            </w:r>
+          </w:p>
+        </w:tc>
+        <w:tc>
+          <w:tcPr>
+            <w:tcW w:w="1980" w:type="dxa"/>
           </w:tcPr>
           <w:p>
             <w:pPr>
@@ -10587,11 +11486,20 @@
                 <w:color w:val="auto"/>
               </w:rPr>
             </w:pPr>
-          </w:p>
-        </w:tc>
-        <w:tc>
-          <w:tcPr>
-            <w:tcW w:w="1617" w:type="dxa"/>
+            <w:r>
+              <w:rPr>
+                <w:rFonts w:cs="Times New Roman" w:hint="eastAsia"/>
+                <w:i w:val="0"/>
+                <w:noProof/>
+                <w:color w:val="auto"/>
+              </w:rPr>
+              <w:t>写入正确</w:t>
+            </w:r>
+          </w:p>
+        </w:tc>
+        <w:tc>
+          <w:tcPr>
+            <w:tcW w:w="2177" w:type="dxa"/>
           </w:tcPr>
           <w:p>
             <w:pPr>
@@ -10605,6 +11513,15 @@
                 <w:color w:val="auto"/>
               </w:rPr>
             </w:pPr>
+            <w:r>
+              <w:rPr>
+                <w:rFonts w:cs="Times New Roman" w:hint="eastAsia"/>
+                <w:i w:val="0"/>
+                <w:noProof/>
+                <w:color w:val="auto"/>
+              </w:rPr>
+              <w:t>偏移位置覆盖起始、中间、结束</w:t>
+            </w:r>
           </w:p>
         </w:tc>
       </w:tr>
@@ -10645,11 +11562,38 @@
                 <w:color w:val="auto"/>
               </w:rPr>
             </w:pPr>
-          </w:p>
-        </w:tc>
-        <w:tc>
-          <w:tcPr>
-            <w:tcW w:w="2540" w:type="dxa"/>
+            <w:r>
+              <w:rPr>
+                <w:rFonts w:cs="Times New Roman" w:hint="eastAsia"/>
+                <w:i w:val="0"/>
+                <w:noProof/>
+                <w:color w:val="auto"/>
+              </w:rPr>
+              <w:t>锁定整个</w:t>
+            </w:r>
+            <w:r>
+              <w:rPr>
+                <w:rFonts w:cs="Times New Roman" w:hint="eastAsia"/>
+                <w:i w:val="0"/>
+                <w:noProof/>
+                <w:color w:val="auto"/>
+              </w:rPr>
+              <w:t>lob</w:t>
+            </w:r>
+            <w:r>
+              <w:rPr>
+                <w:rFonts w:cs="Times New Roman" w:hint="eastAsia"/>
+                <w:i w:val="0"/>
+                <w:noProof/>
+                <w:color w:val="auto"/>
+              </w:rPr>
+              <w:t>对象写入</w:t>
+            </w:r>
+          </w:p>
+        </w:tc>
+        <w:tc>
+          <w:tcPr>
+            <w:tcW w:w="1980" w:type="dxa"/>
           </w:tcPr>
           <w:p>
             <w:pPr>
@@ -10663,11 +11607,20 @@
                 <w:color w:val="auto"/>
               </w:rPr>
             </w:pPr>
-          </w:p>
-        </w:tc>
-        <w:tc>
-          <w:tcPr>
-            <w:tcW w:w="1617" w:type="dxa"/>
+            <w:r>
+              <w:rPr>
+                <w:rFonts w:cs="Times New Roman" w:hint="eastAsia"/>
+                <w:i w:val="0"/>
+                <w:noProof/>
+                <w:color w:val="auto"/>
+              </w:rPr>
+              <w:t>按指定偏移位置写入成功</w:t>
+            </w:r>
+          </w:p>
+        </w:tc>
+        <w:tc>
+          <w:tcPr>
+            <w:tcW w:w="2177" w:type="dxa"/>
           </w:tcPr>
           <w:p>
             <w:pPr>
@@ -10681,6 +11634,42 @@
                 <w:color w:val="auto"/>
               </w:rPr>
             </w:pPr>
+            <w:r>
+              <w:rPr>
+                <w:rFonts w:cs="Times New Roman" w:hint="eastAsia"/>
+                <w:i w:val="0"/>
+                <w:noProof/>
+                <w:color w:val="auto"/>
+              </w:rPr>
+              <w:t>指定</w:t>
+            </w:r>
+            <w:r>
+              <w:rPr>
+                <w:rFonts w:cs="Times New Roman" w:hint="eastAsia"/>
+                <w:i w:val="0"/>
+                <w:noProof/>
+                <w:color w:val="auto"/>
+              </w:rPr>
+              <w:t>length</w:t>
+            </w:r>
+            <w:r>
+              <w:rPr>
+                <w:rFonts w:cs="Times New Roman" w:hint="eastAsia"/>
+                <w:i w:val="0"/>
+                <w:noProof/>
+                <w:color w:val="auto"/>
+              </w:rPr>
+              <w:t>为</w:t>
+            </w:r>
+            <w:r>
+              <w:rPr>
+                <w:rFonts w:cs="Times New Roman" w:hint="eastAsia"/>
+                <w:i w:val="0"/>
+                <w:noProof/>
+                <w:color w:val="auto"/>
+              </w:rPr>
+              <w:t>-1</w:t>
+            </w:r>
           </w:p>
         </w:tc>
       </w:tr>
@@ -10718,14 +11707,59 @@
                 <w:rFonts w:cs="Times New Roman"/>
                 <w:i w:val="0"/>
                 <w:noProof/>
-                <w:color w:val="365F91" w:themeColor="accent1" w:themeShade="BF"/>
-              </w:rPr>
-            </w:pPr>
-          </w:p>
-        </w:tc>
-        <w:tc>
-          <w:tcPr>
-            <w:tcW w:w="2540" w:type="dxa"/>
+                <w:color w:val="auto"/>
+              </w:rPr>
+            </w:pPr>
+            <w:r>
+              <w:rPr>
+                <w:rFonts w:cs="Times New Roman" w:hint="eastAsia"/>
+                <w:i w:val="0"/>
+                <w:noProof/>
+                <w:color w:val="auto"/>
+              </w:rPr>
+              <w:t>多次</w:t>
+            </w:r>
+            <w:r>
+              <w:rPr>
+                <w:rFonts w:cs="Times New Roman" w:hint="eastAsia"/>
+                <w:i w:val="0"/>
+                <w:noProof/>
+                <w:color w:val="auto"/>
+              </w:rPr>
+              <w:t>seek</w:t>
+            </w:r>
+            <w:r>
+              <w:rPr>
+                <w:rFonts w:cs="Times New Roman" w:hint="eastAsia"/>
+                <w:i w:val="0"/>
+                <w:noProof/>
+                <w:color w:val="auto"/>
+              </w:rPr>
+              <w:t>、</w:t>
+            </w:r>
+            <w:r>
+              <w:rPr>
+                <w:rFonts w:cs="Times New Roman" w:hint="eastAsia"/>
+                <w:i w:val="0"/>
+                <w:noProof/>
+                <w:color w:val="auto"/>
+              </w:rPr>
+              <w:t>write</w:t>
+            </w:r>
+            <w:r>
+              <w:rPr>
+                <w:rFonts w:cs="Times New Roman" w:hint="eastAsia"/>
+                <w:i w:val="0"/>
+                <w:noProof/>
+                <w:color w:val="auto"/>
+              </w:rPr>
+              <w:t>操作</w:t>
+            </w:r>
+          </w:p>
+        </w:tc>
+        <w:tc>
+          <w:tcPr>
+            <w:tcW w:w="1980" w:type="dxa"/>
           </w:tcPr>
           <w:p>
             <w:pPr>
@@ -10739,11 +11773,20 @@
                 <w:color w:val="auto"/>
               </w:rPr>
             </w:pPr>
-          </w:p>
-        </w:tc>
-        <w:tc>
-          <w:tcPr>
-            <w:tcW w:w="1617" w:type="dxa"/>
+            <w:r>
+              <w:rPr>
+                <w:rFonts w:cs="Times New Roman" w:hint="eastAsia"/>
+                <w:i w:val="0"/>
+                <w:noProof/>
+                <w:color w:val="auto"/>
+              </w:rPr>
+              <w:t>操作成功</w:t>
+            </w:r>
+          </w:p>
+        </w:tc>
+        <w:tc>
+          <w:tcPr>
+            <w:tcW w:w="2177" w:type="dxa"/>
           </w:tcPr>
           <w:p>
             <w:pPr>
@@ -10757,6 +11800,1392 @@
                 <w:color w:val="auto"/>
               </w:rPr>
             </w:pPr>
+            <w:r>
+              <w:rPr>
+                <w:rFonts w:cs="Times New Roman" w:hint="eastAsia"/>
+                <w:i w:val="0"/>
+                <w:noProof/>
+                <w:color w:val="auto"/>
+              </w:rPr>
+              <w:t>不连续范围重复写入连续数据</w:t>
+            </w:r>
+          </w:p>
+        </w:tc>
+      </w:tr>
+      <w:tr>
+        <w:tc>
+          <w:tcPr>
+            <w:tcW w:w="1330" w:type="dxa"/>
+            <w:vMerge/>
+            <w:shd w:val="clear" w:color="auto" w:fill="auto"/>
+          </w:tcPr>
+          <w:p>
+            <w:pPr>
+              <w:pStyle w:val="aa"/>
+              <w:spacing w:line="240" w:lineRule="auto"/>
+              <w:ind w:firstLine="0"/>
+              <w:rPr>
+                <w:rFonts w:cs="Times New Roman"/>
+                <w:i w:val="0"/>
+                <w:noProof/>
+                <w:color w:val="auto"/>
+              </w:rPr>
+            </w:pPr>
+          </w:p>
+        </w:tc>
+        <w:tc>
+          <w:tcPr>
+            <w:tcW w:w="2615" w:type="dxa"/>
+          </w:tcPr>
+          <w:p>
+            <w:pPr>
+              <w:pStyle w:val="aa"/>
+              <w:spacing w:line="240" w:lineRule="auto"/>
+              <w:ind w:firstLine="0"/>
+              <w:rPr>
+                <w:rFonts w:cs="Times New Roman"/>
+                <w:i w:val="0"/>
+                <w:noProof/>
+                <w:color w:val="auto"/>
+              </w:rPr>
+            </w:pPr>
+            <w:r>
+              <w:rPr>
+                <w:rFonts w:cs="Times New Roman" w:hint="eastAsia"/>
+                <w:i w:val="0"/>
+                <w:noProof/>
+                <w:color w:val="auto"/>
+              </w:rPr>
+              <w:t>多次在相同范围写入数据</w:t>
+            </w:r>
+          </w:p>
+        </w:tc>
+        <w:tc>
+          <w:tcPr>
+            <w:tcW w:w="1980" w:type="dxa"/>
+          </w:tcPr>
+          <w:p>
+            <w:pPr>
+              <w:pStyle w:val="aa"/>
+              <w:spacing w:line="240" w:lineRule="auto"/>
+              <w:ind w:firstLine="0"/>
+              <w:rPr>
+                <w:rFonts w:cs="Times New Roman"/>
+                <w:i w:val="0"/>
+                <w:noProof/>
+                <w:color w:val="auto"/>
+              </w:rPr>
+            </w:pPr>
+            <w:r>
+              <w:rPr>
+                <w:rFonts w:cs="Times New Roman" w:hint="eastAsia"/>
+                <w:i w:val="0"/>
+                <w:noProof/>
+                <w:color w:val="auto"/>
+              </w:rPr>
+              <w:t>操作成功</w:t>
+            </w:r>
+          </w:p>
+        </w:tc>
+        <w:tc>
+          <w:tcPr>
+            <w:tcW w:w="2177" w:type="dxa"/>
+          </w:tcPr>
+          <w:p>
+            <w:pPr>
+              <w:pStyle w:val="aa"/>
+              <w:spacing w:line="240" w:lineRule="auto"/>
+              <w:ind w:firstLine="0"/>
+              <w:rPr>
+                <w:rFonts w:cs="Times New Roman"/>
+                <w:i w:val="0"/>
+                <w:noProof/>
+                <w:color w:val="auto"/>
+              </w:rPr>
+            </w:pPr>
+            <w:r>
+              <w:rPr>
+                <w:rFonts w:cs="Times New Roman" w:hint="eastAsia"/>
+                <w:i w:val="0"/>
+                <w:noProof/>
+                <w:color w:val="auto"/>
+              </w:rPr>
+              <w:t>同一会话重复写入</w:t>
+            </w:r>
+          </w:p>
+        </w:tc>
+      </w:tr>
+      <w:tr>
+        <w:tc>
+          <w:tcPr>
+            <w:tcW w:w="1330" w:type="dxa"/>
+            <w:vMerge/>
+            <w:shd w:val="clear" w:color="auto" w:fill="auto"/>
+          </w:tcPr>
+          <w:p>
+            <w:pPr>
+              <w:pStyle w:val="aa"/>
+              <w:spacing w:line="240" w:lineRule="auto"/>
+              <w:ind w:firstLine="0"/>
+              <w:rPr>
+                <w:rFonts w:cs="Times New Roman"/>
+                <w:i w:val="0"/>
+                <w:noProof/>
+                <w:color w:val="auto"/>
+              </w:rPr>
+            </w:pPr>
+          </w:p>
+        </w:tc>
+        <w:tc>
+          <w:tcPr>
+            <w:tcW w:w="2615" w:type="dxa"/>
+          </w:tcPr>
+          <w:p>
+            <w:pPr>
+              <w:pStyle w:val="aa"/>
+              <w:spacing w:line="240" w:lineRule="auto"/>
+              <w:ind w:firstLine="0"/>
+              <w:rPr>
+                <w:rFonts w:cs="Times New Roman"/>
+                <w:i w:val="0"/>
+                <w:noProof/>
+                <w:color w:val="auto"/>
+              </w:rPr>
+            </w:pPr>
+            <w:r>
+              <w:rPr>
+                <w:rFonts w:cs="Times New Roman" w:hint="eastAsia"/>
+                <w:i w:val="0"/>
+                <w:noProof/>
+                <w:color w:val="auto"/>
+              </w:rPr>
+              <w:t>锁定偏移超过</w:t>
+            </w:r>
+            <w:r>
+              <w:rPr>
+                <w:rFonts w:cs="Times New Roman" w:hint="eastAsia"/>
+                <w:i w:val="0"/>
+                <w:noProof/>
+                <w:color w:val="auto"/>
+              </w:rPr>
+              <w:t>lob</w:t>
+            </w:r>
+            <w:r>
+              <w:rPr>
+                <w:rFonts w:cs="Times New Roman" w:hint="eastAsia"/>
+                <w:i w:val="0"/>
+                <w:noProof/>
+                <w:color w:val="auto"/>
+              </w:rPr>
+              <w:t>文件大小，执行写入操作</w:t>
+            </w:r>
+          </w:p>
+        </w:tc>
+        <w:tc>
+          <w:tcPr>
+            <w:tcW w:w="1980" w:type="dxa"/>
+          </w:tcPr>
+          <w:p>
+            <w:pPr>
+              <w:pStyle w:val="aa"/>
+              <w:spacing w:line="240" w:lineRule="auto"/>
+              <w:ind w:firstLine="0"/>
+              <w:rPr>
+                <w:rFonts w:cs="Times New Roman"/>
+                <w:i w:val="0"/>
+                <w:noProof/>
+                <w:color w:val="auto"/>
+              </w:rPr>
+            </w:pPr>
+            <w:r>
+              <w:rPr>
+                <w:rFonts w:cs="Times New Roman" w:hint="eastAsia"/>
+                <w:i w:val="0"/>
+                <w:noProof/>
+                <w:color w:val="auto"/>
+              </w:rPr>
+              <w:t>写入成功</w:t>
+            </w:r>
+          </w:p>
+        </w:tc>
+        <w:tc>
+          <w:tcPr>
+            <w:tcW w:w="2177" w:type="dxa"/>
+          </w:tcPr>
+          <w:p>
+            <w:pPr>
+              <w:pStyle w:val="aa"/>
+              <w:spacing w:line="240" w:lineRule="auto"/>
+              <w:ind w:firstLine="0"/>
+              <w:rPr>
+                <w:rFonts w:cs="Times New Roman"/>
+                <w:i w:val="0"/>
+                <w:noProof/>
+                <w:color w:val="auto"/>
+              </w:rPr>
+            </w:pPr>
+            <w:r>
+              <w:rPr>
+                <w:rFonts w:cs="Times New Roman" w:hint="eastAsia"/>
+                <w:i w:val="0"/>
+                <w:noProof/>
+                <w:color w:val="auto"/>
+              </w:rPr>
+              <w:t>不覆盖写入数据</w:t>
+            </w:r>
+          </w:p>
+        </w:tc>
+      </w:tr>
+      <w:tr>
+        <w:tc>
+          <w:tcPr>
+            <w:tcW w:w="1330" w:type="dxa"/>
+            <w:vMerge/>
+            <w:shd w:val="clear" w:color="auto" w:fill="auto"/>
+          </w:tcPr>
+          <w:p>
+            <w:pPr>
+              <w:pStyle w:val="aa"/>
+              <w:spacing w:line="240" w:lineRule="auto"/>
+              <w:ind w:firstLine="0"/>
+              <w:rPr>
+                <w:rFonts w:cs="Times New Roman"/>
+                <w:i w:val="0"/>
+                <w:noProof/>
+                <w:color w:val="auto"/>
+              </w:rPr>
+            </w:pPr>
+          </w:p>
+        </w:tc>
+        <w:tc>
+          <w:tcPr>
+            <w:tcW w:w="2615" w:type="dxa"/>
+          </w:tcPr>
+          <w:p>
+            <w:pPr>
+              <w:pStyle w:val="aa"/>
+              <w:spacing w:line="240" w:lineRule="auto"/>
+              <w:ind w:firstLine="0"/>
+              <w:rPr>
+                <w:rFonts w:cs="Times New Roman"/>
+                <w:i w:val="0"/>
+                <w:noProof/>
+                <w:color w:val="auto"/>
+              </w:rPr>
+            </w:pPr>
+            <w:r>
+              <w:rPr>
+                <w:rFonts w:cs="Times New Roman" w:hint="eastAsia"/>
+                <w:i w:val="0"/>
+                <w:noProof/>
+                <w:color w:val="auto"/>
+              </w:rPr>
+              <w:t>写空切片超出限制</w:t>
+            </w:r>
+          </w:p>
+        </w:tc>
+        <w:tc>
+          <w:tcPr>
+            <w:tcW w:w="1980" w:type="dxa"/>
+          </w:tcPr>
+          <w:p>
+            <w:pPr>
+              <w:pStyle w:val="aa"/>
+              <w:spacing w:line="240" w:lineRule="auto"/>
+              <w:ind w:firstLine="0"/>
+              <w:rPr>
+                <w:rFonts w:cs="Times New Roman"/>
+                <w:i w:val="0"/>
+                <w:noProof/>
+                <w:color w:val="auto"/>
+              </w:rPr>
+            </w:pPr>
+            <w:r>
+              <w:rPr>
+                <w:rFonts w:cs="Times New Roman" w:hint="eastAsia"/>
+                <w:i w:val="0"/>
+                <w:noProof/>
+                <w:color w:val="auto"/>
+              </w:rPr>
+              <w:t>超时后报错</w:t>
+            </w:r>
+          </w:p>
+        </w:tc>
+        <w:tc>
+          <w:tcPr>
+            <w:tcW w:w="2177" w:type="dxa"/>
+          </w:tcPr>
+          <w:p>
+            <w:pPr>
+              <w:pStyle w:val="aa"/>
+              <w:spacing w:line="240" w:lineRule="auto"/>
+              <w:ind w:firstLine="0"/>
+              <w:rPr>
+                <w:rFonts w:cs="Times New Roman"/>
+                <w:i w:val="0"/>
+                <w:noProof/>
+                <w:color w:val="auto"/>
+              </w:rPr>
+            </w:pPr>
+            <w:r>
+              <w:rPr>
+                <w:rFonts w:cs="Times New Roman" w:hint="eastAsia"/>
+                <w:i w:val="0"/>
+                <w:noProof/>
+                <w:color w:val="auto"/>
+              </w:rPr>
+              <w:t>最大使用</w:t>
+            </w:r>
+            <w:r>
+              <w:rPr>
+                <w:rFonts w:cs="Times New Roman" w:hint="eastAsia"/>
+                <w:i w:val="0"/>
+                <w:noProof/>
+                <w:color w:val="auto"/>
+              </w:rPr>
+              <w:t>320</w:t>
+            </w:r>
+            <w:r>
+              <w:rPr>
+                <w:rFonts w:cs="Times New Roman" w:hint="eastAsia"/>
+                <w:i w:val="0"/>
+                <w:noProof/>
+                <w:color w:val="auto"/>
+              </w:rPr>
+              <w:t>字节</w:t>
+            </w:r>
+          </w:p>
+        </w:tc>
+      </w:tr>
+      <w:tr>
+        <w:tc>
+          <w:tcPr>
+            <w:tcW w:w="1330" w:type="dxa"/>
+            <w:vMerge/>
+            <w:shd w:val="clear" w:color="auto" w:fill="auto"/>
+          </w:tcPr>
+          <w:p>
+            <w:pPr>
+              <w:pStyle w:val="aa"/>
+              <w:spacing w:line="240" w:lineRule="auto"/>
+              <w:ind w:firstLine="0"/>
+              <w:rPr>
+                <w:rFonts w:cs="Times New Roman"/>
+                <w:i w:val="0"/>
+                <w:noProof/>
+                <w:color w:val="auto"/>
+              </w:rPr>
+            </w:pPr>
+          </w:p>
+        </w:tc>
+        <w:tc>
+          <w:tcPr>
+            <w:tcW w:w="2615" w:type="dxa"/>
+          </w:tcPr>
+          <w:p>
+            <w:pPr>
+              <w:pStyle w:val="aa"/>
+              <w:spacing w:line="240" w:lineRule="auto"/>
+              <w:ind w:firstLine="0"/>
+              <w:rPr>
+                <w:rFonts w:cs="Times New Roman"/>
+                <w:i w:val="0"/>
+                <w:noProof/>
+                <w:color w:val="auto"/>
+              </w:rPr>
+            </w:pPr>
+            <w:r>
+              <w:rPr>
+                <w:rFonts w:cs="Times New Roman" w:hint="eastAsia"/>
+                <w:i w:val="0"/>
+                <w:noProof/>
+                <w:color w:val="auto"/>
+              </w:rPr>
+              <w:t>不同模式先执行</w:t>
+            </w:r>
+            <w:r>
+              <w:rPr>
+                <w:rFonts w:cs="Times New Roman" w:hint="eastAsia"/>
+                <w:i w:val="0"/>
+                <w:noProof/>
+                <w:color w:val="auto"/>
+              </w:rPr>
+              <w:t>seek</w:t>
+            </w:r>
+            <w:r>
+              <w:rPr>
+                <w:rFonts w:cs="Times New Roman" w:hint="eastAsia"/>
+                <w:i w:val="0"/>
+                <w:noProof/>
+                <w:color w:val="auto"/>
+              </w:rPr>
+              <w:t>操作</w:t>
+            </w:r>
+          </w:p>
+        </w:tc>
+        <w:tc>
+          <w:tcPr>
+            <w:tcW w:w="1980" w:type="dxa"/>
+          </w:tcPr>
+          <w:p>
+            <w:pPr>
+              <w:pStyle w:val="aa"/>
+              <w:spacing w:line="240" w:lineRule="auto"/>
+              <w:ind w:firstLine="0"/>
+              <w:rPr>
+                <w:rFonts w:cs="Times New Roman"/>
+                <w:i w:val="0"/>
+                <w:noProof/>
+                <w:color w:val="auto"/>
+              </w:rPr>
+            </w:pPr>
+            <w:r>
+              <w:rPr>
+                <w:rFonts w:cs="Times New Roman" w:hint="eastAsia"/>
+                <w:i w:val="0"/>
+                <w:noProof/>
+                <w:color w:val="auto"/>
+              </w:rPr>
+              <w:t>操作成功</w:t>
+            </w:r>
+          </w:p>
+        </w:tc>
+        <w:tc>
+          <w:tcPr>
+            <w:tcW w:w="2177" w:type="dxa"/>
+          </w:tcPr>
+          <w:p>
+            <w:pPr>
+              <w:pStyle w:val="aa"/>
+              <w:spacing w:line="240" w:lineRule="auto"/>
+              <w:ind w:firstLine="0"/>
+              <w:rPr>
+                <w:rFonts w:cs="Times New Roman"/>
+                <w:i w:val="0"/>
+                <w:noProof/>
+                <w:color w:val="auto"/>
+              </w:rPr>
+            </w:pPr>
+            <w:r>
+              <w:rPr>
+                <w:rFonts w:cs="Times New Roman" w:hint="eastAsia"/>
+                <w:i w:val="0"/>
+                <w:noProof/>
+                <w:color w:val="auto"/>
+              </w:rPr>
+              <w:t>不同模式操作结果不同</w:t>
+            </w:r>
+          </w:p>
+        </w:tc>
+      </w:tr>
+      <w:tr>
+        <w:tc>
+          <w:tcPr>
+            <w:tcW w:w="1330" w:type="dxa"/>
+            <w:vMerge/>
+            <w:shd w:val="clear" w:color="auto" w:fill="auto"/>
+          </w:tcPr>
+          <w:p>
+            <w:pPr>
+              <w:pStyle w:val="aa"/>
+              <w:spacing w:line="240" w:lineRule="auto"/>
+              <w:ind w:firstLine="0"/>
+              <w:rPr>
+                <w:rFonts w:cs="Times New Roman"/>
+                <w:i w:val="0"/>
+                <w:noProof/>
+                <w:color w:val="auto"/>
+              </w:rPr>
+            </w:pPr>
+          </w:p>
+        </w:tc>
+        <w:tc>
+          <w:tcPr>
+            <w:tcW w:w="2615" w:type="dxa"/>
+          </w:tcPr>
+          <w:p>
+            <w:pPr>
+              <w:pStyle w:val="aa"/>
+              <w:spacing w:line="240" w:lineRule="auto"/>
+              <w:ind w:firstLine="0"/>
+              <w:rPr>
+                <w:rFonts w:cs="Times New Roman" w:hint="eastAsia"/>
+                <w:i w:val="0"/>
+                <w:noProof/>
+                <w:color w:val="auto"/>
+              </w:rPr>
+            </w:pPr>
+            <w:r>
+              <w:rPr>
+                <w:rFonts w:cs="Times New Roman" w:hint="eastAsia"/>
+                <w:i w:val="0"/>
+                <w:noProof/>
+                <w:color w:val="auto"/>
+              </w:rPr>
+              <w:t>锁定多个数据范围后写入</w:t>
+            </w:r>
+            <w:r>
+              <w:rPr>
+                <w:rFonts w:cs="Times New Roman" w:hint="eastAsia"/>
+                <w:i w:val="0"/>
+                <w:noProof/>
+                <w:color w:val="auto"/>
+              </w:rPr>
+              <w:t>lob</w:t>
+            </w:r>
+          </w:p>
+        </w:tc>
+        <w:tc>
+          <w:tcPr>
+            <w:tcW w:w="1980" w:type="dxa"/>
+          </w:tcPr>
+          <w:p>
+            <w:pPr>
+              <w:pStyle w:val="aa"/>
+              <w:spacing w:line="240" w:lineRule="auto"/>
+              <w:ind w:firstLine="0"/>
+              <w:rPr>
+                <w:rFonts w:cs="Times New Roman" w:hint="eastAsia"/>
+                <w:i w:val="0"/>
+                <w:noProof/>
+                <w:color w:val="auto"/>
+              </w:rPr>
+            </w:pPr>
+            <w:r>
+              <w:rPr>
+                <w:rFonts w:cs="Times New Roman" w:hint="eastAsia"/>
+                <w:i w:val="0"/>
+                <w:noProof/>
+                <w:color w:val="auto"/>
+              </w:rPr>
+              <w:t>写入成功</w:t>
+            </w:r>
+          </w:p>
+        </w:tc>
+        <w:tc>
+          <w:tcPr>
+            <w:tcW w:w="2177" w:type="dxa"/>
+          </w:tcPr>
+          <w:p>
+            <w:pPr>
+              <w:pStyle w:val="aa"/>
+              <w:spacing w:line="240" w:lineRule="auto"/>
+              <w:ind w:firstLine="0"/>
+              <w:rPr>
+                <w:rFonts w:cs="Times New Roman" w:hint="eastAsia"/>
+                <w:i w:val="0"/>
+                <w:noProof/>
+                <w:color w:val="auto"/>
+              </w:rPr>
+            </w:pPr>
+            <w:r>
+              <w:rPr>
+                <w:rFonts w:cs="Times New Roman" w:hint="eastAsia"/>
+                <w:i w:val="0"/>
+                <w:noProof/>
+                <w:color w:val="auto"/>
+              </w:rPr>
+              <w:t>锁定块覆盖连续数据块和不连续数据块；</w:t>
+            </w:r>
+            <w:r>
+              <w:rPr>
+                <w:rFonts w:cs="Times New Roman" w:hint="eastAsia"/>
+                <w:i w:val="0"/>
+                <w:noProof/>
+                <w:color w:val="auto"/>
+              </w:rPr>
+              <w:lastRenderedPageBreak/>
+              <w:t>覆盖锁范围有交集情况</w:t>
+            </w:r>
+          </w:p>
+        </w:tc>
+      </w:tr>
+      <w:tr>
+        <w:tc>
+          <w:tcPr>
+            <w:tcW w:w="1330" w:type="dxa"/>
+            <w:vMerge/>
+            <w:shd w:val="clear" w:color="auto" w:fill="auto"/>
+          </w:tcPr>
+          <w:p>
+            <w:pPr>
+              <w:pStyle w:val="aa"/>
+              <w:spacing w:line="240" w:lineRule="auto"/>
+              <w:ind w:firstLine="0"/>
+              <w:rPr>
+                <w:rFonts w:cs="Times New Roman"/>
+                <w:i w:val="0"/>
+                <w:noProof/>
+                <w:color w:val="auto"/>
+              </w:rPr>
+            </w:pPr>
+          </w:p>
+        </w:tc>
+        <w:tc>
+          <w:tcPr>
+            <w:tcW w:w="2615" w:type="dxa"/>
+          </w:tcPr>
+          <w:p>
+            <w:pPr>
+              <w:pStyle w:val="aa"/>
+              <w:spacing w:line="240" w:lineRule="auto"/>
+              <w:ind w:firstLine="0"/>
+              <w:rPr>
+                <w:rFonts w:cs="Times New Roman" w:hint="eastAsia"/>
+                <w:i w:val="0"/>
+                <w:noProof/>
+                <w:color w:val="auto"/>
+              </w:rPr>
+            </w:pPr>
+            <w:r>
+              <w:rPr>
+                <w:rFonts w:cs="Times New Roman" w:hint="eastAsia"/>
+                <w:i w:val="0"/>
+                <w:noProof/>
+                <w:color w:val="auto"/>
+              </w:rPr>
+              <w:t>重复锁数据范围再写入</w:t>
+            </w:r>
+            <w:r>
+              <w:rPr>
+                <w:rFonts w:cs="Times New Roman" w:hint="eastAsia"/>
+                <w:i w:val="0"/>
+                <w:noProof/>
+                <w:color w:val="auto"/>
+              </w:rPr>
+              <w:t>lob</w:t>
+            </w:r>
+          </w:p>
+        </w:tc>
+        <w:tc>
+          <w:tcPr>
+            <w:tcW w:w="1980" w:type="dxa"/>
+          </w:tcPr>
+          <w:p>
+            <w:pPr>
+              <w:pStyle w:val="aa"/>
+              <w:spacing w:line="240" w:lineRule="auto"/>
+              <w:ind w:firstLine="0"/>
+              <w:rPr>
+                <w:rFonts w:cs="Times New Roman" w:hint="eastAsia"/>
+                <w:i w:val="0"/>
+                <w:noProof/>
+                <w:color w:val="auto"/>
+              </w:rPr>
+            </w:pPr>
+            <w:r>
+              <w:rPr>
+                <w:rFonts w:cs="Times New Roman" w:hint="eastAsia"/>
+                <w:i w:val="0"/>
+                <w:noProof/>
+                <w:color w:val="auto"/>
+              </w:rPr>
+              <w:t>写入</w:t>
+            </w:r>
+            <w:r>
+              <w:rPr>
+                <w:rFonts w:cs="Times New Roman" w:hint="eastAsia"/>
+                <w:i w:val="0"/>
+                <w:noProof/>
+                <w:color w:val="auto"/>
+              </w:rPr>
+              <w:t>lob</w:t>
+            </w:r>
+            <w:r>
+              <w:rPr>
+                <w:rFonts w:cs="Times New Roman" w:hint="eastAsia"/>
+                <w:i w:val="0"/>
+                <w:noProof/>
+                <w:color w:val="auto"/>
+              </w:rPr>
+              <w:t>数据正确</w:t>
+            </w:r>
+          </w:p>
+        </w:tc>
+        <w:tc>
+          <w:tcPr>
+            <w:tcW w:w="2177" w:type="dxa"/>
+          </w:tcPr>
+          <w:p>
+            <w:pPr>
+              <w:pStyle w:val="aa"/>
+              <w:spacing w:line="240" w:lineRule="auto"/>
+              <w:ind w:firstLine="0"/>
+              <w:rPr>
+                <w:rFonts w:cs="Times New Roman" w:hint="eastAsia"/>
+                <w:i w:val="0"/>
+                <w:noProof/>
+                <w:color w:val="auto"/>
+              </w:rPr>
+            </w:pPr>
+            <w:r>
+              <w:rPr>
+                <w:rFonts w:cs="Times New Roman" w:hint="eastAsia"/>
+                <w:i w:val="0"/>
+                <w:noProof/>
+                <w:color w:val="auto"/>
+              </w:rPr>
+              <w:t>验证覆盖写入、锁范围有交集场景</w:t>
+            </w:r>
+          </w:p>
+        </w:tc>
+      </w:tr>
+      <w:tr>
+        <w:tc>
+          <w:tcPr>
+            <w:tcW w:w="1330" w:type="dxa"/>
+            <w:vMerge/>
+            <w:shd w:val="clear" w:color="auto" w:fill="auto"/>
+          </w:tcPr>
+          <w:p>
+            <w:pPr>
+              <w:pStyle w:val="aa"/>
+              <w:spacing w:line="240" w:lineRule="auto"/>
+              <w:ind w:firstLine="0"/>
+              <w:rPr>
+                <w:rFonts w:cs="Times New Roman"/>
+                <w:i w:val="0"/>
+                <w:noProof/>
+                <w:color w:val="auto"/>
+              </w:rPr>
+            </w:pPr>
+          </w:p>
+        </w:tc>
+        <w:tc>
+          <w:tcPr>
+            <w:tcW w:w="2615" w:type="dxa"/>
+          </w:tcPr>
+          <w:p>
+            <w:pPr>
+              <w:pStyle w:val="aa"/>
+              <w:spacing w:line="240" w:lineRule="auto"/>
+              <w:ind w:firstLine="0"/>
+              <w:rPr>
+                <w:rFonts w:cs="Times New Roman"/>
+                <w:i w:val="0"/>
+                <w:noProof/>
+                <w:color w:val="auto"/>
+              </w:rPr>
+            </w:pPr>
+            <w:r>
+              <w:rPr>
+                <w:rFonts w:cs="Times New Roman" w:hint="eastAsia"/>
+                <w:i w:val="0"/>
+                <w:noProof/>
+                <w:color w:val="auto"/>
+              </w:rPr>
+              <w:t>加锁写入</w:t>
+            </w:r>
+            <w:r>
+              <w:rPr>
+                <w:rFonts w:cs="Times New Roman" w:hint="eastAsia"/>
+                <w:i w:val="0"/>
+                <w:noProof/>
+                <w:color w:val="auto"/>
+              </w:rPr>
+              <w:t>/</w:t>
+            </w:r>
+            <w:r>
+              <w:rPr>
+                <w:rFonts w:cs="Times New Roman" w:hint="eastAsia"/>
+                <w:i w:val="0"/>
+                <w:noProof/>
+                <w:color w:val="auto"/>
+              </w:rPr>
+              <w:t>删除操作</w:t>
+            </w:r>
+          </w:p>
+        </w:tc>
+        <w:tc>
+          <w:tcPr>
+            <w:tcW w:w="1980" w:type="dxa"/>
+          </w:tcPr>
+          <w:p>
+            <w:pPr>
+              <w:pStyle w:val="aa"/>
+              <w:spacing w:line="240" w:lineRule="auto"/>
+              <w:ind w:firstLine="0"/>
+              <w:rPr>
+                <w:rFonts w:cs="Times New Roman"/>
+                <w:i w:val="0"/>
+                <w:noProof/>
+                <w:color w:val="auto"/>
+              </w:rPr>
+            </w:pPr>
+            <w:r>
+              <w:rPr>
+                <w:rFonts w:cs="Times New Roman" w:hint="eastAsia"/>
+                <w:i w:val="0"/>
+                <w:noProof/>
+                <w:color w:val="auto"/>
+              </w:rPr>
+              <w:t>写入成功，删除</w:t>
+            </w:r>
+            <w:r>
+              <w:rPr>
+                <w:rFonts w:cs="Times New Roman" w:hint="eastAsia"/>
+                <w:i w:val="0"/>
+                <w:noProof/>
+                <w:color w:val="auto"/>
+              </w:rPr>
+              <w:t>lob</w:t>
+            </w:r>
+            <w:r>
+              <w:rPr>
+                <w:rFonts w:cs="Times New Roman" w:hint="eastAsia"/>
+                <w:i w:val="0"/>
+                <w:noProof/>
+                <w:color w:val="auto"/>
+              </w:rPr>
+              <w:t>成功</w:t>
+            </w:r>
+          </w:p>
+        </w:tc>
+        <w:tc>
+          <w:tcPr>
+            <w:tcW w:w="2177" w:type="dxa"/>
+          </w:tcPr>
+          <w:p>
+            <w:pPr>
+              <w:pStyle w:val="aa"/>
+              <w:spacing w:line="240" w:lineRule="auto"/>
+              <w:ind w:firstLine="0"/>
+              <w:rPr>
+                <w:rFonts w:cs="Times New Roman"/>
+                <w:i w:val="0"/>
+                <w:noProof/>
+                <w:color w:val="auto"/>
+              </w:rPr>
+            </w:pPr>
+            <w:r>
+              <w:rPr>
+                <w:rFonts w:cs="Times New Roman" w:hint="eastAsia"/>
+                <w:i w:val="0"/>
+                <w:noProof/>
+                <w:color w:val="auto"/>
+              </w:rPr>
+              <w:t>写入</w:t>
+            </w:r>
+            <w:r>
+              <w:rPr>
+                <w:rFonts w:cs="Times New Roman" w:hint="eastAsia"/>
+                <w:i w:val="0"/>
+                <w:noProof/>
+                <w:color w:val="auto"/>
+              </w:rPr>
+              <w:t>lob</w:t>
+            </w:r>
+            <w:r>
+              <w:rPr>
+                <w:rFonts w:cs="Times New Roman" w:hint="eastAsia"/>
+                <w:i w:val="0"/>
+                <w:noProof/>
+                <w:color w:val="auto"/>
+              </w:rPr>
+              <w:t>数据已不存在</w:t>
+            </w:r>
+          </w:p>
+        </w:tc>
+      </w:tr>
+      <w:tr>
+        <w:tc>
+          <w:tcPr>
+            <w:tcW w:w="1330" w:type="dxa"/>
+            <w:vMerge/>
+            <w:shd w:val="clear" w:color="auto" w:fill="auto"/>
+          </w:tcPr>
+          <w:p>
+            <w:pPr>
+              <w:pStyle w:val="aa"/>
+              <w:spacing w:line="240" w:lineRule="auto"/>
+              <w:ind w:firstLine="0"/>
+              <w:rPr>
+                <w:rFonts w:cs="Times New Roman"/>
+                <w:i w:val="0"/>
+                <w:noProof/>
+                <w:color w:val="auto"/>
+              </w:rPr>
+            </w:pPr>
+          </w:p>
+        </w:tc>
+        <w:tc>
+          <w:tcPr>
+            <w:tcW w:w="2615" w:type="dxa"/>
+          </w:tcPr>
+          <w:p>
+            <w:pPr>
+              <w:pStyle w:val="aa"/>
+              <w:spacing w:line="240" w:lineRule="auto"/>
+              <w:ind w:firstLine="0"/>
+              <w:rPr>
+                <w:rFonts w:cs="Times New Roman"/>
+                <w:i w:val="0"/>
+                <w:noProof/>
+                <w:color w:val="auto"/>
+              </w:rPr>
+            </w:pPr>
+            <w:r>
+              <w:rPr>
+                <w:rFonts w:cs="Times New Roman" w:hint="eastAsia"/>
+                <w:i w:val="0"/>
+                <w:noProof/>
+                <w:color w:val="auto"/>
+              </w:rPr>
+              <w:t>加锁写入过程中读</w:t>
+            </w:r>
+            <w:r>
+              <w:rPr>
+                <w:rFonts w:cs="Times New Roman" w:hint="eastAsia"/>
+                <w:i w:val="0"/>
+                <w:noProof/>
+                <w:color w:val="auto"/>
+              </w:rPr>
+              <w:t>lob</w:t>
+            </w:r>
+          </w:p>
+        </w:tc>
+        <w:tc>
+          <w:tcPr>
+            <w:tcW w:w="1980" w:type="dxa"/>
+          </w:tcPr>
+          <w:p>
+            <w:pPr>
+              <w:pStyle w:val="aa"/>
+              <w:spacing w:line="240" w:lineRule="auto"/>
+              <w:ind w:firstLine="0"/>
+              <w:rPr>
+                <w:rFonts w:cs="Times New Roman"/>
+                <w:i w:val="0"/>
+                <w:noProof/>
+                <w:color w:val="auto"/>
+              </w:rPr>
+            </w:pPr>
+            <w:r>
+              <w:rPr>
+                <w:rFonts w:cs="Times New Roman" w:hint="eastAsia"/>
+                <w:i w:val="0"/>
+                <w:noProof/>
+                <w:color w:val="auto"/>
+              </w:rPr>
+              <w:t>写操作成功，读操作失败</w:t>
+            </w:r>
+          </w:p>
+        </w:tc>
+        <w:tc>
+          <w:tcPr>
+            <w:tcW w:w="2177" w:type="dxa"/>
+          </w:tcPr>
+          <w:p>
+            <w:pPr>
+              <w:pStyle w:val="aa"/>
+              <w:spacing w:line="240" w:lineRule="auto"/>
+              <w:ind w:firstLine="0"/>
+              <w:rPr>
+                <w:rFonts w:cs="Times New Roman"/>
+                <w:i w:val="0"/>
+                <w:noProof/>
+                <w:color w:val="auto"/>
+              </w:rPr>
+            </w:pPr>
+            <w:r>
+              <w:rPr>
+                <w:rFonts w:cs="Times New Roman" w:hint="eastAsia"/>
+                <w:i w:val="0"/>
+                <w:noProof/>
+                <w:color w:val="auto"/>
+              </w:rPr>
+              <w:t>读</w:t>
+            </w:r>
+            <w:r>
+              <w:rPr>
+                <w:rFonts w:cs="Times New Roman" w:hint="eastAsia"/>
+                <w:i w:val="0"/>
+                <w:noProof/>
+                <w:color w:val="auto"/>
+              </w:rPr>
+              <w:t>lob</w:t>
+            </w:r>
+            <w:r>
+              <w:rPr>
+                <w:rFonts w:cs="Times New Roman" w:hint="eastAsia"/>
+                <w:i w:val="0"/>
+                <w:noProof/>
+                <w:color w:val="auto"/>
+              </w:rPr>
+              <w:t>覆盖加锁、未加锁范围内数据</w:t>
+            </w:r>
+          </w:p>
+        </w:tc>
+      </w:tr>
+      <w:tr>
+        <w:tc>
+          <w:tcPr>
+            <w:tcW w:w="1330" w:type="dxa"/>
+            <w:vMerge/>
+            <w:shd w:val="clear" w:color="auto" w:fill="auto"/>
+          </w:tcPr>
+          <w:p>
+            <w:pPr>
+              <w:pStyle w:val="aa"/>
+              <w:spacing w:line="240" w:lineRule="auto"/>
+              <w:ind w:firstLine="0"/>
+              <w:rPr>
+                <w:rFonts w:cs="Times New Roman"/>
+                <w:i w:val="0"/>
+                <w:noProof/>
+                <w:color w:val="auto"/>
+              </w:rPr>
+            </w:pPr>
+          </w:p>
+        </w:tc>
+        <w:tc>
+          <w:tcPr>
+            <w:tcW w:w="2615" w:type="dxa"/>
+          </w:tcPr>
+          <w:p>
+            <w:pPr>
+              <w:pStyle w:val="aa"/>
+              <w:spacing w:line="240" w:lineRule="auto"/>
+              <w:ind w:firstLine="0"/>
+              <w:rPr>
+                <w:rFonts w:cs="Times New Roman"/>
+                <w:i w:val="0"/>
+                <w:noProof/>
+                <w:color w:val="auto"/>
+              </w:rPr>
+            </w:pPr>
+            <w:r>
+              <w:rPr>
+                <w:rFonts w:cs="Times New Roman" w:hint="eastAsia"/>
+                <w:i w:val="0"/>
+                <w:noProof/>
+                <w:color w:val="auto"/>
+              </w:rPr>
+              <w:t>读取空切片数据</w:t>
+            </w:r>
+          </w:p>
+        </w:tc>
+        <w:tc>
+          <w:tcPr>
+            <w:tcW w:w="1980" w:type="dxa"/>
+          </w:tcPr>
+          <w:p>
+            <w:pPr>
+              <w:pStyle w:val="aa"/>
+              <w:spacing w:line="240" w:lineRule="auto"/>
+              <w:ind w:firstLine="0"/>
+              <w:rPr>
+                <w:rFonts w:cs="Times New Roman"/>
+                <w:i w:val="0"/>
+                <w:noProof/>
+                <w:color w:val="auto"/>
+              </w:rPr>
+            </w:pPr>
+            <w:r>
+              <w:rPr>
+                <w:rFonts w:cs="Times New Roman" w:hint="eastAsia"/>
+                <w:i w:val="0"/>
+                <w:noProof/>
+                <w:color w:val="auto"/>
+              </w:rPr>
+              <w:t>空切分返回为空</w:t>
+            </w:r>
+          </w:p>
+        </w:tc>
+        <w:tc>
+          <w:tcPr>
+            <w:tcW w:w="2177" w:type="dxa"/>
+          </w:tcPr>
+          <w:p>
+            <w:pPr>
+              <w:pStyle w:val="aa"/>
+              <w:spacing w:line="240" w:lineRule="auto"/>
+              <w:ind w:firstLine="0"/>
+              <w:rPr>
+                <w:rFonts w:cs="Times New Roman"/>
+                <w:i w:val="0"/>
+                <w:noProof/>
+                <w:color w:val="auto"/>
+              </w:rPr>
+            </w:pPr>
+            <w:r>
+              <w:rPr>
+                <w:rFonts w:cs="Times New Roman" w:hint="eastAsia"/>
+                <w:i w:val="0"/>
+                <w:noProof/>
+                <w:color w:val="auto"/>
+              </w:rPr>
+              <w:t>覆盖全部为空、包含空切片数据</w:t>
+            </w:r>
+          </w:p>
+        </w:tc>
+      </w:tr>
+      <w:tr>
+        <w:tc>
+          <w:tcPr>
+            <w:tcW w:w="1330" w:type="dxa"/>
+            <w:vMerge/>
+            <w:shd w:val="clear" w:color="auto" w:fill="auto"/>
+          </w:tcPr>
+          <w:p>
+            <w:pPr>
+              <w:pStyle w:val="aa"/>
+              <w:spacing w:line="240" w:lineRule="auto"/>
+              <w:ind w:firstLine="0"/>
+              <w:rPr>
+                <w:rFonts w:cs="Times New Roman"/>
+                <w:i w:val="0"/>
+                <w:noProof/>
+                <w:color w:val="auto"/>
+              </w:rPr>
+            </w:pPr>
+          </w:p>
+        </w:tc>
+        <w:tc>
+          <w:tcPr>
+            <w:tcW w:w="2615" w:type="dxa"/>
+          </w:tcPr>
+          <w:p>
+            <w:pPr>
+              <w:pStyle w:val="aa"/>
+              <w:spacing w:line="240" w:lineRule="auto"/>
+              <w:ind w:firstLine="0"/>
+              <w:rPr>
+                <w:rFonts w:cs="Times New Roman"/>
+                <w:i w:val="0"/>
+                <w:noProof/>
+                <w:color w:val="auto"/>
+              </w:rPr>
+            </w:pPr>
+            <w:r>
+              <w:rPr>
+                <w:rFonts w:cs="Times New Roman" w:hint="eastAsia"/>
+                <w:i w:val="0"/>
+                <w:noProof/>
+                <w:color w:val="auto"/>
+              </w:rPr>
+              <w:t>重复多次读写</w:t>
+            </w:r>
+          </w:p>
+        </w:tc>
+        <w:tc>
+          <w:tcPr>
+            <w:tcW w:w="1980" w:type="dxa"/>
+          </w:tcPr>
+          <w:p>
+            <w:pPr>
+              <w:pStyle w:val="aa"/>
+              <w:spacing w:line="240" w:lineRule="auto"/>
+              <w:ind w:firstLine="0"/>
+              <w:rPr>
+                <w:rFonts w:cs="Times New Roman"/>
+                <w:i w:val="0"/>
+                <w:noProof/>
+                <w:color w:val="auto"/>
+              </w:rPr>
+            </w:pPr>
+            <w:r>
+              <w:rPr>
+                <w:rFonts w:cs="Times New Roman" w:hint="eastAsia"/>
+                <w:i w:val="0"/>
+                <w:noProof/>
+                <w:color w:val="auto"/>
+              </w:rPr>
+              <w:t>读写操作成功</w:t>
+            </w:r>
+          </w:p>
+        </w:tc>
+        <w:tc>
+          <w:tcPr>
+            <w:tcW w:w="2177" w:type="dxa"/>
+          </w:tcPr>
+          <w:p>
+            <w:pPr>
+              <w:pStyle w:val="aa"/>
+              <w:spacing w:line="240" w:lineRule="auto"/>
+              <w:ind w:firstLine="0"/>
+              <w:rPr>
+                <w:rFonts w:cs="Times New Roman"/>
+                <w:i w:val="0"/>
+                <w:noProof/>
+                <w:color w:val="365F91"/>
+              </w:rPr>
+            </w:pPr>
+            <w:r>
+              <w:rPr>
+                <w:rFonts w:cs="Times New Roman" w:hint="eastAsia"/>
+                <w:i w:val="0"/>
+                <w:noProof/>
+                <w:color w:val="365F91"/>
+              </w:rPr>
+              <w:t>每次读写范围不同，检查</w:t>
+            </w:r>
+            <w:r>
+              <w:rPr>
+                <w:rFonts w:cs="Times New Roman" w:hint="eastAsia"/>
+                <w:i w:val="0"/>
+                <w:noProof/>
+                <w:color w:val="365F91"/>
+              </w:rPr>
+              <w:t>createTime</w:t>
+            </w:r>
+            <w:r>
+              <w:rPr>
+                <w:rFonts w:cs="Times New Roman" w:hint="eastAsia"/>
+                <w:i w:val="0"/>
+                <w:noProof/>
+                <w:color w:val="365F91"/>
+              </w:rPr>
+              <w:t>、</w:t>
+            </w:r>
+            <w:r>
+              <w:rPr>
+                <w:rFonts w:cs="Times New Roman" w:hint="eastAsia"/>
+                <w:i w:val="0"/>
+                <w:noProof/>
+                <w:color w:val="365F91"/>
+              </w:rPr>
+              <w:t>modificationTime</w:t>
+            </w:r>
+            <w:r>
+              <w:rPr>
+                <w:rFonts w:cs="Times New Roman" w:hint="eastAsia"/>
+                <w:i w:val="0"/>
+                <w:noProof/>
+                <w:color w:val="365F91"/>
+              </w:rPr>
+              <w:t>信息</w:t>
+            </w:r>
+          </w:p>
+        </w:tc>
+      </w:tr>
+      <w:tr>
+        <w:tc>
+          <w:tcPr>
+            <w:tcW w:w="1330" w:type="dxa"/>
+            <w:vMerge/>
+            <w:shd w:val="clear" w:color="auto" w:fill="auto"/>
+          </w:tcPr>
+          <w:p>
+            <w:pPr>
+              <w:pStyle w:val="aa"/>
+              <w:spacing w:line="240" w:lineRule="auto"/>
+              <w:ind w:firstLine="0"/>
+              <w:rPr>
+                <w:rFonts w:cs="Times New Roman"/>
+                <w:i w:val="0"/>
+                <w:noProof/>
+                <w:color w:val="auto"/>
+              </w:rPr>
+            </w:pPr>
+          </w:p>
+        </w:tc>
+        <w:tc>
+          <w:tcPr>
+            <w:tcW w:w="2615" w:type="dxa"/>
+          </w:tcPr>
+          <w:p>
+            <w:pPr>
+              <w:pStyle w:val="aa"/>
+              <w:spacing w:line="240" w:lineRule="auto"/>
+              <w:ind w:firstLine="0"/>
+              <w:rPr>
+                <w:rFonts w:cs="Times New Roman"/>
+                <w:i w:val="0"/>
+                <w:noProof/>
+                <w:color w:val="auto"/>
+              </w:rPr>
+            </w:pPr>
+            <w:r>
+              <w:rPr>
+                <w:rFonts w:cs="Times New Roman"/>
+                <w:i w:val="0"/>
+                <w:noProof/>
+                <w:color w:val="auto"/>
+              </w:rPr>
+              <w:t>R</w:t>
+            </w:r>
+            <w:r>
+              <w:rPr>
+                <w:rFonts w:cs="Times New Roman" w:hint="eastAsia"/>
+                <w:i w:val="0"/>
+                <w:noProof/>
+                <w:color w:val="auto"/>
+              </w:rPr>
+              <w:t>ead</w:t>
+            </w:r>
+            <w:r>
+              <w:rPr>
+                <w:rFonts w:cs="Times New Roman" w:hint="eastAsia"/>
+                <w:i w:val="0"/>
+                <w:noProof/>
+                <w:color w:val="auto"/>
+              </w:rPr>
+              <w:t>模式下执行</w:t>
+            </w:r>
+            <w:r>
+              <w:rPr>
+                <w:rFonts w:cs="Times New Roman" w:hint="eastAsia"/>
+                <w:i w:val="0"/>
+                <w:noProof/>
+                <w:color w:val="auto"/>
+              </w:rPr>
+              <w:t>lock</w:t>
+            </w:r>
+          </w:p>
+        </w:tc>
+        <w:tc>
+          <w:tcPr>
+            <w:tcW w:w="1980" w:type="dxa"/>
+          </w:tcPr>
+          <w:p>
+            <w:pPr>
+              <w:pStyle w:val="aa"/>
+              <w:spacing w:line="240" w:lineRule="auto"/>
+              <w:ind w:firstLine="0"/>
+              <w:rPr>
+                <w:rFonts w:cs="Times New Roman"/>
+                <w:i w:val="0"/>
+                <w:noProof/>
+                <w:color w:val="auto"/>
+              </w:rPr>
+            </w:pPr>
+            <w:r>
+              <w:rPr>
+                <w:rFonts w:cs="Times New Roman" w:hint="eastAsia"/>
+                <w:i w:val="0"/>
+                <w:noProof/>
+                <w:color w:val="auto"/>
+              </w:rPr>
+              <w:t>锁定后读取数据成功</w:t>
+            </w:r>
+          </w:p>
+        </w:tc>
+        <w:tc>
+          <w:tcPr>
+            <w:tcW w:w="2177" w:type="dxa"/>
+          </w:tcPr>
+          <w:p>
+            <w:pPr>
+              <w:pStyle w:val="aa"/>
+              <w:spacing w:line="240" w:lineRule="auto"/>
+              <w:ind w:firstLine="0"/>
+              <w:rPr>
+                <w:rFonts w:cs="Times New Roman"/>
+                <w:i w:val="0"/>
+                <w:noProof/>
+                <w:color w:val="auto"/>
+              </w:rPr>
+            </w:pPr>
+            <w:r>
+              <w:rPr>
+                <w:rFonts w:cs="Times New Roman" w:hint="eastAsia"/>
+                <w:i w:val="0"/>
+                <w:noProof/>
+                <w:color w:val="auto"/>
+              </w:rPr>
+              <w:t>锁定不影响读操作</w:t>
+            </w:r>
           </w:p>
         </w:tc>
       </w:tr>
@@ -10797,11 +13226,29 @@
                 <w:color w:val="auto"/>
               </w:rPr>
             </w:pPr>
-          </w:p>
-        </w:tc>
-        <w:tc>
-          <w:tcPr>
-            <w:tcW w:w="2540" w:type="dxa"/>
+            <w:r>
+              <w:rPr>
+                <w:rFonts w:cs="Times New Roman" w:hint="eastAsia"/>
+                <w:i w:val="0"/>
+                <w:noProof/>
+                <w:color w:val="auto"/>
+              </w:rPr>
+              <w:t>普通表上读写</w:t>
+            </w:r>
+            <w:r>
+              <w:rPr>
+                <w:rFonts w:cs="Times New Roman" w:hint="eastAsia"/>
+                <w:i w:val="0"/>
+                <w:noProof/>
+                <w:color w:val="auto"/>
+              </w:rPr>
+              <w:t>lob</w:t>
+            </w:r>
+          </w:p>
+        </w:tc>
+        <w:tc>
+          <w:tcPr>
+            <w:tcW w:w="1980" w:type="dxa"/>
           </w:tcPr>
           <w:p>
             <w:pPr>
@@ -10815,11 +13262,20 @@
                 <w:color w:val="auto"/>
               </w:rPr>
             </w:pPr>
-          </w:p>
-        </w:tc>
-        <w:tc>
-          <w:tcPr>
-            <w:tcW w:w="1617" w:type="dxa"/>
+            <w:r>
+              <w:rPr>
+                <w:rFonts w:cs="Times New Roman" w:hint="eastAsia"/>
+                <w:i w:val="0"/>
+                <w:noProof/>
+                <w:color w:val="auto"/>
+              </w:rPr>
+              <w:t>读写操作成功</w:t>
+            </w:r>
+          </w:p>
+        </w:tc>
+        <w:tc>
+          <w:tcPr>
+            <w:tcW w:w="2177" w:type="dxa"/>
           </w:tcPr>
           <w:p>
             <w:pPr>
@@ -10833,6 +13289,24 @@
                 <w:color w:val="auto"/>
               </w:rPr>
             </w:pPr>
+            <w:r>
+              <w:rPr>
+                <w:rFonts w:cs="Times New Roman" w:hint="eastAsia"/>
+                <w:i w:val="0"/>
+                <w:noProof/>
+                <w:color w:val="auto"/>
+              </w:rPr>
+              <w:t>加锁偏移写</w:t>
+            </w:r>
+            <w:r>
+              <w:rPr>
+                <w:rFonts w:cs="Times New Roman" w:hint="eastAsia"/>
+                <w:i w:val="0"/>
+                <w:noProof/>
+                <w:color w:val="auto"/>
+              </w:rPr>
+              <w:t>lob</w:t>
+            </w:r>
           </w:p>
         </w:tc>
       </w:tr>
@@ -10873,11 +13347,29 @@
                 <w:color w:val="auto"/>
               </w:rPr>
             </w:pPr>
-          </w:p>
-        </w:tc>
-        <w:tc>
-          <w:tcPr>
-            <w:tcW w:w="2540" w:type="dxa"/>
+            <w:r>
+              <w:rPr>
+                <w:rFonts w:cs="Times New Roman" w:hint="eastAsia"/>
+                <w:i w:val="0"/>
+                <w:noProof/>
+                <w:color w:val="auto"/>
+              </w:rPr>
+              <w:t>切分表上读写</w:t>
+            </w:r>
+            <w:r>
+              <w:rPr>
+                <w:rFonts w:cs="Times New Roman" w:hint="eastAsia"/>
+                <w:i w:val="0"/>
+                <w:noProof/>
+                <w:color w:val="auto"/>
+              </w:rPr>
+              <w:t>lob</w:t>
+            </w:r>
+          </w:p>
+        </w:tc>
+        <w:tc>
+          <w:tcPr>
+            <w:tcW w:w="1980" w:type="dxa"/>
           </w:tcPr>
           <w:p>
             <w:pPr>
@@ -10891,11 +13383,20 @@
                 <w:color w:val="auto"/>
               </w:rPr>
             </w:pPr>
-          </w:p>
-        </w:tc>
-        <w:tc>
-          <w:tcPr>
-            <w:tcW w:w="1617" w:type="dxa"/>
+            <w:r>
+              <w:rPr>
+                <w:rFonts w:cs="Times New Roman" w:hint="eastAsia"/>
+                <w:i w:val="0"/>
+                <w:noProof/>
+                <w:color w:val="auto"/>
+              </w:rPr>
+              <w:t>读写操作成功</w:t>
+            </w:r>
+          </w:p>
+        </w:tc>
+        <w:tc>
+          <w:tcPr>
+            <w:tcW w:w="2177" w:type="dxa"/>
           </w:tcPr>
           <w:p>
             <w:pPr>
@@ -10906,9 +13407,139 @@
                 <w:rFonts w:cs="Times New Roman"/>
                 <w:i w:val="0"/>
                 <w:noProof/>
-                <w:color w:val="365F91"/>
-              </w:rPr>
-            </w:pPr>
+                <w:color w:val="auto"/>
+              </w:rPr>
+            </w:pPr>
+            <w:r>
+              <w:rPr>
+                <w:rFonts w:cs="Times New Roman" w:hint="eastAsia"/>
+                <w:i w:val="0"/>
+                <w:noProof/>
+                <w:color w:val="auto"/>
+              </w:rPr>
+              <w:t>偏移范围分别为目标组、源、目标组和源组</w:t>
+            </w:r>
+          </w:p>
+        </w:tc>
+      </w:tr>
+      <w:tr>
+        <w:tc>
+          <w:tcPr>
+            <w:tcW w:w="1330" w:type="dxa"/>
+            <w:vMerge w:val="restart"/>
+            <w:shd w:val="clear" w:color="auto" w:fill="auto"/>
+          </w:tcPr>
+          <w:p>
+            <w:pPr>
+              <w:pStyle w:val="aa"/>
+              <w:spacing w:line="240" w:lineRule="auto"/>
+              <w:ind w:firstLine="0"/>
+              <w:rPr>
+                <w:rFonts w:cs="Times New Roman"/>
+                <w:i w:val="0"/>
+                <w:noProof/>
+                <w:color w:val="auto"/>
+              </w:rPr>
+            </w:pPr>
+            <w:r>
+              <w:rPr>
+                <w:rFonts w:cs="Times New Roman" w:hint="eastAsia"/>
+                <w:i w:val="0"/>
+                <w:noProof/>
+                <w:color w:val="auto"/>
+              </w:rPr>
+              <w:t>并发读写</w:t>
+            </w:r>
+            <w:r>
+              <w:rPr>
+                <w:rFonts w:cs="Times New Roman" w:hint="eastAsia"/>
+                <w:i w:val="0"/>
+                <w:noProof/>
+                <w:color w:val="auto"/>
+              </w:rPr>
+              <w:t>lob</w:t>
+            </w:r>
+          </w:p>
+        </w:tc>
+        <w:tc>
+          <w:tcPr>
+            <w:tcW w:w="2615" w:type="dxa"/>
+          </w:tcPr>
+          <w:p>
+            <w:pPr>
+              <w:pStyle w:val="aa"/>
+              <w:spacing w:line="240" w:lineRule="auto"/>
+              <w:ind w:firstLine="0"/>
+              <w:rPr>
+                <w:rFonts w:cs="Times New Roman"/>
+                <w:i w:val="0"/>
+                <w:noProof/>
+                <w:color w:val="auto"/>
+              </w:rPr>
+            </w:pPr>
+            <w:r>
+              <w:rPr>
+                <w:rFonts w:cs="Times New Roman" w:hint="eastAsia"/>
+                <w:i w:val="0"/>
+                <w:noProof/>
+                <w:color w:val="auto"/>
+              </w:rPr>
+              <w:t>并发写加锁数据段和不加锁数据段</w:t>
+            </w:r>
+          </w:p>
+        </w:tc>
+        <w:tc>
+          <w:tcPr>
+            <w:tcW w:w="1980" w:type="dxa"/>
+          </w:tcPr>
+          <w:p>
+            <w:pPr>
+              <w:pStyle w:val="aa"/>
+              <w:spacing w:line="240" w:lineRule="auto"/>
+              <w:ind w:firstLine="0"/>
+              <w:rPr>
+                <w:rFonts w:cs="Times New Roman"/>
+                <w:i w:val="0"/>
+                <w:noProof/>
+                <w:color w:val="auto"/>
+              </w:rPr>
+            </w:pPr>
+            <w:r>
+              <w:rPr>
+                <w:rFonts w:cs="Times New Roman" w:hint="eastAsia"/>
+                <w:i w:val="0"/>
+                <w:noProof/>
+                <w:color w:val="auto"/>
+              </w:rPr>
+              <w:t>一个操作成功，一个操作失败</w:t>
+            </w:r>
+          </w:p>
+        </w:tc>
+        <w:tc>
+          <w:tcPr>
+            <w:tcW w:w="2177" w:type="dxa"/>
+          </w:tcPr>
+          <w:p>
+            <w:pPr>
+              <w:pStyle w:val="aa"/>
+              <w:spacing w:line="240" w:lineRule="auto"/>
+              <w:ind w:firstLine="0"/>
+              <w:rPr>
+                <w:rFonts w:cs="Times New Roman"/>
+                <w:i w:val="0"/>
+                <w:noProof/>
+                <w:color w:val="auto"/>
+              </w:rPr>
+            </w:pPr>
+            <w:r>
+              <w:rPr>
+                <w:rFonts w:cs="Times New Roman" w:hint="eastAsia"/>
+                <w:i w:val="0"/>
+                <w:noProof/>
+                <w:color w:val="auto"/>
+              </w:rPr>
+              <w:t>先加锁操作写成功</w:t>
+            </w:r>
           </w:p>
         </w:tc>
       </w:tr>
@@ -10949,11 +13580,65 @@
                 <w:color w:val="auto"/>
               </w:rPr>
             </w:pPr>
-          </w:p>
-        </w:tc>
-        <w:tc>
-          <w:tcPr>
-            <w:tcW w:w="2540" w:type="dxa"/>
+            <w:r>
+              <w:rPr>
+                <w:rFonts w:cs="Times New Roman" w:hint="eastAsia"/>
+                <w:i w:val="0"/>
+                <w:noProof/>
+                <w:color w:val="auto"/>
+              </w:rPr>
+              <w:t>并发</w:t>
+            </w:r>
+            <w:r>
+              <w:rPr>
+                <w:rFonts w:cs="Times New Roman" w:hint="eastAsia"/>
+                <w:i w:val="0"/>
+                <w:noProof/>
+                <w:color w:val="auto"/>
+              </w:rPr>
+              <w:t>lock</w:t>
+            </w:r>
+            <w:r>
+              <w:rPr>
+                <w:rFonts w:cs="Times New Roman" w:hint="eastAsia"/>
+                <w:i w:val="0"/>
+                <w:noProof/>
+                <w:color w:val="auto"/>
+              </w:rPr>
+              <w:t>、</w:t>
+            </w:r>
+            <w:r>
+              <w:rPr>
+                <w:rFonts w:cs="Times New Roman" w:hint="eastAsia"/>
+                <w:i w:val="0"/>
+                <w:noProof/>
+                <w:color w:val="auto"/>
+              </w:rPr>
+              <w:t>lickAndSeek</w:t>
+            </w:r>
+            <w:r>
+              <w:rPr>
+                <w:rFonts w:cs="Times New Roman" w:hint="eastAsia"/>
+                <w:i w:val="0"/>
+                <w:noProof/>
+                <w:color w:val="auto"/>
+              </w:rPr>
+              <w:t>方式写</w:t>
+            </w:r>
+            <w:r>
+              <w:rPr>
+                <w:rFonts w:cs="Times New Roman" w:hint="eastAsia"/>
+                <w:i w:val="0"/>
+                <w:noProof/>
+                <w:color w:val="auto"/>
+              </w:rPr>
+              <w:t>lob</w:t>
+            </w:r>
+          </w:p>
+        </w:tc>
+        <w:tc>
+          <w:tcPr>
+            <w:tcW w:w="1980" w:type="dxa"/>
           </w:tcPr>
           <w:p>
             <w:pPr>
@@ -10967,11 +13652,38 @@
                 <w:color w:val="auto"/>
               </w:rPr>
             </w:pPr>
-          </w:p>
-        </w:tc>
-        <w:tc>
-          <w:tcPr>
-            <w:tcW w:w="1617" w:type="dxa"/>
+            <w:r>
+              <w:rPr>
+                <w:rFonts w:cs="Times New Roman" w:hint="eastAsia"/>
+                <w:i w:val="0"/>
+                <w:noProof/>
+                <w:color w:val="auto"/>
+              </w:rPr>
+              <w:t>写操作成功，</w:t>
+            </w:r>
+            <w:r>
+              <w:rPr>
+                <w:rFonts w:cs="Times New Roman" w:hint="eastAsia"/>
+                <w:i w:val="0"/>
+                <w:noProof/>
+                <w:color w:val="auto"/>
+              </w:rPr>
+              <w:t>lob</w:t>
+            </w:r>
+            <w:r>
+              <w:rPr>
+                <w:rFonts w:cs="Times New Roman" w:hint="eastAsia"/>
+                <w:i w:val="0"/>
+                <w:noProof/>
+                <w:color w:val="auto"/>
+              </w:rPr>
+              <w:t>修改时间为最后一次写时间</w:t>
+            </w:r>
+          </w:p>
+        </w:tc>
+        <w:tc>
+          <w:tcPr>
+            <w:tcW w:w="2177" w:type="dxa"/>
           </w:tcPr>
           <w:p>
             <w:pPr>
@@ -11025,11 +13737,20 @@
                 <w:color w:val="auto"/>
               </w:rPr>
             </w:pPr>
-          </w:p>
-        </w:tc>
-        <w:tc>
-          <w:tcPr>
-            <w:tcW w:w="2540" w:type="dxa"/>
+            <w:r>
+              <w:rPr>
+                <w:rFonts w:cs="Times New Roman" w:hint="eastAsia"/>
+                <w:i w:val="0"/>
+                <w:noProof/>
+                <w:color w:val="auto"/>
+              </w:rPr>
+              <w:t>并发锁全部数据段写入</w:t>
+            </w:r>
+          </w:p>
+        </w:tc>
+        <w:tc>
+          <w:tcPr>
+            <w:tcW w:w="1980" w:type="dxa"/>
           </w:tcPr>
           <w:p>
             <w:pPr>
@@ -11043,11 +13764,20 @@
                 <w:color w:val="auto"/>
               </w:rPr>
             </w:pPr>
-          </w:p>
-        </w:tc>
-        <w:tc>
-          <w:tcPr>
-            <w:tcW w:w="1617" w:type="dxa"/>
+            <w:r>
+              <w:rPr>
+                <w:rFonts w:cs="Times New Roman" w:hint="eastAsia"/>
+                <w:i w:val="0"/>
+                <w:noProof/>
+                <w:color w:val="auto"/>
+              </w:rPr>
+              <w:t>一个操作成功，一个操作失败</w:t>
+            </w:r>
+          </w:p>
+        </w:tc>
+        <w:tc>
+          <w:tcPr>
+            <w:tcW w:w="2177" w:type="dxa"/>
           </w:tcPr>
           <w:p>
             <w:pPr>
@@ -11101,11 +13831,20 @@
                 <w:color w:val="auto"/>
               </w:rPr>
             </w:pPr>
-          </w:p>
-        </w:tc>
-        <w:tc>
-          <w:tcPr>
-            <w:tcW w:w="2540" w:type="dxa"/>
+            <w:r>
+              <w:rPr>
+                <w:rFonts w:cs="Times New Roman" w:hint="eastAsia"/>
+                <w:i w:val="0"/>
+                <w:noProof/>
+                <w:color w:val="auto"/>
+              </w:rPr>
+              <w:t>并发写入数据（锁数据段范围不冲突）</w:t>
+            </w:r>
+          </w:p>
+        </w:tc>
+        <w:tc>
+          <w:tcPr>
+            <w:tcW w:w="1980" w:type="dxa"/>
           </w:tcPr>
           <w:p>
             <w:pPr>
@@ -11119,11 +13858,20 @@
                 <w:color w:val="auto"/>
               </w:rPr>
             </w:pPr>
-          </w:p>
-        </w:tc>
-        <w:tc>
-          <w:tcPr>
-            <w:tcW w:w="1617" w:type="dxa"/>
+            <w:r>
+              <w:rPr>
+                <w:rFonts w:cs="Times New Roman" w:hint="eastAsia"/>
+                <w:i w:val="0"/>
+                <w:noProof/>
+                <w:color w:val="auto"/>
+              </w:rPr>
+              <w:t>所有写入成功</w:t>
+            </w:r>
+          </w:p>
+        </w:tc>
+        <w:tc>
+          <w:tcPr>
+            <w:tcW w:w="2177" w:type="dxa"/>
           </w:tcPr>
           <w:p>
             <w:pPr>
@@ -11137,6 +13885,15 @@
                 <w:color w:val="auto"/>
               </w:rPr>
             </w:pPr>
+            <w:r>
+              <w:rPr>
+                <w:rFonts w:cs="Times New Roman" w:hint="eastAsia"/>
+                <w:i w:val="0"/>
+                <w:noProof/>
+                <w:color w:val="auto"/>
+              </w:rPr>
+              <w:t>覆盖连续数据块、不连续数据块写入</w:t>
+            </w:r>
           </w:p>
         </w:tc>
       </w:tr>
@@ -11177,11 +13934,20 @@
                 <w:color w:val="auto"/>
               </w:rPr>
             </w:pPr>
-          </w:p>
-        </w:tc>
-        <w:tc>
-          <w:tcPr>
-            <w:tcW w:w="2540" w:type="dxa"/>
+            <w:r>
+              <w:rPr>
+                <w:rFonts w:cs="Times New Roman" w:hint="eastAsia"/>
+                <w:i w:val="0"/>
+                <w:noProof/>
+                <w:color w:val="auto"/>
+              </w:rPr>
+              <w:t>并发写相同范围数据</w:t>
+            </w:r>
+          </w:p>
+        </w:tc>
+        <w:tc>
+          <w:tcPr>
+            <w:tcW w:w="1980" w:type="dxa"/>
           </w:tcPr>
           <w:p>
             <w:pPr>
@@ -11195,11 +13961,20 @@
                 <w:color w:val="auto"/>
               </w:rPr>
             </w:pPr>
-          </w:p>
-        </w:tc>
-        <w:tc>
-          <w:tcPr>
-            <w:tcW w:w="1617" w:type="dxa"/>
+            <w:r>
+              <w:rPr>
+                <w:rFonts w:cs="Times New Roman" w:hint="eastAsia"/>
+                <w:i w:val="0"/>
+                <w:noProof/>
+                <w:color w:val="auto"/>
+              </w:rPr>
+              <w:t>先加锁写成功，另一个操作加锁</w:t>
+            </w:r>
+          </w:p>
+        </w:tc>
+        <w:tc>
+          <w:tcPr>
+            <w:tcW w:w="2177" w:type="dxa"/>
           </w:tcPr>
           <w:p>
             <w:pPr>
@@ -11253,11 +14028,20 @@
                 <w:color w:val="auto"/>
               </w:rPr>
             </w:pPr>
-          </w:p>
-        </w:tc>
-        <w:tc>
-          <w:tcPr>
-            <w:tcW w:w="2540" w:type="dxa"/>
+            <w:r>
+              <w:rPr>
+                <w:rFonts w:cs="Times New Roman" w:hint="eastAsia"/>
+                <w:i w:val="0"/>
+                <w:noProof/>
+                <w:color w:val="auto"/>
+              </w:rPr>
+              <w:t>并发写范围有交集</w:t>
+            </w:r>
+          </w:p>
+        </w:tc>
+        <w:tc>
+          <w:tcPr>
+            <w:tcW w:w="1980" w:type="dxa"/>
           </w:tcPr>
           <w:p>
             <w:pPr>
@@ -11271,11 +14055,20 @@
                 <w:color w:val="auto"/>
               </w:rPr>
             </w:pPr>
-          </w:p>
-        </w:tc>
-        <w:tc>
-          <w:tcPr>
-            <w:tcW w:w="1617" w:type="dxa"/>
+            <w:r>
+              <w:rPr>
+                <w:rFonts w:cs="Times New Roman" w:hint="eastAsia"/>
+                <w:i w:val="0"/>
+                <w:noProof/>
+                <w:color w:val="auto"/>
+              </w:rPr>
+              <w:t>先加锁写成功，另一个操作加锁</w:t>
+            </w:r>
+          </w:p>
+        </w:tc>
+        <w:tc>
+          <w:tcPr>
+            <w:tcW w:w="2177" w:type="dxa"/>
           </w:tcPr>
           <w:p>
             <w:pPr>
@@ -11326,14 +14119,23 @@
                 <w:rFonts w:cs="Times New Roman"/>
                 <w:i w:val="0"/>
                 <w:noProof/>
-                <w:color w:val="365F91" w:themeColor="accent1" w:themeShade="BF"/>
-              </w:rPr>
-            </w:pPr>
-          </w:p>
-        </w:tc>
-        <w:tc>
-          <w:tcPr>
-            <w:tcW w:w="2540" w:type="dxa"/>
+                <w:color w:val="auto"/>
+              </w:rPr>
+            </w:pPr>
+            <w:r>
+              <w:rPr>
+                <w:rFonts w:cs="Times New Roman" w:hint="eastAsia"/>
+                <w:i w:val="0"/>
+                <w:noProof/>
+                <w:color w:val="auto"/>
+              </w:rPr>
+              <w:t>普通表并发写数据</w:t>
+            </w:r>
+          </w:p>
+        </w:tc>
+        <w:tc>
+          <w:tcPr>
+            <w:tcW w:w="1980" w:type="dxa"/>
           </w:tcPr>
           <w:p>
             <w:pPr>
@@ -11347,11 +14149,20 @@
                 <w:color w:val="auto"/>
               </w:rPr>
             </w:pPr>
-          </w:p>
-        </w:tc>
-        <w:tc>
-          <w:tcPr>
-            <w:tcW w:w="1617" w:type="dxa"/>
+            <w:r>
+              <w:rPr>
+                <w:rFonts w:cs="Times New Roman" w:hint="eastAsia"/>
+                <w:i w:val="0"/>
+                <w:noProof/>
+                <w:color w:val="auto"/>
+              </w:rPr>
+              <w:t>操作成功</w:t>
+            </w:r>
+          </w:p>
+        </w:tc>
+        <w:tc>
+          <w:tcPr>
+            <w:tcW w:w="2177" w:type="dxa"/>
           </w:tcPr>
           <w:p>
             <w:pPr>
@@ -11362,7 +14173,7 @@
                 <w:rFonts w:cs="Times New Roman"/>
                 <w:i w:val="0"/>
                 <w:noProof/>
-                <w:color w:val="365F91" w:themeColor="accent1" w:themeShade="BF"/>
+                <w:color w:val="auto"/>
               </w:rPr>
             </w:pPr>
           </w:p>
@@ -11372,7 +14183,7 @@
         <w:tc>
           <w:tcPr>
             <w:tcW w:w="1330" w:type="dxa"/>
-            <w:vMerge w:val="restart"/>
+            <w:vMerge/>
             <w:shd w:val="clear" w:color="auto" w:fill="auto"/>
           </w:tcPr>
           <w:p>
@@ -11405,11 +14216,20 @@
                 <w:color w:val="auto"/>
               </w:rPr>
             </w:pPr>
-          </w:p>
-        </w:tc>
-        <w:tc>
-          <w:tcPr>
-            <w:tcW w:w="2540" w:type="dxa"/>
+            <w:r>
+              <w:rPr>
+                <w:rFonts w:cs="Times New Roman" w:hint="eastAsia"/>
+                <w:i w:val="0"/>
+                <w:noProof/>
+                <w:color w:val="auto"/>
+              </w:rPr>
+              <w:t>切分表并发写数据</w:t>
+            </w:r>
+          </w:p>
+        </w:tc>
+        <w:tc>
+          <w:tcPr>
+            <w:tcW w:w="1980" w:type="dxa"/>
           </w:tcPr>
           <w:p>
             <w:pPr>
@@ -11423,11 +14243,20 @@
                 <w:color w:val="auto"/>
               </w:rPr>
             </w:pPr>
-          </w:p>
-        </w:tc>
-        <w:tc>
-          <w:tcPr>
-            <w:tcW w:w="1617" w:type="dxa"/>
+            <w:r>
+              <w:rPr>
+                <w:rFonts w:cs="Times New Roman" w:hint="eastAsia"/>
+                <w:i w:val="0"/>
+                <w:noProof/>
+                <w:color w:val="auto"/>
+              </w:rPr>
+              <w:t>并发操作都成功</w:t>
+            </w:r>
+          </w:p>
+        </w:tc>
+        <w:tc>
+          <w:tcPr>
+            <w:tcW w:w="2177" w:type="dxa"/>
           </w:tcPr>
           <w:p>
             <w:pPr>
@@ -11441,6 +14270,15 @@
                 <w:color w:val="auto"/>
               </w:rPr>
             </w:pPr>
+            <w:r>
+              <w:rPr>
+                <w:rFonts w:cs="Times New Roman" w:hint="eastAsia"/>
+                <w:i w:val="0"/>
+                <w:noProof/>
+                <w:color w:val="auto"/>
+              </w:rPr>
+              <w:t>写数据范围覆盖</w:t>
+            </w:r>
           </w:p>
         </w:tc>
       </w:tr>
@@ -11481,11 +14319,38 @@
                 <w:color w:val="auto"/>
               </w:rPr>
             </w:pPr>
-          </w:p>
-        </w:tc>
-        <w:tc>
-          <w:tcPr>
-            <w:tcW w:w="2540" w:type="dxa"/>
+            <w:r>
+              <w:rPr>
+                <w:rFonts w:cs="Times New Roman" w:hint="eastAsia"/>
+                <w:i w:val="0"/>
+                <w:noProof/>
+                <w:color w:val="auto"/>
+              </w:rPr>
+              <w:t>并发写</w:t>
+            </w:r>
+            <w:r>
+              <w:rPr>
+                <w:rFonts w:cs="Times New Roman" w:hint="eastAsia"/>
+                <w:i w:val="0"/>
+                <w:noProof/>
+                <w:color w:val="auto"/>
+              </w:rPr>
+              <w:t>lob</w:t>
+            </w:r>
+            <w:r>
+              <w:rPr>
+                <w:rFonts w:cs="Times New Roman" w:hint="eastAsia"/>
+                <w:i w:val="0"/>
+                <w:noProof/>
+                <w:color w:val="auto"/>
+              </w:rPr>
+              <w:t>过程中执行切分</w:t>
+            </w:r>
+          </w:p>
+        </w:tc>
+        <w:tc>
+          <w:tcPr>
+            <w:tcW w:w="1980" w:type="dxa"/>
           </w:tcPr>
           <w:p>
             <w:pPr>
@@ -11499,11 +14364,20 @@
                 <w:color w:val="auto"/>
               </w:rPr>
             </w:pPr>
-          </w:p>
-        </w:tc>
-        <w:tc>
-          <w:tcPr>
-            <w:tcW w:w="1617" w:type="dxa"/>
+            <w:r>
+              <w:rPr>
+                <w:rFonts w:cs="Times New Roman" w:hint="eastAsia"/>
+                <w:i w:val="0"/>
+                <w:noProof/>
+                <w:color w:val="auto"/>
+              </w:rPr>
+              <w:t>写操作成功，切分成功</w:t>
+            </w:r>
+          </w:p>
+        </w:tc>
+        <w:tc>
+          <w:tcPr>
+            <w:tcW w:w="2177" w:type="dxa"/>
           </w:tcPr>
           <w:p>
             <w:pPr>
@@ -11517,6 +14391,15 @@
                 <w:color w:val="auto"/>
               </w:rPr>
             </w:pPr>
+            <w:r>
+              <w:rPr>
+                <w:rFonts w:cs="Times New Roman" w:hint="eastAsia"/>
+                <w:i w:val="0"/>
+                <w:noProof/>
+                <w:color w:val="auto"/>
+              </w:rPr>
+              <w:t>查询最终数据正确</w:t>
+            </w:r>
           </w:p>
         </w:tc>
       </w:tr>
@@ -11557,11 +14440,20 @@
                 <w:color w:val="auto"/>
               </w:rPr>
             </w:pPr>
-          </w:p>
-        </w:tc>
-        <w:tc>
-          <w:tcPr>
-            <w:tcW w:w="2540" w:type="dxa"/>
+            <w:r>
+              <w:rPr>
+                <w:rFonts w:cs="Times New Roman" w:hint="eastAsia"/>
+                <w:i w:val="0"/>
+                <w:noProof/>
+                <w:color w:val="auto"/>
+              </w:rPr>
+              <w:t>并发读连续数据块</w:t>
+            </w:r>
+          </w:p>
+        </w:tc>
+        <w:tc>
+          <w:tcPr>
+            <w:tcW w:w="1980" w:type="dxa"/>
           </w:tcPr>
           <w:p>
             <w:pPr>
@@ -11579,7 +14471,7 @@
         </w:tc>
         <w:tc>
           <w:tcPr>
-            <w:tcW w:w="1617" w:type="dxa"/>
+            <w:tcW w:w="2177" w:type="dxa"/>
           </w:tcPr>
           <w:p>
             <w:pPr>
@@ -11590,7 +14482,7 @@
                 <w:rFonts w:cs="Times New Roman"/>
                 <w:i w:val="0"/>
                 <w:noProof/>
-                <w:color w:val="auto"/>
+                <w:color w:val="FF0000"/>
               </w:rPr>
             </w:pPr>
           </w:p>
@@ -11633,11 +14525,20 @@
                 <w:color w:val="auto"/>
               </w:rPr>
             </w:pPr>
-          </w:p>
-        </w:tc>
-        <w:tc>
-          <w:tcPr>
-            <w:tcW w:w="2540" w:type="dxa"/>
+            <w:r>
+              <w:rPr>
+                <w:rFonts w:cs="Times New Roman" w:hint="eastAsia"/>
+                <w:i w:val="0"/>
+                <w:noProof/>
+                <w:color w:val="auto"/>
+              </w:rPr>
+              <w:t>并发读不连续数据块</w:t>
+            </w:r>
+          </w:p>
+        </w:tc>
+        <w:tc>
+          <w:tcPr>
+            <w:tcW w:w="1980" w:type="dxa"/>
           </w:tcPr>
           <w:p>
             <w:pPr>
@@ -11655,7 +14556,7 @@
         </w:tc>
         <w:tc>
           <w:tcPr>
-            <w:tcW w:w="1617" w:type="dxa"/>
+            <w:tcW w:w="2177" w:type="dxa"/>
           </w:tcPr>
           <w:p>
             <w:pPr>
@@ -11666,7 +14567,7 @@
                 <w:rFonts w:cs="Times New Roman"/>
                 <w:i w:val="0"/>
                 <w:noProof/>
-                <w:color w:val="auto"/>
+                <w:color w:val="FF0000"/>
               </w:rPr>
             </w:pPr>
           </w:p>
@@ -11709,11 +14610,20 @@
                 <w:color w:val="auto"/>
               </w:rPr>
             </w:pPr>
-          </w:p>
-        </w:tc>
-        <w:tc>
-          <w:tcPr>
-            <w:tcW w:w="2540" w:type="dxa"/>
+            <w:r>
+              <w:rPr>
+                <w:rFonts w:cs="Times New Roman" w:hint="eastAsia"/>
+                <w:i w:val="0"/>
+                <w:noProof/>
+                <w:color w:val="auto"/>
+              </w:rPr>
+              <w:t>并发读相同数据</w:t>
+            </w:r>
+          </w:p>
+        </w:tc>
+        <w:tc>
+          <w:tcPr>
+            <w:tcW w:w="1980" w:type="dxa"/>
           </w:tcPr>
           <w:p>
             <w:pPr>
@@ -11731,7 +14641,7 @@
         </w:tc>
         <w:tc>
           <w:tcPr>
-            <w:tcW w:w="1617" w:type="dxa"/>
+            <w:tcW w:w="2177" w:type="dxa"/>
           </w:tcPr>
           <w:p>
             <w:pPr>
@@ -11742,7 +14652,7 @@
                 <w:rFonts w:cs="Times New Roman"/>
                 <w:i w:val="0"/>
                 <w:noProof/>
-                <w:color w:val="auto"/>
+                <w:color w:val="FF0000"/>
               </w:rPr>
             </w:pPr>
           </w:p>
@@ -11785,11 +14695,20 @@
                 <w:color w:val="auto"/>
               </w:rPr>
             </w:pPr>
-          </w:p>
-        </w:tc>
-        <w:tc>
-          <w:tcPr>
-            <w:tcW w:w="2540" w:type="dxa"/>
+            <w:r>
+              <w:rPr>
+                <w:rFonts w:cs="Times New Roman" w:hint="eastAsia"/>
+                <w:i w:val="0"/>
+                <w:noProof/>
+                <w:color w:val="auto"/>
+              </w:rPr>
+              <w:t>并发读数据范围有交集</w:t>
+            </w:r>
+          </w:p>
+        </w:tc>
+        <w:tc>
+          <w:tcPr>
+            <w:tcW w:w="1980" w:type="dxa"/>
           </w:tcPr>
           <w:p>
             <w:pPr>
@@ -11807,7 +14726,7 @@
         </w:tc>
         <w:tc>
           <w:tcPr>
-            <w:tcW w:w="1617" w:type="dxa"/>
+            <w:tcW w:w="2177" w:type="dxa"/>
           </w:tcPr>
           <w:p>
             <w:pPr>
@@ -11818,7 +14737,7 @@
                 <w:rFonts w:cs="Times New Roman"/>
                 <w:i w:val="0"/>
                 <w:noProof/>
-                <w:color w:val="auto"/>
+                <w:color w:val="FF0000"/>
               </w:rPr>
             </w:pPr>
           </w:p>
@@ -11861,11 +14780,47 @@
                 <w:color w:val="auto"/>
               </w:rPr>
             </w:pPr>
-          </w:p>
-        </w:tc>
-        <w:tc>
-          <w:tcPr>
-            <w:tcW w:w="2540" w:type="dxa"/>
+            <w:r>
+              <w:rPr>
+                <w:rFonts w:cs="Times New Roman" w:hint="eastAsia"/>
+                <w:i w:val="0"/>
+                <w:noProof/>
+                <w:color w:val="auto"/>
+              </w:rPr>
+              <w:t>并发</w:t>
+            </w:r>
+            <w:r>
+              <w:rPr>
+                <w:rFonts w:cs="Times New Roman" w:hint="eastAsia"/>
+                <w:i w:val="0"/>
+                <w:noProof/>
+                <w:color w:val="auto"/>
+              </w:rPr>
+              <w:t>seek</w:t>
+            </w:r>
+            <w:r>
+              <w:rPr>
+                <w:rFonts w:cs="Times New Roman" w:hint="eastAsia"/>
+                <w:i w:val="0"/>
+                <w:noProof/>
+                <w:color w:val="auto"/>
+              </w:rPr>
+              <w:t>读、只读</w:t>
+            </w:r>
+            <w:r>
+              <w:rPr>
+                <w:rFonts w:cs="Times New Roman" w:hint="eastAsia"/>
+                <w:i w:val="0"/>
+                <w:noProof/>
+                <w:color w:val="auto"/>
+              </w:rPr>
+              <w:t>lob</w:t>
+            </w:r>
+          </w:p>
+        </w:tc>
+        <w:tc>
+          <w:tcPr>
+            <w:tcW w:w="1980" w:type="dxa"/>
           </w:tcPr>
           <w:p>
             <w:pPr>
@@ -11883,7 +14838,7 @@
         </w:tc>
         <w:tc>
           <w:tcPr>
-            <w:tcW w:w="1617" w:type="dxa"/>
+            <w:tcW w:w="2177" w:type="dxa"/>
           </w:tcPr>
           <w:p>
             <w:pPr>
@@ -11894,7 +14849,7 @@
                 <w:rFonts w:cs="Times New Roman"/>
                 <w:i w:val="0"/>
                 <w:noProof/>
-                <w:color w:val="FF0000"/>
+                <w:color w:val="auto"/>
               </w:rPr>
             </w:pPr>
           </w:p>
@@ -11937,11 +14892,20 @@
                 <w:color w:val="auto"/>
               </w:rPr>
             </w:pPr>
-          </w:p>
-        </w:tc>
-        <w:tc>
-          <w:tcPr>
-            <w:tcW w:w="2540" w:type="dxa"/>
+            <w:r>
+              <w:rPr>
+                <w:rFonts w:cs="Times New Roman" w:hint="eastAsia"/>
+                <w:i w:val="0"/>
+                <w:noProof/>
+                <w:color w:val="auto"/>
+              </w:rPr>
+              <w:t>读写并发</w:t>
+            </w:r>
+          </w:p>
+        </w:tc>
+        <w:tc>
+          <w:tcPr>
+            <w:tcW w:w="1980" w:type="dxa"/>
           </w:tcPr>
           <w:p>
             <w:pPr>
@@ -11959,7 +14923,7 @@
         </w:tc>
         <w:tc>
           <w:tcPr>
-            <w:tcW w:w="1617" w:type="dxa"/>
+            <w:tcW w:w="2177" w:type="dxa"/>
           </w:tcPr>
           <w:p>
             <w:pPr>
@@ -11976,845 +14940,6 @@
           </w:p>
         </w:tc>
       </w:tr>
-      <w:tr>
-        <w:tc>
-          <w:tcPr>
-            <w:tcW w:w="1330" w:type="dxa"/>
-            <w:vMerge/>
-            <w:shd w:val="clear" w:color="auto" w:fill="auto"/>
-          </w:tcPr>
-          <w:p>
-            <w:pPr>
-              <w:pStyle w:val="aa"/>
-              <w:spacing w:line="240" w:lineRule="auto"/>
-              <w:ind w:firstLine="0"/>
-              <w:rPr>
-                <w:rFonts w:cs="Times New Roman"/>
-                <w:i w:val="0"/>
-                <w:noProof/>
-                <w:color w:val="auto"/>
-              </w:rPr>
-            </w:pPr>
-          </w:p>
-        </w:tc>
-        <w:tc>
-          <w:tcPr>
-            <w:tcW w:w="2615" w:type="dxa"/>
-          </w:tcPr>
-          <w:p>
-            <w:pPr>
-              <w:pStyle w:val="aa"/>
-              <w:spacing w:line="240" w:lineRule="auto"/>
-              <w:ind w:firstLine="0"/>
-              <w:rPr>
-                <w:rFonts w:cs="Times New Roman"/>
-                <w:i w:val="0"/>
-                <w:noProof/>
-                <w:color w:val="auto"/>
-              </w:rPr>
-            </w:pPr>
-          </w:p>
-        </w:tc>
-        <w:tc>
-          <w:tcPr>
-            <w:tcW w:w="2540" w:type="dxa"/>
-          </w:tcPr>
-          <w:p>
-            <w:pPr>
-              <w:pStyle w:val="aa"/>
-              <w:spacing w:line="240" w:lineRule="auto"/>
-              <w:ind w:firstLine="0"/>
-              <w:rPr>
-                <w:rFonts w:cs="Times New Roman"/>
-                <w:i w:val="0"/>
-                <w:noProof/>
-                <w:color w:val="auto"/>
-              </w:rPr>
-            </w:pPr>
-          </w:p>
-        </w:tc>
-        <w:tc>
-          <w:tcPr>
-            <w:tcW w:w="1617" w:type="dxa"/>
-          </w:tcPr>
-          <w:p>
-            <w:pPr>
-              <w:pStyle w:val="aa"/>
-              <w:spacing w:line="240" w:lineRule="auto"/>
-              <w:ind w:firstLine="0"/>
-              <w:rPr>
-                <w:rFonts w:cs="Times New Roman"/>
-                <w:i w:val="0"/>
-                <w:noProof/>
-                <w:color w:val="FF0000"/>
-              </w:rPr>
-            </w:pPr>
-          </w:p>
-        </w:tc>
-      </w:tr>
-      <w:tr>
-        <w:tc>
-          <w:tcPr>
-            <w:tcW w:w="1330" w:type="dxa"/>
-            <w:vMerge/>
-            <w:shd w:val="clear" w:color="auto" w:fill="auto"/>
-          </w:tcPr>
-          <w:p>
-            <w:pPr>
-              <w:pStyle w:val="aa"/>
-              <w:spacing w:line="240" w:lineRule="auto"/>
-              <w:ind w:firstLine="0"/>
-              <w:rPr>
-                <w:rFonts w:cs="Times New Roman"/>
-                <w:i w:val="0"/>
-                <w:noProof/>
-                <w:color w:val="auto"/>
-              </w:rPr>
-            </w:pPr>
-          </w:p>
-        </w:tc>
-        <w:tc>
-          <w:tcPr>
-            <w:tcW w:w="2615" w:type="dxa"/>
-          </w:tcPr>
-          <w:p>
-            <w:pPr>
-              <w:pStyle w:val="aa"/>
-              <w:spacing w:line="240" w:lineRule="auto"/>
-              <w:ind w:firstLine="0"/>
-              <w:rPr>
-                <w:rFonts w:cs="Times New Roman"/>
-                <w:i w:val="0"/>
-                <w:noProof/>
-                <w:color w:val="auto"/>
-              </w:rPr>
-            </w:pPr>
-          </w:p>
-        </w:tc>
-        <w:tc>
-          <w:tcPr>
-            <w:tcW w:w="2540" w:type="dxa"/>
-          </w:tcPr>
-          <w:p>
-            <w:pPr>
-              <w:pStyle w:val="aa"/>
-              <w:spacing w:line="240" w:lineRule="auto"/>
-              <w:ind w:firstLine="0"/>
-              <w:rPr>
-                <w:rFonts w:cs="Times New Roman"/>
-                <w:i w:val="0"/>
-                <w:noProof/>
-                <w:color w:val="auto"/>
-              </w:rPr>
-            </w:pPr>
-          </w:p>
-        </w:tc>
-        <w:tc>
-          <w:tcPr>
-            <w:tcW w:w="1617" w:type="dxa"/>
-          </w:tcPr>
-          <w:p>
-            <w:pPr>
-              <w:pStyle w:val="aa"/>
-              <w:spacing w:line="240" w:lineRule="auto"/>
-              <w:ind w:firstLine="0"/>
-              <w:rPr>
-                <w:rFonts w:cs="Times New Roman"/>
-                <w:i w:val="0"/>
-                <w:noProof/>
-                <w:color w:val="FF0000"/>
-              </w:rPr>
-            </w:pPr>
-          </w:p>
-        </w:tc>
-      </w:tr>
-      <w:tr>
-        <w:tc>
-          <w:tcPr>
-            <w:tcW w:w="1330" w:type="dxa"/>
-            <w:vMerge/>
-            <w:shd w:val="clear" w:color="auto" w:fill="auto"/>
-          </w:tcPr>
-          <w:p>
-            <w:pPr>
-              <w:pStyle w:val="aa"/>
-              <w:spacing w:line="240" w:lineRule="auto"/>
-              <w:ind w:firstLine="0"/>
-              <w:rPr>
-                <w:rFonts w:cs="Times New Roman"/>
-                <w:i w:val="0"/>
-                <w:noProof/>
-                <w:color w:val="auto"/>
-              </w:rPr>
-            </w:pPr>
-          </w:p>
-        </w:tc>
-        <w:tc>
-          <w:tcPr>
-            <w:tcW w:w="2615" w:type="dxa"/>
-          </w:tcPr>
-          <w:p>
-            <w:pPr>
-              <w:pStyle w:val="aa"/>
-              <w:spacing w:line="240" w:lineRule="auto"/>
-              <w:ind w:firstLine="0"/>
-              <w:rPr>
-                <w:rFonts w:cs="Times New Roman"/>
-                <w:i w:val="0"/>
-                <w:noProof/>
-                <w:color w:val="auto"/>
-              </w:rPr>
-            </w:pPr>
-          </w:p>
-        </w:tc>
-        <w:tc>
-          <w:tcPr>
-            <w:tcW w:w="2540" w:type="dxa"/>
-          </w:tcPr>
-          <w:p>
-            <w:pPr>
-              <w:pStyle w:val="aa"/>
-              <w:spacing w:line="240" w:lineRule="auto"/>
-              <w:ind w:firstLine="0"/>
-              <w:rPr>
-                <w:rFonts w:cs="Times New Roman"/>
-                <w:i w:val="0"/>
-                <w:noProof/>
-                <w:color w:val="auto"/>
-              </w:rPr>
-            </w:pPr>
-          </w:p>
-        </w:tc>
-        <w:tc>
-          <w:tcPr>
-            <w:tcW w:w="1617" w:type="dxa"/>
-          </w:tcPr>
-          <w:p>
-            <w:pPr>
-              <w:pStyle w:val="aa"/>
-              <w:spacing w:line="240" w:lineRule="auto"/>
-              <w:ind w:firstLine="0"/>
-              <w:rPr>
-                <w:rFonts w:cs="Times New Roman"/>
-                <w:i w:val="0"/>
-                <w:noProof/>
-                <w:color w:val="FF0000"/>
-              </w:rPr>
-            </w:pPr>
-          </w:p>
-        </w:tc>
-      </w:tr>
-      <w:tr>
-        <w:tc>
-          <w:tcPr>
-            <w:tcW w:w="1330" w:type="dxa"/>
-            <w:vMerge/>
-            <w:shd w:val="clear" w:color="auto" w:fill="auto"/>
-          </w:tcPr>
-          <w:p>
-            <w:pPr>
-              <w:pStyle w:val="aa"/>
-              <w:spacing w:line="240" w:lineRule="auto"/>
-              <w:ind w:firstLine="0"/>
-              <w:rPr>
-                <w:rFonts w:cs="Times New Roman"/>
-                <w:i w:val="0"/>
-                <w:noProof/>
-                <w:color w:val="auto"/>
-              </w:rPr>
-            </w:pPr>
-          </w:p>
-        </w:tc>
-        <w:tc>
-          <w:tcPr>
-            <w:tcW w:w="2615" w:type="dxa"/>
-          </w:tcPr>
-          <w:p>
-            <w:pPr>
-              <w:pStyle w:val="aa"/>
-              <w:spacing w:line="240" w:lineRule="auto"/>
-              <w:ind w:firstLine="0"/>
-              <w:rPr>
-                <w:rFonts w:cs="Times New Roman"/>
-                <w:i w:val="0"/>
-                <w:noProof/>
-                <w:color w:val="auto"/>
-              </w:rPr>
-            </w:pPr>
-          </w:p>
-        </w:tc>
-        <w:tc>
-          <w:tcPr>
-            <w:tcW w:w="2540" w:type="dxa"/>
-          </w:tcPr>
-          <w:p>
-            <w:pPr>
-              <w:pStyle w:val="aa"/>
-              <w:spacing w:line="240" w:lineRule="auto"/>
-              <w:ind w:firstLine="0"/>
-              <w:rPr>
-                <w:rFonts w:cs="Times New Roman"/>
-                <w:i w:val="0"/>
-                <w:noProof/>
-                <w:color w:val="auto"/>
-              </w:rPr>
-            </w:pPr>
-          </w:p>
-        </w:tc>
-        <w:tc>
-          <w:tcPr>
-            <w:tcW w:w="1617" w:type="dxa"/>
-          </w:tcPr>
-          <w:p>
-            <w:pPr>
-              <w:pStyle w:val="aa"/>
-              <w:spacing w:line="240" w:lineRule="auto"/>
-              <w:ind w:firstLine="0"/>
-              <w:rPr>
-                <w:rFonts w:cs="Times New Roman"/>
-                <w:i w:val="0"/>
-                <w:noProof/>
-                <w:color w:val="FF0000"/>
-              </w:rPr>
-            </w:pPr>
-          </w:p>
-        </w:tc>
-      </w:tr>
-      <w:tr>
-        <w:tc>
-          <w:tcPr>
-            <w:tcW w:w="1330" w:type="dxa"/>
-            <w:vMerge/>
-            <w:shd w:val="clear" w:color="auto" w:fill="auto"/>
-          </w:tcPr>
-          <w:p>
-            <w:pPr>
-              <w:pStyle w:val="aa"/>
-              <w:spacing w:line="240" w:lineRule="auto"/>
-              <w:ind w:firstLine="0"/>
-              <w:rPr>
-                <w:rFonts w:cs="Times New Roman"/>
-                <w:i w:val="0"/>
-                <w:noProof/>
-                <w:color w:val="auto"/>
-              </w:rPr>
-            </w:pPr>
-          </w:p>
-        </w:tc>
-        <w:tc>
-          <w:tcPr>
-            <w:tcW w:w="2615" w:type="dxa"/>
-          </w:tcPr>
-          <w:p>
-            <w:pPr>
-              <w:pStyle w:val="aa"/>
-              <w:spacing w:line="240" w:lineRule="auto"/>
-              <w:ind w:firstLine="0"/>
-              <w:rPr>
-                <w:rFonts w:cs="Times New Roman"/>
-                <w:i w:val="0"/>
-                <w:noProof/>
-                <w:color w:val="auto"/>
-              </w:rPr>
-            </w:pPr>
-          </w:p>
-        </w:tc>
-        <w:tc>
-          <w:tcPr>
-            <w:tcW w:w="2540" w:type="dxa"/>
-          </w:tcPr>
-          <w:p>
-            <w:pPr>
-              <w:pStyle w:val="aa"/>
-              <w:spacing w:line="240" w:lineRule="auto"/>
-              <w:ind w:firstLine="0"/>
-              <w:rPr>
-                <w:rFonts w:cs="Times New Roman"/>
-                <w:i w:val="0"/>
-                <w:noProof/>
-                <w:color w:val="auto"/>
-              </w:rPr>
-            </w:pPr>
-          </w:p>
-        </w:tc>
-        <w:tc>
-          <w:tcPr>
-            <w:tcW w:w="1617" w:type="dxa"/>
-          </w:tcPr>
-          <w:p>
-            <w:pPr>
-              <w:pStyle w:val="aa"/>
-              <w:spacing w:line="240" w:lineRule="auto"/>
-              <w:ind w:firstLine="0"/>
-              <w:rPr>
-                <w:rFonts w:cs="Times New Roman"/>
-                <w:i w:val="0"/>
-                <w:noProof/>
-                <w:color w:val="auto"/>
-              </w:rPr>
-            </w:pPr>
-          </w:p>
-        </w:tc>
-      </w:tr>
-      <w:tr>
-        <w:tc>
-          <w:tcPr>
-            <w:tcW w:w="1330" w:type="dxa"/>
-            <w:vMerge/>
-            <w:shd w:val="clear" w:color="auto" w:fill="auto"/>
-          </w:tcPr>
-          <w:p>
-            <w:pPr>
-              <w:pStyle w:val="aa"/>
-              <w:spacing w:line="240" w:lineRule="auto"/>
-              <w:ind w:firstLine="0"/>
-              <w:rPr>
-                <w:rFonts w:cs="Times New Roman"/>
-                <w:i w:val="0"/>
-                <w:noProof/>
-                <w:color w:val="auto"/>
-              </w:rPr>
-            </w:pPr>
-          </w:p>
-        </w:tc>
-        <w:tc>
-          <w:tcPr>
-            <w:tcW w:w="2615" w:type="dxa"/>
-          </w:tcPr>
-          <w:p>
-            <w:pPr>
-              <w:pStyle w:val="aa"/>
-              <w:spacing w:line="240" w:lineRule="auto"/>
-              <w:ind w:firstLine="0"/>
-              <w:rPr>
-                <w:rFonts w:cs="Times New Roman"/>
-                <w:i w:val="0"/>
-                <w:noProof/>
-                <w:color w:val="auto"/>
-              </w:rPr>
-            </w:pPr>
-          </w:p>
-        </w:tc>
-        <w:tc>
-          <w:tcPr>
-            <w:tcW w:w="2540" w:type="dxa"/>
-          </w:tcPr>
-          <w:p>
-            <w:pPr>
-              <w:pStyle w:val="aa"/>
-              <w:spacing w:line="240" w:lineRule="auto"/>
-              <w:ind w:firstLine="0"/>
-              <w:rPr>
-                <w:rFonts w:cs="Times New Roman"/>
-                <w:i w:val="0"/>
-                <w:noProof/>
-                <w:color w:val="auto"/>
-              </w:rPr>
-            </w:pPr>
-          </w:p>
-        </w:tc>
-        <w:tc>
-          <w:tcPr>
-            <w:tcW w:w="1617" w:type="dxa"/>
-          </w:tcPr>
-          <w:p>
-            <w:pPr>
-              <w:pStyle w:val="aa"/>
-              <w:spacing w:line="240" w:lineRule="auto"/>
-              <w:ind w:firstLine="0"/>
-              <w:rPr>
-                <w:rFonts w:cs="Times New Roman"/>
-                <w:i w:val="0"/>
-                <w:noProof/>
-                <w:color w:val="FF0000"/>
-              </w:rPr>
-            </w:pPr>
-          </w:p>
-        </w:tc>
-      </w:tr>
-      <w:tr>
-        <w:tc>
-          <w:tcPr>
-            <w:tcW w:w="1330" w:type="dxa"/>
-            <w:vMerge/>
-            <w:shd w:val="clear" w:color="auto" w:fill="auto"/>
-          </w:tcPr>
-          <w:p>
-            <w:pPr>
-              <w:pStyle w:val="aa"/>
-              <w:spacing w:line="240" w:lineRule="auto"/>
-              <w:ind w:firstLine="0"/>
-              <w:rPr>
-                <w:rFonts w:cs="Times New Roman"/>
-                <w:i w:val="0"/>
-                <w:noProof/>
-                <w:color w:val="auto"/>
-              </w:rPr>
-            </w:pPr>
-          </w:p>
-        </w:tc>
-        <w:tc>
-          <w:tcPr>
-            <w:tcW w:w="2615" w:type="dxa"/>
-          </w:tcPr>
-          <w:p>
-            <w:pPr>
-              <w:pStyle w:val="aa"/>
-              <w:spacing w:line="240" w:lineRule="auto"/>
-              <w:ind w:firstLine="0"/>
-              <w:rPr>
-                <w:rFonts w:cs="Times New Roman"/>
-                <w:i w:val="0"/>
-                <w:noProof/>
-                <w:color w:val="auto"/>
-              </w:rPr>
-            </w:pPr>
-          </w:p>
-        </w:tc>
-        <w:tc>
-          <w:tcPr>
-            <w:tcW w:w="2540" w:type="dxa"/>
-          </w:tcPr>
-          <w:p>
-            <w:pPr>
-              <w:pStyle w:val="aa"/>
-              <w:spacing w:line="240" w:lineRule="auto"/>
-              <w:ind w:firstLine="0"/>
-              <w:rPr>
-                <w:rFonts w:cs="Times New Roman"/>
-                <w:i w:val="0"/>
-                <w:noProof/>
-                <w:color w:val="auto"/>
-              </w:rPr>
-            </w:pPr>
-          </w:p>
-        </w:tc>
-        <w:tc>
-          <w:tcPr>
-            <w:tcW w:w="1617" w:type="dxa"/>
-          </w:tcPr>
-          <w:p>
-            <w:pPr>
-              <w:pStyle w:val="aa"/>
-              <w:spacing w:line="240" w:lineRule="auto"/>
-              <w:ind w:firstLine="0"/>
-              <w:rPr>
-                <w:rFonts w:cs="Times New Roman"/>
-                <w:i w:val="0"/>
-                <w:noProof/>
-                <w:color w:val="FF0000"/>
-              </w:rPr>
-            </w:pPr>
-          </w:p>
-        </w:tc>
-      </w:tr>
-      <w:tr>
-        <w:tc>
-          <w:tcPr>
-            <w:tcW w:w="1330" w:type="dxa"/>
-            <w:vMerge/>
-            <w:shd w:val="clear" w:color="auto" w:fill="auto"/>
-          </w:tcPr>
-          <w:p>
-            <w:pPr>
-              <w:pStyle w:val="aa"/>
-              <w:spacing w:line="240" w:lineRule="auto"/>
-              <w:ind w:firstLine="0"/>
-              <w:rPr>
-                <w:rFonts w:cs="Times New Roman"/>
-                <w:i w:val="0"/>
-                <w:noProof/>
-                <w:color w:val="auto"/>
-              </w:rPr>
-            </w:pPr>
-          </w:p>
-        </w:tc>
-        <w:tc>
-          <w:tcPr>
-            <w:tcW w:w="2615" w:type="dxa"/>
-          </w:tcPr>
-          <w:p>
-            <w:pPr>
-              <w:pStyle w:val="aa"/>
-              <w:spacing w:line="240" w:lineRule="auto"/>
-              <w:ind w:firstLine="0"/>
-              <w:rPr>
-                <w:rFonts w:cs="Times New Roman"/>
-                <w:i w:val="0"/>
-                <w:noProof/>
-                <w:color w:val="auto"/>
-              </w:rPr>
-            </w:pPr>
-          </w:p>
-        </w:tc>
-        <w:tc>
-          <w:tcPr>
-            <w:tcW w:w="2540" w:type="dxa"/>
-          </w:tcPr>
-          <w:p>
-            <w:pPr>
-              <w:pStyle w:val="aa"/>
-              <w:spacing w:line="240" w:lineRule="auto"/>
-              <w:ind w:firstLine="0"/>
-              <w:rPr>
-                <w:rFonts w:cs="Times New Roman"/>
-                <w:i w:val="0"/>
-                <w:noProof/>
-                <w:color w:val="auto"/>
-              </w:rPr>
-            </w:pPr>
-          </w:p>
-        </w:tc>
-        <w:tc>
-          <w:tcPr>
-            <w:tcW w:w="1617" w:type="dxa"/>
-          </w:tcPr>
-          <w:p>
-            <w:pPr>
-              <w:pStyle w:val="aa"/>
-              <w:spacing w:line="240" w:lineRule="auto"/>
-              <w:ind w:firstLine="0"/>
-              <w:rPr>
-                <w:rFonts w:cs="Times New Roman"/>
-                <w:i w:val="0"/>
-                <w:noProof/>
-                <w:color w:val="FF0000"/>
-              </w:rPr>
-            </w:pPr>
-          </w:p>
-        </w:tc>
-      </w:tr>
-      <w:tr>
-        <w:tc>
-          <w:tcPr>
-            <w:tcW w:w="1330" w:type="dxa"/>
-            <w:vMerge/>
-            <w:shd w:val="clear" w:color="auto" w:fill="auto"/>
-          </w:tcPr>
-          <w:p>
-            <w:pPr>
-              <w:pStyle w:val="aa"/>
-              <w:spacing w:line="240" w:lineRule="auto"/>
-              <w:ind w:firstLine="0"/>
-              <w:rPr>
-                <w:rFonts w:cs="Times New Roman"/>
-                <w:i w:val="0"/>
-                <w:noProof/>
-                <w:color w:val="auto"/>
-              </w:rPr>
-            </w:pPr>
-          </w:p>
-        </w:tc>
-        <w:tc>
-          <w:tcPr>
-            <w:tcW w:w="2615" w:type="dxa"/>
-          </w:tcPr>
-          <w:p>
-            <w:pPr>
-              <w:pStyle w:val="aa"/>
-              <w:spacing w:line="240" w:lineRule="auto"/>
-              <w:ind w:firstLine="0"/>
-              <w:rPr>
-                <w:rFonts w:cs="Times New Roman"/>
-                <w:i w:val="0"/>
-                <w:noProof/>
-                <w:color w:val="auto"/>
-              </w:rPr>
-            </w:pPr>
-          </w:p>
-        </w:tc>
-        <w:tc>
-          <w:tcPr>
-            <w:tcW w:w="2540" w:type="dxa"/>
-          </w:tcPr>
-          <w:p>
-            <w:pPr>
-              <w:pStyle w:val="aa"/>
-              <w:spacing w:line="240" w:lineRule="auto"/>
-              <w:ind w:firstLine="0"/>
-              <w:rPr>
-                <w:rFonts w:cs="Times New Roman"/>
-                <w:i w:val="0"/>
-                <w:noProof/>
-                <w:color w:val="auto"/>
-              </w:rPr>
-            </w:pPr>
-          </w:p>
-        </w:tc>
-        <w:tc>
-          <w:tcPr>
-            <w:tcW w:w="1617" w:type="dxa"/>
-          </w:tcPr>
-          <w:p>
-            <w:pPr>
-              <w:pStyle w:val="aa"/>
-              <w:spacing w:line="240" w:lineRule="auto"/>
-              <w:ind w:firstLine="0"/>
-              <w:rPr>
-                <w:rFonts w:cs="Times New Roman"/>
-                <w:i w:val="0"/>
-                <w:noProof/>
-                <w:color w:val="FF0000"/>
-              </w:rPr>
-            </w:pPr>
-          </w:p>
-        </w:tc>
-      </w:tr>
-      <w:tr>
-        <w:trPr>
-          <w:trHeight w:val="225"/>
-        </w:trPr>
-        <w:tc>
-          <w:tcPr>
-            <w:tcW w:w="1330" w:type="dxa"/>
-            <w:vMerge/>
-            <w:shd w:val="clear" w:color="auto" w:fill="auto"/>
-          </w:tcPr>
-          <w:p>
-            <w:pPr>
-              <w:pStyle w:val="aa"/>
-              <w:spacing w:line="240" w:lineRule="auto"/>
-              <w:ind w:firstLine="0"/>
-              <w:rPr>
-                <w:rFonts w:cs="Times New Roman"/>
-                <w:i w:val="0"/>
-                <w:noProof/>
-                <w:color w:val="auto"/>
-              </w:rPr>
-            </w:pPr>
-          </w:p>
-        </w:tc>
-        <w:tc>
-          <w:tcPr>
-            <w:tcW w:w="2615" w:type="dxa"/>
-          </w:tcPr>
-          <w:p>
-            <w:pPr>
-              <w:pStyle w:val="aa"/>
-              <w:spacing w:line="240" w:lineRule="auto"/>
-              <w:ind w:firstLine="0"/>
-              <w:rPr>
-                <w:rFonts w:cs="Times New Roman"/>
-                <w:i w:val="0"/>
-                <w:noProof/>
-                <w:color w:val="auto"/>
-              </w:rPr>
-            </w:pPr>
-          </w:p>
-        </w:tc>
-        <w:tc>
-          <w:tcPr>
-            <w:tcW w:w="2540" w:type="dxa"/>
-          </w:tcPr>
-          <w:p>
-            <w:pPr>
-              <w:pStyle w:val="aa"/>
-              <w:spacing w:line="240" w:lineRule="auto"/>
-              <w:ind w:firstLine="0"/>
-              <w:rPr>
-                <w:rFonts w:cs="Times New Roman"/>
-                <w:i w:val="0"/>
-                <w:noProof/>
-                <w:color w:val="auto"/>
-              </w:rPr>
-            </w:pPr>
-          </w:p>
-        </w:tc>
-        <w:tc>
-          <w:tcPr>
-            <w:tcW w:w="1617" w:type="dxa"/>
-          </w:tcPr>
-          <w:p>
-            <w:pPr>
-              <w:pStyle w:val="aa"/>
-              <w:spacing w:line="240" w:lineRule="auto"/>
-              <w:ind w:firstLine="0"/>
-              <w:rPr>
-                <w:rFonts w:cs="Times New Roman"/>
-                <w:i w:val="0"/>
-                <w:noProof/>
-                <w:color w:val="auto"/>
-              </w:rPr>
-            </w:pPr>
-          </w:p>
-        </w:tc>
-      </w:tr>
-      <w:tr>
-        <w:tc>
-          <w:tcPr>
-            <w:tcW w:w="1330" w:type="dxa"/>
-            <w:vMerge/>
-            <w:shd w:val="clear" w:color="auto" w:fill="auto"/>
-          </w:tcPr>
-          <w:p>
-            <w:pPr>
-              <w:pStyle w:val="aa"/>
-              <w:spacing w:line="240" w:lineRule="auto"/>
-              <w:ind w:firstLine="0"/>
-              <w:rPr>
-                <w:rFonts w:cs="Times New Roman"/>
-                <w:i w:val="0"/>
-                <w:noProof/>
-                <w:color w:val="auto"/>
-              </w:rPr>
-            </w:pPr>
-          </w:p>
-        </w:tc>
-        <w:tc>
-          <w:tcPr>
-            <w:tcW w:w="2615" w:type="dxa"/>
-          </w:tcPr>
-          <w:p>
-            <w:pPr>
-              <w:pStyle w:val="aa"/>
-              <w:spacing w:line="240" w:lineRule="auto"/>
-              <w:ind w:firstLine="0"/>
-              <w:rPr>
-                <w:rFonts w:cs="Times New Roman"/>
-                <w:i w:val="0"/>
-                <w:noProof/>
-                <w:color w:val="auto"/>
-              </w:rPr>
-            </w:pPr>
-          </w:p>
-        </w:tc>
-        <w:tc>
-          <w:tcPr>
-            <w:tcW w:w="2540" w:type="dxa"/>
-          </w:tcPr>
-          <w:p>
-            <w:pPr>
-              <w:pStyle w:val="aa"/>
-              <w:spacing w:line="240" w:lineRule="auto"/>
-              <w:ind w:firstLine="0"/>
-              <w:rPr>
-                <w:rFonts w:cs="Times New Roman"/>
-                <w:i w:val="0"/>
-                <w:noProof/>
-                <w:color w:val="auto"/>
-              </w:rPr>
-            </w:pPr>
-          </w:p>
-        </w:tc>
-        <w:tc>
-          <w:tcPr>
-            <w:tcW w:w="1617" w:type="dxa"/>
-          </w:tcPr>
-          <w:p>
-            <w:pPr>
-              <w:pStyle w:val="aa"/>
-              <w:spacing w:line="240" w:lineRule="auto"/>
-              <w:ind w:firstLine="0"/>
-              <w:rPr>
-                <w:rFonts w:cs="Times New Roman"/>
-                <w:i w:val="0"/>
-                <w:noProof/>
-                <w:color w:val="auto"/>
-              </w:rPr>
-            </w:pPr>
-          </w:p>
-        </w:tc>
-      </w:tr>
     </w:tbl>
     <w:p>
       <w:pPr>
@@ -12833,14 +14958,14 @@
           <w:rFonts w:ascii="Arial" w:hAnsi="Arial" w:cs="Arial"/>
         </w:rPr>
       </w:pPr>
-      <w:bookmarkStart w:id="22" w:name="_Toc430105233"/>
+      <w:bookmarkStart w:id="24" w:name="_Toc430105233"/>
       <w:r>
         <w:rPr>
           <w:rFonts w:ascii="Arial" w:hAnsi="Arial" w:cs="Arial"/>
         </w:rPr>
         <w:t>验收测试用例</w:t>
       </w:r>
-      <w:bookmarkEnd w:id="22"/>
+      <w:bookmarkEnd w:id="24"/>
     </w:p>
     <w:tbl>
       <w:tblPr>
@@ -13307,7 +15432,7 @@
               <w:spacing w:line="276" w:lineRule="auto"/>
               <w:cnfStyle w:val="000000100000"/>
               <w:rPr>
-                <w:rFonts w:ascii="Arial" w:hAnsi="Arial" w:cs="Arial" w:hint="eastAsia"/>
+                <w:rFonts w:ascii="Arial" w:hAnsi="Arial" w:cs="Arial"/>
                 <w:sz w:val="20"/>
                 <w:szCs w:val="20"/>
               </w:rPr>
@@ -13521,18 +15646,26 @@
               <w:spacing w:line="276" w:lineRule="auto"/>
               <w:cnfStyle w:val="000000010000"/>
               <w:rPr>
+                <w:rFonts w:ascii="Arial" w:hAnsi="Arial" w:cs="Arial"/>
+                <w:sz w:val="20"/>
+                <w:szCs w:val="20"/>
+              </w:rPr>
+            </w:pPr>
+            <w:r>
+              <w:rPr>
                 <w:rFonts w:ascii="Arial" w:hAnsi="Arial" w:cs="Arial" w:hint="eastAsia"/>
                 <w:sz w:val="20"/>
                 <w:szCs w:val="20"/>
               </w:rPr>
-            </w:pPr>
+              <w:t>2</w:t>
+            </w:r>
             <w:r>
               <w:rPr>
                 <w:rFonts w:ascii="Arial" w:hAnsi="Arial" w:cs="Arial" w:hint="eastAsia"/>
                 <w:sz w:val="20"/>
                 <w:szCs w:val="20"/>
               </w:rPr>
-              <w:t>2</w:t>
+              <w:t>、</w:t>
             </w:r>
             <w:r>
               <w:rPr>
@@ -13540,7 +15673,7 @@
                 <w:sz w:val="20"/>
                 <w:szCs w:val="20"/>
               </w:rPr>
-              <w:t>、</w:t>
+              <w:t>再次打开已写</w:t>
             </w:r>
             <w:r>
               <w:rPr>
@@ -13548,7 +15681,7 @@
                 <w:sz w:val="20"/>
                 <w:szCs w:val="20"/>
               </w:rPr>
-              <w:t>再次打开已写</w:t>
+              <w:t>lob</w:t>
             </w:r>
             <w:r>
               <w:rPr>
@@ -13556,26 +15689,45 @@
                 <w:sz w:val="20"/>
                 <w:szCs w:val="20"/>
               </w:rPr>
-              <w:t>lob</w:t>
-            </w:r>
+              <w:t>对象</w:t>
+            </w:r>
+          </w:p>
+          <w:p>
+            <w:pPr>
+              <w:spacing w:line="276" w:lineRule="auto"/>
+              <w:cnfStyle w:val="000000010000"/>
+              <w:rPr>
+                <w:rFonts w:ascii="Arial" w:hAnsi="Arial" w:cs="Arial"/>
+                <w:sz w:val="20"/>
+                <w:szCs w:val="20"/>
+              </w:rPr>
+            </w:pPr>
             <w:r>
               <w:rPr>
                 <w:rFonts w:ascii="Arial" w:hAnsi="Arial" w:cs="Arial" w:hint="eastAsia"/>
                 <w:sz w:val="20"/>
                 <w:szCs w:val="20"/>
               </w:rPr>
-              <w:t>对象</w:t>
-            </w:r>
-          </w:p>
-          <w:p>
-            <w:pPr>
-              <w:spacing w:line="276" w:lineRule="auto"/>
-              <w:cnfStyle w:val="000000010000"/>
+              <w:t>3</w:t>
+            </w:r>
+            <w:r>
               <w:rPr>
                 <w:rFonts w:ascii="Arial" w:hAnsi="Arial" w:cs="Arial" w:hint="eastAsia"/>
                 <w:sz w:val="20"/>
                 <w:szCs w:val="20"/>
               </w:rPr>
+              <w:t>、锁定数据端</w:t>
+            </w:r>
+          </w:p>
+          <w:p>
+            <w:pPr>
+              <w:spacing w:line="276" w:lineRule="auto"/>
+              <w:cnfStyle w:val="000000010000"/>
+              <w:rPr>
+                <w:rFonts w:ascii="Arial" w:hAnsi="Arial" w:cs="Arial"/>
+                <w:sz w:val="20"/>
+                <w:szCs w:val="20"/>
+              </w:rPr>
             </w:pPr>
             <w:r>
               <w:rPr>
@@ -13583,7 +15735,7 @@
                 <w:sz w:val="20"/>
                 <w:szCs w:val="20"/>
               </w:rPr>
-              <w:t>3</w:t>
+              <w:t>4</w:t>
             </w:r>
             <w:r>
               <w:rPr>
@@ -13591,26 +15743,34 @@
                 <w:sz w:val="20"/>
                 <w:szCs w:val="20"/>
               </w:rPr>
-              <w:t>、锁定数据端</w:t>
+              <w:t>、向锁定的数据段写入数据</w:t>
             </w:r>
           </w:p>
           <w:p>
             <w:pPr>
               <w:spacing w:line="276" w:lineRule="auto"/>
               <w:cnfStyle w:val="000000010000"/>
+              <w:rPr>
+                <w:rFonts w:ascii="Arial" w:hAnsi="Arial" w:cs="Arial"/>
+                <w:sz w:val="20"/>
+                <w:szCs w:val="20"/>
+              </w:rPr>
+            </w:pPr>
+            <w:r>
               <w:rPr>
                 <w:rFonts w:ascii="Arial" w:hAnsi="Arial" w:cs="Arial" w:hint="eastAsia"/>
                 <w:sz w:val="20"/>
                 <w:szCs w:val="20"/>
               </w:rPr>
-            </w:pPr>
+              <w:t>5</w:t>
+            </w:r>
             <w:r>
               <w:rPr>
                 <w:rFonts w:ascii="Arial" w:hAnsi="Arial" w:cs="Arial" w:hint="eastAsia"/>
                 <w:sz w:val="20"/>
                 <w:szCs w:val="20"/>
               </w:rPr>
-              <w:t>4</w:t>
+              <w:t>、读取写入</w:t>
             </w:r>
             <w:r>
               <w:rPr>
@@ -13618,18 +15778,26 @@
                 <w:sz w:val="20"/>
                 <w:szCs w:val="20"/>
               </w:rPr>
-              <w:t>、向锁定的数据段写入数据</w:t>
-            </w:r>
-          </w:p>
-          <w:p>
-            <w:pPr>
-              <w:spacing w:line="276" w:lineRule="auto"/>
-              <w:cnfStyle w:val="000000010000"/>
+              <w:t>lob</w:t>
+            </w:r>
+            <w:r>
               <w:rPr>
                 <w:rFonts w:ascii="Arial" w:hAnsi="Arial" w:cs="Arial" w:hint="eastAsia"/>
                 <w:sz w:val="20"/>
                 <w:szCs w:val="20"/>
               </w:rPr>
+              <w:t>数据</w:t>
+            </w:r>
+          </w:p>
+          <w:p>
+            <w:pPr>
+              <w:spacing w:line="276" w:lineRule="auto"/>
+              <w:cnfStyle w:val="000000010000"/>
+              <w:rPr>
+                <w:rFonts w:ascii="Arial" w:hAnsi="Arial" w:cs="Arial"/>
+                <w:sz w:val="20"/>
+                <w:szCs w:val="20"/>
+              </w:rPr>
             </w:pPr>
             <w:r>
               <w:rPr>
@@ -13637,7 +15805,7 @@
                 <w:sz w:val="20"/>
                 <w:szCs w:val="20"/>
               </w:rPr>
-              <w:t>5</w:t>
+              <w:t>6</w:t>
             </w:r>
             <w:r>
               <w:rPr>
@@ -13645,7 +15813,7 @@
                 <w:sz w:val="20"/>
                 <w:szCs w:val="20"/>
               </w:rPr>
-              <w:t>、读取写入</w:t>
+              <w:t>、检查</w:t>
             </w:r>
             <w:r>
               <w:rPr>
@@ -13661,63 +15829,20 @@
                 <w:sz w:val="20"/>
                 <w:szCs w:val="20"/>
               </w:rPr>
-              <w:t>数据</w:t>
-            </w:r>
-          </w:p>
+              <w:t>数据信息</w:t>
+            </w:r>
+          </w:p>
+        </w:tc>
+        <w:tc>
+          <w:tcPr>
+            <w:tcW w:w="1696" w:type="dxa"/>
+          </w:tcPr>
           <w:p>
             <w:pPr>
               <w:spacing w:line="276" w:lineRule="auto"/>
               <w:cnfStyle w:val="000000010000"/>
               <w:rPr>
                 <w:rFonts w:ascii="Arial" w:hAnsi="Arial" w:cs="Arial"/>
-                <w:sz w:val="20"/>
-                <w:szCs w:val="20"/>
-              </w:rPr>
-            </w:pPr>
-            <w:r>
-              <w:rPr>
-                <w:rFonts w:ascii="Arial" w:hAnsi="Arial" w:cs="Arial" w:hint="eastAsia"/>
-                <w:sz w:val="20"/>
-                <w:szCs w:val="20"/>
-              </w:rPr>
-              <w:t>6</w:t>
-            </w:r>
-            <w:r>
-              <w:rPr>
-                <w:rFonts w:ascii="Arial" w:hAnsi="Arial" w:cs="Arial" w:hint="eastAsia"/>
-                <w:sz w:val="20"/>
-                <w:szCs w:val="20"/>
-              </w:rPr>
-              <w:t>、检查</w:t>
-            </w:r>
-            <w:r>
-              <w:rPr>
-                <w:rFonts w:ascii="Arial" w:hAnsi="Arial" w:cs="Arial" w:hint="eastAsia"/>
-                <w:sz w:val="20"/>
-                <w:szCs w:val="20"/>
-              </w:rPr>
-              <w:t>lob</w:t>
-            </w:r>
-            <w:r>
-              <w:rPr>
-                <w:rFonts w:ascii="Arial" w:hAnsi="Arial" w:cs="Arial" w:hint="eastAsia"/>
-                <w:sz w:val="20"/>
-                <w:szCs w:val="20"/>
-              </w:rPr>
-              <w:t>数据信息</w:t>
-            </w:r>
-          </w:p>
-        </w:tc>
-        <w:tc>
-          <w:tcPr>
-            <w:tcW w:w="1696" w:type="dxa"/>
-          </w:tcPr>
-          <w:p>
-            <w:pPr>
-              <w:spacing w:line="276" w:lineRule="auto"/>
-              <w:cnfStyle w:val="000000010000"/>
-              <w:rPr>
-                <w:rFonts w:ascii="Arial" w:hAnsi="Arial" w:cs="Arial" w:hint="eastAsia"/>
                 <w:sz w:val="20"/>
                 <w:szCs w:val="20"/>
               </w:rPr>
@@ -13847,25 +15972,25 @@
               <w:spacing w:line="276" w:lineRule="auto"/>
               <w:cnfStyle w:val="000000100000"/>
               <w:rPr>
+                <w:rFonts w:ascii="Arial" w:hAnsi="Arial" w:cs="Arial"/>
+                <w:sz w:val="20"/>
+                <w:szCs w:val="20"/>
+              </w:rPr>
+            </w:pPr>
+            <w:r>
+              <w:rPr>
                 <w:rFonts w:ascii="Arial" w:hAnsi="Arial" w:cs="Arial" w:hint="eastAsia"/>
                 <w:sz w:val="20"/>
                 <w:szCs w:val="20"/>
               </w:rPr>
-            </w:pPr>
+              <w:t>并发读写</w:t>
+            </w:r>
             <w:r>
               <w:rPr>
                 <w:rFonts w:ascii="Arial" w:hAnsi="Arial" w:cs="Arial" w:hint="eastAsia"/>
                 <w:sz w:val="20"/>
                 <w:szCs w:val="20"/>
               </w:rPr>
-              <w:t>并发读写</w:t>
-            </w:r>
-            <w:r>
-              <w:rPr>
-                <w:rFonts w:ascii="Arial" w:hAnsi="Arial" w:cs="Arial" w:hint="eastAsia"/>
-                <w:sz w:val="20"/>
-                <w:szCs w:val="20"/>
-              </w:rPr>
               <w:t>lob</w:t>
             </w:r>
           </w:p>
@@ -13879,7 +16004,7 @@
               <w:spacing w:line="276" w:lineRule="auto"/>
               <w:cnfStyle w:val="000000100000"/>
               <w:rPr>
-                <w:rFonts w:ascii="Arial" w:hAnsi="Arial" w:cs="Arial" w:hint="eastAsia"/>
+                <w:rFonts w:ascii="Arial" w:hAnsi="Arial" w:cs="Arial"/>
                 <w:sz w:val="20"/>
                 <w:szCs w:val="20"/>
               </w:rPr>
@@ -13904,18 +16029,17 @@
               <w:ind w:firstLineChars="0"/>
               <w:cnfStyle w:val="000000100000"/>
               <w:rPr>
+                <w:rFonts w:ascii="Arial" w:hAnsi="Arial" w:cs="Arial"/>
+                <w:sz w:val="20"/>
+                <w:szCs w:val="20"/>
+              </w:rPr>
+            </w:pPr>
+            <w:r>
+              <w:rPr>
                 <w:rFonts w:ascii="Arial" w:hAnsi="Arial" w:cs="Arial" w:hint="eastAsia"/>
                 <w:sz w:val="20"/>
                 <w:szCs w:val="20"/>
               </w:rPr>
-            </w:pPr>
-            <w:r>
-              <w:rPr>
-                <w:rFonts w:ascii="Arial" w:hAnsi="Arial" w:cs="Arial" w:hint="eastAsia"/>
-                <w:sz w:val="20"/>
-                <w:szCs w:val="20"/>
-              </w:rPr>
-              <w:lastRenderedPageBreak/>
               <w:t>打开</w:t>
             </w:r>
             <w:r>
@@ -13946,17 +16070,18 @@
               <w:ind w:firstLineChars="0"/>
               <w:cnfStyle w:val="000000100000"/>
               <w:rPr>
+                <w:rFonts w:ascii="Arial" w:hAnsi="Arial" w:cs="Arial"/>
+                <w:sz w:val="20"/>
+                <w:szCs w:val="20"/>
+              </w:rPr>
+            </w:pPr>
+            <w:r>
+              <w:rPr>
                 <w:rFonts w:ascii="Arial" w:hAnsi="Arial" w:cs="Arial" w:hint="eastAsia"/>
                 <w:sz w:val="20"/>
                 <w:szCs w:val="20"/>
               </w:rPr>
-            </w:pPr>
-            <w:r>
-              <w:rPr>
-                <w:rFonts w:ascii="Arial" w:hAnsi="Arial" w:cs="Arial" w:hint="eastAsia"/>
-                <w:sz w:val="20"/>
-                <w:szCs w:val="20"/>
-              </w:rPr>
+              <w:lastRenderedPageBreak/>
               <w:t>锁定数据端</w:t>
             </w:r>
           </w:p>
@@ -13971,7 +16096,7 @@
               <w:ind w:firstLineChars="0"/>
               <w:cnfStyle w:val="000000100000"/>
               <w:rPr>
-                <w:rFonts w:ascii="Arial" w:hAnsi="Arial" w:cs="Arial" w:hint="eastAsia"/>
+                <w:rFonts w:ascii="Arial" w:hAnsi="Arial" w:cs="Arial"/>
                 <w:sz w:val="20"/>
                 <w:szCs w:val="20"/>
               </w:rPr>
@@ -14004,18 +16129,26 @@
               <w:ind w:firstLineChars="0"/>
               <w:cnfStyle w:val="000000100000"/>
               <w:rPr>
+                <w:rFonts w:ascii="Arial" w:hAnsi="Arial" w:cs="Arial"/>
+                <w:sz w:val="20"/>
+                <w:szCs w:val="20"/>
+              </w:rPr>
+            </w:pPr>
+            <w:r>
+              <w:rPr>
                 <w:rFonts w:ascii="Arial" w:hAnsi="Arial" w:cs="Arial" w:hint="eastAsia"/>
                 <w:sz w:val="20"/>
                 <w:szCs w:val="20"/>
               </w:rPr>
-            </w:pPr>
+              <w:t>关闭</w:t>
+            </w:r>
             <w:r>
               <w:rPr>
                 <w:rFonts w:ascii="Arial" w:hAnsi="Arial" w:cs="Arial" w:hint="eastAsia"/>
                 <w:sz w:val="20"/>
                 <w:szCs w:val="20"/>
               </w:rPr>
-              <w:t>关闭</w:t>
+              <w:t>lob</w:t>
             </w:r>
             <w:r>
               <w:rPr>
@@ -14023,15 +16156,26 @@
                 <w:sz w:val="20"/>
                 <w:szCs w:val="20"/>
               </w:rPr>
-              <w:t>lob</w:t>
-            </w:r>
+              <w:t>对象</w:t>
+            </w:r>
+          </w:p>
+          <w:p>
+            <w:pPr>
+              <w:spacing w:line="276" w:lineRule="auto"/>
+              <w:cnfStyle w:val="000000100000"/>
+              <w:rPr>
+                <w:rFonts w:ascii="Arial" w:hAnsi="Arial" w:cs="Arial"/>
+                <w:sz w:val="20"/>
+                <w:szCs w:val="20"/>
+              </w:rPr>
+            </w:pPr>
             <w:r>
               <w:rPr>
                 <w:rFonts w:ascii="Arial" w:hAnsi="Arial" w:cs="Arial" w:hint="eastAsia"/>
                 <w:sz w:val="20"/>
                 <w:szCs w:val="20"/>
               </w:rPr>
-              <w:t>对象</w:t>
+              <w:t>检查操作结果</w:t>
             </w:r>
           </w:p>
           <w:p>
@@ -14039,26 +16183,7 @@
               <w:spacing w:line="276" w:lineRule="auto"/>
               <w:cnfStyle w:val="000000100000"/>
               <w:rPr>
-                <w:rFonts w:ascii="Arial" w:hAnsi="Arial" w:cs="Arial" w:hint="eastAsia"/>
-                <w:sz w:val="20"/>
-                <w:szCs w:val="20"/>
-              </w:rPr>
-            </w:pPr>
-            <w:r>
-              <w:rPr>
-                <w:rFonts w:ascii="Arial" w:hAnsi="Arial" w:cs="Arial" w:hint="eastAsia"/>
-                <w:sz w:val="20"/>
-                <w:szCs w:val="20"/>
-              </w:rPr>
-              <w:t>检查操作结果</w:t>
-            </w:r>
-          </w:p>
-          <w:p>
-            <w:pPr>
-              <w:spacing w:line="276" w:lineRule="auto"/>
-              <w:cnfStyle w:val="000000100000"/>
-              <w:rPr>
-                <w:rFonts w:ascii="Arial" w:hAnsi="Arial" w:cs="Arial" w:hint="eastAsia"/>
+                <w:rFonts w:ascii="Arial" w:hAnsi="Arial" w:cs="Arial"/>
                 <w:sz w:val="20"/>
                 <w:szCs w:val="20"/>
               </w:rPr>
@@ -14120,7 +16245,7 @@
               <w:ind w:firstLineChars="0"/>
               <w:cnfStyle w:val="000000100000"/>
               <w:rPr>
-                <w:rFonts w:ascii="Arial" w:hAnsi="Arial" w:cs="Arial" w:hint="eastAsia"/>
+                <w:rFonts w:ascii="Arial" w:hAnsi="Arial" w:cs="Arial"/>
                 <w:sz w:val="20"/>
                 <w:szCs w:val="20"/>
               </w:rPr>
@@ -14162,18 +16287,27 @@
               <w:ind w:firstLineChars="0"/>
               <w:cnfStyle w:val="000000100000"/>
               <w:rPr>
+                <w:rFonts w:ascii="Arial" w:hAnsi="Arial" w:cs="Arial"/>
+                <w:sz w:val="20"/>
+                <w:szCs w:val="20"/>
+              </w:rPr>
+            </w:pPr>
+            <w:r>
+              <w:rPr>
                 <w:rFonts w:ascii="Arial" w:hAnsi="Arial" w:cs="Arial" w:hint="eastAsia"/>
                 <w:sz w:val="20"/>
                 <w:szCs w:val="20"/>
               </w:rPr>
-            </w:pPr>
+              <w:t>并发查询操作成功，查看</w:t>
+            </w:r>
             <w:r>
               <w:rPr>
                 <w:rFonts w:ascii="Arial" w:hAnsi="Arial" w:cs="Arial" w:hint="eastAsia"/>
                 <w:sz w:val="20"/>
                 <w:szCs w:val="20"/>
               </w:rPr>
-              <w:t>并发查询操</w:t>
+              <w:lastRenderedPageBreak/>
+              <w:t>写入</w:t>
             </w:r>
             <w:r>
               <w:rPr>
@@ -14181,8 +16315,7 @@
                 <w:sz w:val="20"/>
                 <w:szCs w:val="20"/>
               </w:rPr>
-              <w:lastRenderedPageBreak/>
-              <w:t>作成功，查看写入</w:t>
+              <w:t>lob</w:t>
             </w:r>
             <w:r>
               <w:rPr>
@@ -14190,14 +16323,6 @@
                 <w:sz w:val="20"/>
                 <w:szCs w:val="20"/>
               </w:rPr>
-              <w:t>lob</w:t>
-            </w:r>
-            <w:r>
-              <w:rPr>
-                <w:rFonts w:ascii="Arial" w:hAnsi="Arial" w:cs="Arial" w:hint="eastAsia"/>
-                <w:sz w:val="20"/>
-                <w:szCs w:val="20"/>
-              </w:rPr>
               <w:t>数据信息正确</w:t>
             </w:r>
           </w:p>
@@ -14229,12 +16354,12 @@
       </w:pPr>
     </w:p>
     <w:sectPr>
-      <w:headerReference w:type="even" r:id="rId23"/>
-      <w:headerReference w:type="default" r:id="rId24"/>
-      <w:footerReference w:type="even" r:id="rId25"/>
-      <w:footerReference w:type="default" r:id="rId26"/>
-      <w:headerReference w:type="first" r:id="rId27"/>
-      <w:footerReference w:type="first" r:id="rId28"/>
+      <w:headerReference w:type="even" r:id="rId24"/>
+      <w:headerReference w:type="default" r:id="rId25"/>
+      <w:footerReference w:type="even" r:id="rId26"/>
+      <w:footerReference w:type="default" r:id="rId27"/>
+      <w:headerReference w:type="first" r:id="rId28"/>
+      <w:footerReference w:type="first" r:id="rId29"/>
       <w:pgSz w:w="11906" w:h="16838"/>
       <w:pgMar w:top="1312" w:right="1800" w:bottom="1440" w:left="1800" w:header="779" w:footer="992" w:gutter="0"/>
       <w:cols w:space="425"/>
@@ -14242,6 +16367,183 @@
     </w:sectPr>
   </w:body>
 </w:document>
+</file>
+
+<file path=word/comments.xml><?xml version="1.0" encoding="utf-8"?>
+<w:comments xmlns:ve="http://schemas.openxmlformats.org/markup-compatibility/2006" xmlns:o="urn:schemas-microsoft-com:office:office" xmlns:r="http://schemas.openxmlformats.org/officeDocument/2006/relationships" xmlns:m="http://schemas.openxmlformats.org/officeDocument/2006/math" xmlns:v="urn:schemas-microsoft-com:vml" xmlns:wp="http://schemas.openxmlformats.org/drawingml/2006/wordprocessingDrawing" xmlns:w10="urn:schemas-microsoft-com:office:word" xmlns:w="http://schemas.openxmlformats.org/wordprocessingml/2006/main" xmlns:wne="http://schemas.microsoft.com/office/word/2006/wordml">
+  <w:comment w:id="15" w:author="wuyan" w:date="2017-10-31T17:19:00Z" w:initials="w">
+    <w:p>
+      <w:pPr>
+        <w:pStyle w:val="CommentText"/>
+        <w:numPr>
+          <w:ilvl w:val="0"/>
+          <w:numId w:val="46"/>
+        </w:numPr>
+      </w:pPr>
+      <w:r>
+        <w:rPr>
+          <w:rStyle w:val="CommentReference"/>
+        </w:rPr>
+        <w:annotationRef/>
+      </w:r>
+      <w:r>
+        <w:rPr>
+          <w:rFonts w:hint="eastAsia"/>
+        </w:rPr>
+        <w:t>不同</w:t>
+      </w:r>
+      <w:r>
+        <w:rPr>
+          <w:rFonts w:hint="eastAsia"/>
+        </w:rPr>
+        <w:t>cs</w:t>
+      </w:r>
+      <w:r>
+        <w:rPr>
+          <w:rFonts w:hint="eastAsia"/>
+        </w:rPr>
+        <w:t>设置不同</w:t>
+      </w:r>
+      <w:r>
+        <w:rPr>
+          <w:rFonts w:hint="eastAsia"/>
+        </w:rPr>
+        <w:t>pagesize</w:t>
+      </w:r>
+      <w:r>
+        <w:rPr>
+          <w:rFonts w:hint="eastAsia"/>
+        </w:rPr>
+        <w:t>混合操作</w:t>
+      </w:r>
+    </w:p>
+    <w:p>
+      <w:pPr>
+        <w:pStyle w:val="CommentText"/>
+        <w:numPr>
+          <w:ilvl w:val="0"/>
+          <w:numId w:val="46"/>
+        </w:numPr>
+      </w:pPr>
+      <w:r>
+        <w:rPr>
+          <w:rFonts w:hint="eastAsia"/>
+        </w:rPr>
+        <w:t>空切片场景下考虑切片边界值测试；元数据切片不带数据、带部分数据（元数据和数据之间有空）</w:t>
+      </w:r>
+    </w:p>
+    <w:p>
+      <w:pPr>
+        <w:pStyle w:val="CommentText"/>
+        <w:numPr>
+          <w:ilvl w:val="0"/>
+          <w:numId w:val="46"/>
+        </w:numPr>
+      </w:pPr>
+      <w:r>
+        <w:rPr>
+          <w:rFonts w:hint="eastAsia"/>
+        </w:rPr>
+        <w:t>大</w:t>
+      </w:r>
+      <w:r>
+        <w:rPr>
+          <w:rFonts w:hint="eastAsia"/>
+        </w:rPr>
+        <w:t>lob</w:t>
+      </w:r>
+      <w:r>
+        <w:rPr>
+          <w:rFonts w:hint="eastAsia"/>
+        </w:rPr>
+        <w:t>并发写超过</w:t>
+      </w:r>
+      <w:r>
+        <w:rPr>
+          <w:rFonts w:hint="eastAsia"/>
+        </w:rPr>
+        <w:t>10G</w:t>
+      </w:r>
+      <w:r>
+        <w:rPr>
+          <w:rFonts w:hint="eastAsia"/>
+        </w:rPr>
+        <w:t>，原有</w:t>
+      </w:r>
+      <w:r>
+        <w:rPr>
+          <w:rFonts w:hint="eastAsia"/>
+        </w:rPr>
+        <w:t>lob</w:t>
+      </w:r>
+      <w:r>
+        <w:rPr>
+          <w:rFonts w:hint="eastAsia"/>
+        </w:rPr>
+        <w:t>超过</w:t>
+      </w:r>
+      <w:r>
+        <w:rPr>
+          <w:rFonts w:hint="eastAsia"/>
+        </w:rPr>
+        <w:t>10G</w:t>
+      </w:r>
+      <w:r>
+        <w:rPr>
+          <w:rFonts w:hint="eastAsia"/>
+        </w:rPr>
+        <w:t>（手动测试）</w:t>
+      </w:r>
+    </w:p>
+  </w:comment>
+  <w:comment w:id="16" w:author="wuyan" w:date="2017-10-31T16:50:00Z" w:initials="w">
+    <w:p>
+      <w:pPr>
+        <w:pStyle w:val="CommentText"/>
+        <w:numPr>
+          <w:ilvl w:val="0"/>
+          <w:numId w:val="45"/>
+        </w:numPr>
+      </w:pPr>
+      <w:r>
+        <w:rPr>
+          <w:rStyle w:val="CommentReference"/>
+        </w:rPr>
+        <w:annotationRef/>
+      </w:r>
+      <w:r>
+        <w:rPr>
+          <w:rFonts w:hint="eastAsia"/>
+        </w:rPr>
+        <w:t>切片不完整；</w:t>
+      </w:r>
+    </w:p>
+    <w:p>
+      <w:pPr>
+        <w:pStyle w:val="CommentText"/>
+        <w:numPr>
+          <w:ilvl w:val="0"/>
+          <w:numId w:val="45"/>
+        </w:numPr>
+      </w:pPr>
+      <w:r>
+        <w:t>L</w:t>
+      </w:r>
+      <w:r>
+        <w:rPr>
+          <w:rFonts w:hint="eastAsia"/>
+        </w:rPr>
+        <w:t>obsize</w:t>
+      </w:r>
+      <w:r>
+        <w:rPr>
+          <w:rFonts w:hint="eastAsia"/>
+        </w:rPr>
+        <w:t>针对场景覆盖验证（空切片、覆盖写、顺序写场景覆盖一种）</w:t>
+      </w:r>
+    </w:p>
+  </w:comment>
+</w:comments>
 </file>
 
 <file path=word/endnotes.xml><?xml version="1.0" encoding="utf-8"?>
@@ -16343,6 +18645,95 @@
     </w:lvl>
   </w:abstractNum>
   <w:abstractNum w:abstractNumId="21">
+    <w:nsid w:val="41A91FD8"/>
+    <w:multiLevelType w:val="hybridMultilevel"/>
+    <w:tmpl w:val="90B4D24E"/>
+    <w:lvl w:ilvl="0" w:tplc="2E140948">
+      <w:start w:val="1"/>
+      <w:numFmt w:val="decimal"/>
+      <w:lvlText w:val="%1、"/>
+      <w:lvlJc w:val="left"/>
+      <w:pPr>
+        <w:ind w:left="360" w:hanging="360"/>
+      </w:pPr>
+      <w:rPr>
+        <w:rFonts w:hint="default"/>
+      </w:rPr>
+    </w:lvl>
+    <w:lvl w:ilvl="1" w:tplc="04090019" w:tentative="1">
+      <w:start w:val="1"/>
+      <w:numFmt w:val="lowerLetter"/>
+      <w:lvlText w:val="%2)"/>
+      <w:lvlJc w:val="left"/>
+      <w:pPr>
+        <w:ind w:left="840" w:hanging="420"/>
+      </w:pPr>
+    </w:lvl>
+    <w:lvl w:ilvl="2" w:tplc="0409001B" w:tentative="1">
+      <w:start w:val="1"/>
+      <w:numFmt w:val="lowerRoman"/>
+      <w:lvlText w:val="%3."/>
+      <w:lvlJc w:val="right"/>
+      <w:pPr>
+        <w:ind w:left="1260" w:hanging="420"/>
+      </w:pPr>
+    </w:lvl>
+    <w:lvl w:ilvl="3" w:tplc="0409000F" w:tentative="1">
+      <w:start w:val="1"/>
+      <w:numFmt w:val="decimal"/>
+      <w:lvlText w:val="%4."/>
+      <w:lvlJc w:val="left"/>
+      <w:pPr>
+        <w:ind w:left="1680" w:hanging="420"/>
+      </w:pPr>
+    </w:lvl>
+    <w:lvl w:ilvl="4" w:tplc="04090019" w:tentative="1">
+      <w:start w:val="1"/>
+      <w:numFmt w:val="lowerLetter"/>
+      <w:lvlText w:val="%5)"/>
+      <w:lvlJc w:val="left"/>
+      <w:pPr>
+        <w:ind w:left="2100" w:hanging="420"/>
+      </w:pPr>
+    </w:lvl>
+    <w:lvl w:ilvl="5" w:tplc="0409001B" w:tentative="1">
+      <w:start w:val="1"/>
+      <w:numFmt w:val="lowerRoman"/>
+      <w:lvlText w:val="%6."/>
+      <w:lvlJc w:val="right"/>
+      <w:pPr>
+        <w:ind w:left="2520" w:hanging="420"/>
+      </w:pPr>
+    </w:lvl>
+    <w:lvl w:ilvl="6" w:tplc="0409000F" w:tentative="1">
+      <w:start w:val="1"/>
+      <w:numFmt w:val="decimal"/>
+      <w:lvlText w:val="%7."/>
+      <w:lvlJc w:val="left"/>
+      <w:pPr>
+        <w:ind w:left="2940" w:hanging="420"/>
+      </w:pPr>
+    </w:lvl>
+    <w:lvl w:ilvl="7" w:tplc="04090019" w:tentative="1">
+      <w:start w:val="1"/>
+      <w:numFmt w:val="lowerLetter"/>
+      <w:lvlText w:val="%8)"/>
+      <w:lvlJc w:val="left"/>
+      <w:pPr>
+        <w:ind w:left="3360" w:hanging="420"/>
+      </w:pPr>
+    </w:lvl>
+    <w:lvl w:ilvl="8" w:tplc="0409001B" w:tentative="1">
+      <w:start w:val="1"/>
+      <w:numFmt w:val="lowerRoman"/>
+      <w:lvlText w:val="%9."/>
+      <w:lvlJc w:val="right"/>
+      <w:pPr>
+        <w:ind w:left="3780" w:hanging="420"/>
+      </w:pPr>
+    </w:lvl>
+  </w:abstractNum>
+  <w:abstractNum w:abstractNumId="22">
     <w:nsid w:val="42BC5628"/>
     <w:multiLevelType w:val="hybridMultilevel"/>
     <w:tmpl w:val="7E283902"/>
@@ -16431,7 +18822,7 @@
       </w:pPr>
     </w:lvl>
   </w:abstractNum>
-  <w:abstractNum w:abstractNumId="22">
+  <w:abstractNum w:abstractNumId="23">
     <w:nsid w:val="42FE570A"/>
     <w:multiLevelType w:val="multilevel"/>
     <w:tmpl w:val="11FEBED6"/>
@@ -16599,7 +18990,7 @@
       </w:rPr>
     </w:lvl>
   </w:abstractNum>
-  <w:abstractNum w:abstractNumId="23">
+  <w:abstractNum w:abstractNumId="24">
     <w:nsid w:val="43B257E5"/>
     <w:multiLevelType w:val="hybridMultilevel"/>
     <w:tmpl w:val="A61AE476"/>
@@ -16688,7 +19079,7 @@
       </w:pPr>
     </w:lvl>
   </w:abstractNum>
-  <w:abstractNum w:abstractNumId="24">
+  <w:abstractNum w:abstractNumId="25">
     <w:nsid w:val="4F4F3F7C"/>
     <w:multiLevelType w:val="hybridMultilevel"/>
     <w:tmpl w:val="A61AE476"/>
@@ -16777,7 +19168,96 @@
       </w:pPr>
     </w:lvl>
   </w:abstractNum>
-  <w:abstractNum w:abstractNumId="25">
+  <w:abstractNum w:abstractNumId="26">
+    <w:nsid w:val="4F610A55"/>
+    <w:multiLevelType w:val="hybridMultilevel"/>
+    <w:tmpl w:val="85988C66"/>
+    <w:lvl w:ilvl="0" w:tplc="92EA874A">
+      <w:start w:val="1"/>
+      <w:numFmt w:val="decimal"/>
+      <w:lvlText w:val="%1、"/>
+      <w:lvlJc w:val="left"/>
+      <w:pPr>
+        <w:ind w:left="360" w:hanging="360"/>
+      </w:pPr>
+      <w:rPr>
+        <w:rFonts w:hint="default"/>
+      </w:rPr>
+    </w:lvl>
+    <w:lvl w:ilvl="1" w:tplc="04090019" w:tentative="1">
+      <w:start w:val="1"/>
+      <w:numFmt w:val="lowerLetter"/>
+      <w:lvlText w:val="%2)"/>
+      <w:lvlJc w:val="left"/>
+      <w:pPr>
+        <w:ind w:left="840" w:hanging="420"/>
+      </w:pPr>
+    </w:lvl>
+    <w:lvl w:ilvl="2" w:tplc="0409001B" w:tentative="1">
+      <w:start w:val="1"/>
+      <w:numFmt w:val="lowerRoman"/>
+      <w:lvlText w:val="%3."/>
+      <w:lvlJc w:val="right"/>
+      <w:pPr>
+        <w:ind w:left="1260" w:hanging="420"/>
+      </w:pPr>
+    </w:lvl>
+    <w:lvl w:ilvl="3" w:tplc="0409000F" w:tentative="1">
+      <w:start w:val="1"/>
+      <w:numFmt w:val="decimal"/>
+      <w:lvlText w:val="%4."/>
+      <w:lvlJc w:val="left"/>
+      <w:pPr>
+        <w:ind w:left="1680" w:hanging="420"/>
+      </w:pPr>
+    </w:lvl>
+    <w:lvl w:ilvl="4" w:tplc="04090019" w:tentative="1">
+      <w:start w:val="1"/>
+      <w:numFmt w:val="lowerLetter"/>
+      <w:lvlText w:val="%5)"/>
+      <w:lvlJc w:val="left"/>
+      <w:pPr>
+        <w:ind w:left="2100" w:hanging="420"/>
+      </w:pPr>
+    </w:lvl>
+    <w:lvl w:ilvl="5" w:tplc="0409001B" w:tentative="1">
+      <w:start w:val="1"/>
+      <w:numFmt w:val="lowerRoman"/>
+      <w:lvlText w:val="%6."/>
+      <w:lvlJc w:val="right"/>
+      <w:pPr>
+        <w:ind w:left="2520" w:hanging="420"/>
+      </w:pPr>
+    </w:lvl>
+    <w:lvl w:ilvl="6" w:tplc="0409000F" w:tentative="1">
+      <w:start w:val="1"/>
+      <w:numFmt w:val="decimal"/>
+      <w:lvlText w:val="%7."/>
+      <w:lvlJc w:val="left"/>
+      <w:pPr>
+        <w:ind w:left="2940" w:hanging="420"/>
+      </w:pPr>
+    </w:lvl>
+    <w:lvl w:ilvl="7" w:tplc="04090019" w:tentative="1">
+      <w:start w:val="1"/>
+      <w:numFmt w:val="lowerLetter"/>
+      <w:lvlText w:val="%8)"/>
+      <w:lvlJc w:val="left"/>
+      <w:pPr>
+        <w:ind w:left="3360" w:hanging="420"/>
+      </w:pPr>
+    </w:lvl>
+    <w:lvl w:ilvl="8" w:tplc="0409001B" w:tentative="1">
+      <w:start w:val="1"/>
+      <w:numFmt w:val="lowerRoman"/>
+      <w:lvlText w:val="%9."/>
+      <w:lvlJc w:val="right"/>
+      <w:pPr>
+        <w:ind w:left="3780" w:hanging="420"/>
+      </w:pPr>
+    </w:lvl>
+  </w:abstractNum>
+  <w:abstractNum w:abstractNumId="27">
     <w:nsid w:val="4F6229E9"/>
     <w:multiLevelType w:val="hybridMultilevel"/>
     <w:tmpl w:val="324876AE"/>
@@ -16866,7 +19346,7 @@
       </w:pPr>
     </w:lvl>
   </w:abstractNum>
-  <w:abstractNum w:abstractNumId="26">
+  <w:abstractNum w:abstractNumId="28">
     <w:nsid w:val="51B70ECB"/>
     <w:multiLevelType w:val="hybridMultilevel"/>
     <w:tmpl w:val="2FCE36D4"/>
@@ -16955,7 +19435,7 @@
       </w:pPr>
     </w:lvl>
   </w:abstractNum>
-  <w:abstractNum w:abstractNumId="27">
+  <w:abstractNum w:abstractNumId="29">
     <w:nsid w:val="526124E7"/>
     <w:multiLevelType w:val="hybridMultilevel"/>
     <w:tmpl w:val="C8108206"/>
@@ -17044,7 +19524,7 @@
       </w:pPr>
     </w:lvl>
   </w:abstractNum>
-  <w:abstractNum w:abstractNumId="28">
+  <w:abstractNum w:abstractNumId="30">
     <w:nsid w:val="527C1917"/>
     <w:multiLevelType w:val="hybridMultilevel"/>
     <w:tmpl w:val="B978E728"/>
@@ -17133,7 +19613,7 @@
       </w:pPr>
     </w:lvl>
   </w:abstractNum>
-  <w:abstractNum w:abstractNumId="29">
+  <w:abstractNum w:abstractNumId="31">
     <w:nsid w:val="530D6308"/>
     <w:multiLevelType w:val="hybridMultilevel"/>
     <w:tmpl w:val="C39E24E8"/>
@@ -17222,7 +19702,7 @@
       </w:pPr>
     </w:lvl>
   </w:abstractNum>
-  <w:abstractNum w:abstractNumId="30">
+  <w:abstractNum w:abstractNumId="32">
     <w:nsid w:val="53ED012E"/>
     <w:multiLevelType w:val="hybridMultilevel"/>
     <w:tmpl w:val="610A20E0"/>
@@ -17311,7 +19791,7 @@
       </w:pPr>
     </w:lvl>
   </w:abstractNum>
-  <w:abstractNum w:abstractNumId="31">
+  <w:abstractNum w:abstractNumId="33">
     <w:nsid w:val="5FBE39F7"/>
     <w:multiLevelType w:val="hybridMultilevel"/>
     <w:tmpl w:val="2F4A9A0C"/>
@@ -17400,7 +19880,7 @@
       </w:pPr>
     </w:lvl>
   </w:abstractNum>
-  <w:abstractNum w:abstractNumId="32">
+  <w:abstractNum w:abstractNumId="34">
     <w:nsid w:val="63161B58"/>
     <w:multiLevelType w:val="hybridMultilevel"/>
     <w:tmpl w:val="F63CE9B2"/>
@@ -17489,7 +19969,7 @@
       </w:pPr>
     </w:lvl>
   </w:abstractNum>
-  <w:abstractNum w:abstractNumId="33">
+  <w:abstractNum w:abstractNumId="35">
     <w:nsid w:val="63546429"/>
     <w:multiLevelType w:val="multilevel"/>
     <w:tmpl w:val="FE4653A2"/>
@@ -17632,7 +20112,7 @@
       </w:rPr>
     </w:lvl>
   </w:abstractNum>
-  <w:abstractNum w:abstractNumId="34">
+  <w:abstractNum w:abstractNumId="36">
     <w:nsid w:val="66C9069A"/>
     <w:multiLevelType w:val="hybridMultilevel"/>
     <w:tmpl w:val="5BFA1FE8"/>
@@ -17721,7 +20201,7 @@
       </w:pPr>
     </w:lvl>
   </w:abstractNum>
-  <w:abstractNum w:abstractNumId="35">
+  <w:abstractNum w:abstractNumId="37">
     <w:nsid w:val="67085D3B"/>
     <w:multiLevelType w:val="hybridMultilevel"/>
     <w:tmpl w:val="2F4A9A0C"/>
@@ -17810,7 +20290,7 @@
       </w:pPr>
     </w:lvl>
   </w:abstractNum>
-  <w:abstractNum w:abstractNumId="36">
+  <w:abstractNum w:abstractNumId="38">
     <w:nsid w:val="67DF29AE"/>
     <w:multiLevelType w:val="hybridMultilevel"/>
     <w:tmpl w:val="78ACBFD4"/>
@@ -17899,7 +20379,7 @@
       </w:pPr>
     </w:lvl>
   </w:abstractNum>
-  <w:abstractNum w:abstractNumId="37">
+  <w:abstractNum w:abstractNumId="39">
     <w:nsid w:val="6B196DA4"/>
     <w:multiLevelType w:val="hybridMultilevel"/>
     <w:tmpl w:val="92BCC736"/>
@@ -17988,7 +20468,7 @@
       </w:pPr>
     </w:lvl>
   </w:abstractNum>
-  <w:abstractNum w:abstractNumId="38">
+  <w:abstractNum w:abstractNumId="40">
     <w:nsid w:val="703D2BA8"/>
     <w:multiLevelType w:val="hybridMultilevel"/>
     <w:tmpl w:val="91085264"/>
@@ -18077,7 +20557,7 @@
       </w:pPr>
     </w:lvl>
   </w:abstractNum>
-  <w:abstractNum w:abstractNumId="39">
+  <w:abstractNum w:abstractNumId="41">
     <w:nsid w:val="735B3906"/>
     <w:multiLevelType w:val="hybridMultilevel"/>
     <w:tmpl w:val="D4A6A3D8"/>
@@ -18166,7 +20646,7 @@
       </w:pPr>
     </w:lvl>
   </w:abstractNum>
-  <w:abstractNum w:abstractNumId="40">
+  <w:abstractNum w:abstractNumId="42">
     <w:nsid w:val="739F71BB"/>
     <w:multiLevelType w:val="hybridMultilevel"/>
     <w:tmpl w:val="CC72C0F6"/>
@@ -18255,7 +20735,7 @@
       </w:pPr>
     </w:lvl>
   </w:abstractNum>
-  <w:abstractNum w:abstractNumId="41">
+  <w:abstractNum w:abstractNumId="43">
     <w:nsid w:val="767D5F9D"/>
     <w:multiLevelType w:val="hybridMultilevel"/>
     <w:tmpl w:val="23EC83F2"/>
@@ -18344,7 +20824,7 @@
       </w:pPr>
     </w:lvl>
   </w:abstractNum>
-  <w:abstractNum w:abstractNumId="42">
+  <w:abstractNum w:abstractNumId="44">
     <w:nsid w:val="7CFB7828"/>
     <w:multiLevelType w:val="hybridMultilevel"/>
     <w:tmpl w:val="95E4C836"/>
@@ -18433,7 +20913,7 @@
       </w:pPr>
     </w:lvl>
   </w:abstractNum>
-  <w:abstractNum w:abstractNumId="43">
+  <w:abstractNum w:abstractNumId="45">
     <w:nsid w:val="7DFA299D"/>
     <w:multiLevelType w:val="hybridMultilevel"/>
     <w:tmpl w:val="AC967238"/>
@@ -18523,10 +21003,10 @@
     </w:lvl>
   </w:abstractNum>
   <w:num w:numId="1">
-    <w:abstractNumId w:val="33"/>
+    <w:abstractNumId w:val="35"/>
   </w:num>
   <w:num w:numId="2">
-    <w:abstractNumId w:val="22"/>
+    <w:abstractNumId w:val="23"/>
     <w:lvlOverride w:ilvl="0">
       <w:startOverride w:val="1"/>
     </w:lvlOverride>
@@ -18559,19 +21039,19 @@
     <w:abstractNumId w:val="12"/>
   </w:num>
   <w:num w:numId="4">
+    <w:abstractNumId w:val="25"/>
+  </w:num>
+  <w:num w:numId="5">
     <w:abstractNumId w:val="24"/>
   </w:num>
-  <w:num w:numId="5">
-    <w:abstractNumId w:val="23"/>
-  </w:num>
   <w:num w:numId="6">
-    <w:abstractNumId w:val="34"/>
+    <w:abstractNumId w:val="36"/>
   </w:num>
   <w:num w:numId="7">
-    <w:abstractNumId w:val="26"/>
+    <w:abstractNumId w:val="28"/>
   </w:num>
   <w:num w:numId="8">
-    <w:abstractNumId w:val="31"/>
+    <w:abstractNumId w:val="33"/>
   </w:num>
   <w:num w:numId="9">
     <w:abstractNumId w:val="0"/>
@@ -18580,43 +21060,43 @@
     <w:abstractNumId w:val="8"/>
   </w:num>
   <w:num w:numId="11">
-    <w:abstractNumId w:val="35"/>
+    <w:abstractNumId w:val="37"/>
   </w:num>
   <w:num w:numId="12">
     <w:abstractNumId w:val="10"/>
   </w:num>
   <w:num w:numId="13">
-    <w:abstractNumId w:val="40"/>
+    <w:abstractNumId w:val="42"/>
   </w:num>
   <w:num w:numId="14">
-    <w:abstractNumId w:val="36"/>
+    <w:abstractNumId w:val="38"/>
   </w:num>
   <w:num w:numId="15">
-    <w:abstractNumId w:val="27"/>
+    <w:abstractNumId w:val="29"/>
   </w:num>
   <w:num w:numId="16">
-    <w:abstractNumId w:val="25"/>
+    <w:abstractNumId w:val="27"/>
   </w:num>
   <w:num w:numId="17">
     <w:abstractNumId w:val="11"/>
   </w:num>
   <w:num w:numId="18">
-    <w:abstractNumId w:val="29"/>
+    <w:abstractNumId w:val="31"/>
   </w:num>
   <w:num w:numId="19">
     <w:abstractNumId w:val="20"/>
   </w:num>
   <w:num w:numId="20">
-    <w:abstractNumId w:val="28"/>
+    <w:abstractNumId w:val="30"/>
   </w:num>
   <w:num w:numId="21">
-    <w:abstractNumId w:val="41"/>
+    <w:abstractNumId w:val="43"/>
   </w:num>
   <w:num w:numId="22">
     <w:abstractNumId w:val="3"/>
   </w:num>
   <w:num w:numId="23">
-    <w:abstractNumId w:val="30"/>
+    <w:abstractNumId w:val="32"/>
   </w:num>
   <w:num w:numId="24">
     <w:abstractNumId w:val="14"/>
@@ -18625,16 +21105,16 @@
     <w:abstractNumId w:val="16"/>
   </w:num>
   <w:num w:numId="26">
-    <w:abstractNumId w:val="37"/>
+    <w:abstractNumId w:val="39"/>
   </w:num>
   <w:num w:numId="27">
-    <w:abstractNumId w:val="32"/>
+    <w:abstractNumId w:val="34"/>
   </w:num>
   <w:num w:numId="28">
-    <w:abstractNumId w:val="43"/>
+    <w:abstractNumId w:val="45"/>
   </w:num>
   <w:num w:numId="29">
-    <w:abstractNumId w:val="42"/>
+    <w:abstractNumId w:val="44"/>
   </w:num>
   <w:num w:numId="30">
     <w:abstractNumId w:val="4"/>
@@ -18643,10 +21123,10 @@
     <w:abstractNumId w:val="1"/>
   </w:num>
   <w:num w:numId="32">
-    <w:abstractNumId w:val="39"/>
+    <w:abstractNumId w:val="41"/>
   </w:num>
   <w:num w:numId="33">
-    <w:abstractNumId w:val="38"/>
+    <w:abstractNumId w:val="40"/>
   </w:num>
   <w:num w:numId="34">
     <w:abstractNumId w:val="17"/>
@@ -18679,7 +21159,13 @@
     <w:abstractNumId w:val="9"/>
   </w:num>
   <w:num w:numId="44">
+    <w:abstractNumId w:val="22"/>
+  </w:num>
+  <w:num w:numId="45">
     <w:abstractNumId w:val="21"/>
+  </w:num>
+  <w:num w:numId="46">
+    <w:abstractNumId w:val="26"/>
   </w:num>
   <w:numIdMacAtCleanup w:val="14"/>
 </w:numbering>
